--- a/DZ1/KUDTrack_PrijedlogProjekta.docx
+++ b/DZ1/KUDTrack_PrijedlogProjekta.docx
@@ -2236,7 +2236,7 @@
       </w:pPr>
       <w:r>
         <w:rPr/>
-        <w:t>Sustav ne obuhvaća: financijsko upravljanje, javni pristup za obične članove, niti integraciju s katastarskim ili sličnim vanjskim registrima.</w:t>
+        <w:t>Sustav ne obuhvaća: financijsko upravljanje, javni pristup za obične članove, niti integraciju s evidencijom članstva, kalendarom nastupa ili drugim vanjskim sustavima.</w:t>
       </w:r>
     </w:p>
     <w:p>
@@ -2282,7 +2282,7 @@
         <w:pStyle w:val="Normal"/>
         <w:numPr>
           <w:ilvl w:val="0"/>
-          <w:numId w:val="3"/>
+          <w:numId w:val="1"/>
         </w:numPr>
         <w:tabs>
           <w:tab w:val="clear" w:pos="720"/>
@@ -2301,7 +2301,7 @@
         <w:pStyle w:val="Normal"/>
         <w:numPr>
           <w:ilvl w:val="0"/>
-          <w:numId w:val="3"/>
+          <w:numId w:val="1"/>
         </w:numPr>
         <w:tabs>
           <w:tab w:val="clear" w:pos="720"/>
@@ -2320,7 +2320,7 @@
         <w:pStyle w:val="Normal"/>
         <w:numPr>
           <w:ilvl w:val="0"/>
-          <w:numId w:val="3"/>
+          <w:numId w:val="1"/>
         </w:numPr>
         <w:tabs>
           <w:tab w:val="clear" w:pos="720"/>
@@ -2339,7 +2339,7 @@
         <w:pStyle w:val="Normal"/>
         <w:numPr>
           <w:ilvl w:val="0"/>
-          <w:numId w:val="3"/>
+          <w:numId w:val="1"/>
         </w:numPr>
         <w:tabs>
           <w:tab w:val="clear" w:pos="720"/>
@@ -2413,7 +2413,7 @@
         <w:pStyle w:val="Normal"/>
         <w:numPr>
           <w:ilvl w:val="0"/>
-          <w:numId w:val="4"/>
+          <w:numId w:val="2"/>
         </w:numPr>
         <w:tabs>
           <w:tab w:val="clear" w:pos="720"/>
@@ -2432,7 +2432,7 @@
         <w:pStyle w:val="Normal"/>
         <w:numPr>
           <w:ilvl w:val="0"/>
-          <w:numId w:val="4"/>
+          <w:numId w:val="2"/>
         </w:numPr>
         <w:tabs>
           <w:tab w:val="clear" w:pos="720"/>
@@ -2451,7 +2451,7 @@
         <w:pStyle w:val="Normal"/>
         <w:numPr>
           <w:ilvl w:val="0"/>
-          <w:numId w:val="4"/>
+          <w:numId w:val="2"/>
         </w:numPr>
         <w:tabs>
           <w:tab w:val="clear" w:pos="720"/>
@@ -2470,7 +2470,7 @@
         <w:pStyle w:val="Normal"/>
         <w:numPr>
           <w:ilvl w:val="0"/>
-          <w:numId w:val="4"/>
+          <w:numId w:val="2"/>
         </w:numPr>
         <w:tabs>
           <w:tab w:val="clear" w:pos="720"/>
@@ -2686,7 +2686,9 @@
                               <w:rPr/>
                             </w:pPr>
                             <w:r>
-                              <w:rPr/>
+                              <w:rPr>
+                                <w:color w:val="000000"/>
+                              </w:rPr>
                               <w:drawing>
                                 <wp:inline distT="0" distB="0" distL="0" distR="0">
                                   <wp:extent cx="5502910" cy="866140"/>
@@ -2727,31 +2729,45 @@
                               </w:drawing>
                             </w:r>
                             <w:r>
-                              <w:rPr/>
+                              <w:rPr>
+                                <w:color w:val="000000"/>
+                              </w:rPr>
                               <w:t xml:space="preserve">Slika </w:t>
                             </w:r>
                             <w:r>
-                              <w:rPr/>
+                              <w:rPr>
+                                <w:color w:val="000000"/>
+                              </w:rPr>
                               <w:fldChar w:fldCharType="begin"/>
                             </w:r>
                             <w:r>
-                              <w:rPr/>
+                              <w:rPr>
+                                <w:color w:val="000000"/>
+                              </w:rPr>
                               <w:instrText xml:space="preserve"> SEQ Slika \* ARABIC </w:instrText>
                             </w:r>
                             <w:r>
-                              <w:rPr/>
+                              <w:rPr>
+                                <w:color w:val="000000"/>
+                              </w:rPr>
                               <w:fldChar w:fldCharType="separate"/>
                             </w:r>
                             <w:r>
-                              <w:rPr/>
+                              <w:rPr>
+                                <w:color w:val="000000"/>
+                              </w:rPr>
                               <w:t>1</w:t>
                             </w:r>
                             <w:r>
-                              <w:rPr/>
+                              <w:rPr>
+                                <w:color w:val="000000"/>
+                              </w:rPr>
                               <w:fldChar w:fldCharType="end"/>
                             </w:r>
                             <w:r>
-                              <w:rPr/>
+                              <w:rPr>
+                                <w:color w:val="000000"/>
+                              </w:rPr>
                               <w:t>: Gantogram projekta (sažetak po fazama)</w:t>
                             </w:r>
                           </w:p>
@@ -2780,7 +2796,9 @@
                         <w:rPr/>
                       </w:pPr>
                       <w:r>
-                        <w:rPr/>
+                        <w:rPr>
+                          <w:color w:val="000000"/>
+                        </w:rPr>
                         <w:drawing>
                           <wp:inline distT="0" distB="0" distL="0" distR="0">
                             <wp:extent cx="5502910" cy="866140"/>
@@ -2821,31 +2839,45 @@
                         </w:drawing>
                       </w:r>
                       <w:r>
-                        <w:rPr/>
+                        <w:rPr>
+                          <w:color w:val="000000"/>
+                        </w:rPr>
                         <w:t xml:space="preserve">Slika </w:t>
                       </w:r>
                       <w:r>
-                        <w:rPr/>
+                        <w:rPr>
+                          <w:color w:val="000000"/>
+                        </w:rPr>
                         <w:fldChar w:fldCharType="begin"/>
                       </w:r>
                       <w:r>
-                        <w:rPr/>
+                        <w:rPr>
+                          <w:color w:val="000000"/>
+                        </w:rPr>
                         <w:instrText xml:space="preserve"> SEQ Slika \* ARABIC </w:instrText>
                       </w:r>
                       <w:r>
-                        <w:rPr/>
+                        <w:rPr>
+                          <w:color w:val="000000"/>
+                        </w:rPr>
                         <w:fldChar w:fldCharType="separate"/>
                       </w:r>
                       <w:r>
-                        <w:rPr/>
+                        <w:rPr>
+                          <w:color w:val="000000"/>
+                        </w:rPr>
                         <w:t>1</w:t>
                       </w:r>
                       <w:r>
-                        <w:rPr/>
+                        <w:rPr>
+                          <w:color w:val="000000"/>
+                        </w:rPr>
                         <w:fldChar w:fldCharType="end"/>
                       </w:r>
                       <w:r>
-                        <w:rPr/>
+                        <w:rPr>
+                          <w:color w:val="000000"/>
+                        </w:rPr>
                         <w:t>: Gantogram projekta (sažetak po fazama)</w:t>
                       </w:r>
                     </w:p>
@@ -2919,7 +2951,9 @@
                               <w:rPr/>
                             </w:pPr>
                             <w:r>
-                              <w:rPr/>
+                              <w:rPr>
+                                <w:color w:val="000000"/>
+                              </w:rPr>
                               <w:drawing>
                                 <wp:inline distT="0" distB="0" distL="0" distR="0">
                                   <wp:extent cx="5502910" cy="3074670"/>
@@ -2960,31 +2994,45 @@
                               </w:drawing>
                             </w:r>
                             <w:r>
-                              <w:rPr/>
+                              <w:rPr>
+                                <w:color w:val="000000"/>
+                              </w:rPr>
                               <w:t xml:space="preserve">Slika </w:t>
                             </w:r>
                             <w:r>
-                              <w:rPr/>
+                              <w:rPr>
+                                <w:color w:val="000000"/>
+                              </w:rPr>
                               <w:fldChar w:fldCharType="begin"/>
                             </w:r>
                             <w:r>
-                              <w:rPr/>
+                              <w:rPr>
+                                <w:color w:val="000000"/>
+                              </w:rPr>
                               <w:instrText xml:space="preserve"> SEQ Slika \* ARABIC </w:instrText>
                             </w:r>
                             <w:r>
-                              <w:rPr/>
+                              <w:rPr>
+                                <w:color w:val="000000"/>
+                              </w:rPr>
                               <w:fldChar w:fldCharType="separate"/>
                             </w:r>
                             <w:r>
-                              <w:rPr/>
+                              <w:rPr>
+                                <w:color w:val="000000"/>
+                              </w:rPr>
                               <w:t>2</w:t>
                             </w:r>
                             <w:r>
-                              <w:rPr/>
+                              <w:rPr>
+                                <w:color w:val="000000"/>
+                              </w:rPr>
                               <w:fldChar w:fldCharType="end"/>
                             </w:r>
                             <w:r>
-                              <w:rPr/>
+                              <w:rPr>
+                                <w:color w:val="000000"/>
+                              </w:rPr>
                               <w:t>: Gantogram - detaljni koraci (WBS razina 2)</w:t>
                             </w:r>
                           </w:p>
@@ -3013,7 +3061,9 @@
                         <w:rPr/>
                       </w:pPr>
                       <w:r>
-                        <w:rPr/>
+                        <w:rPr>
+                          <w:color w:val="000000"/>
+                        </w:rPr>
                         <w:drawing>
                           <wp:inline distT="0" distB="0" distL="0" distR="0">
                             <wp:extent cx="5502910" cy="3074670"/>
@@ -3054,31 +3104,45 @@
                         </w:drawing>
                       </w:r>
                       <w:r>
-                        <w:rPr/>
+                        <w:rPr>
+                          <w:color w:val="000000"/>
+                        </w:rPr>
                         <w:t xml:space="preserve">Slika </w:t>
                       </w:r>
                       <w:r>
-                        <w:rPr/>
+                        <w:rPr>
+                          <w:color w:val="000000"/>
+                        </w:rPr>
                         <w:fldChar w:fldCharType="begin"/>
                       </w:r>
                       <w:r>
-                        <w:rPr/>
+                        <w:rPr>
+                          <w:color w:val="000000"/>
+                        </w:rPr>
                         <w:instrText xml:space="preserve"> SEQ Slika \* ARABIC </w:instrText>
                       </w:r>
                       <w:r>
-                        <w:rPr/>
+                        <w:rPr>
+                          <w:color w:val="000000"/>
+                        </w:rPr>
                         <w:fldChar w:fldCharType="separate"/>
                       </w:r>
                       <w:r>
-                        <w:rPr/>
+                        <w:rPr>
+                          <w:color w:val="000000"/>
+                        </w:rPr>
                         <w:t>2</w:t>
                       </w:r>
                       <w:r>
-                        <w:rPr/>
+                        <w:rPr>
+                          <w:color w:val="000000"/>
+                        </w:rPr>
                         <w:fldChar w:fldCharType="end"/>
                       </w:r>
                       <w:r>
-                        <w:rPr/>
+                        <w:rPr>
+                          <w:color w:val="000000"/>
+                        </w:rPr>
                         <w:t>: Gantogram - detaljni koraci (WBS razina 2)</w:t>
                       </w:r>
                     </w:p>
@@ -3105,8 +3169,8 @@
         </w:tblCellMar>
       </w:tblPr>
       <w:tblGrid>
-        <w:gridCol w:w="750"/>
-        <w:gridCol w:w="2138"/>
+        <w:gridCol w:w="749"/>
+        <w:gridCol w:w="2139"/>
         <w:gridCol w:w="1444"/>
         <w:gridCol w:w="1445"/>
         <w:gridCol w:w="1444"/>
@@ -3118,7 +3182,7 @@
         </w:trPr>
         <w:tc>
           <w:tcPr>
-            <w:tcW w:w="750" w:type="dxa"/>
+            <w:tcW w:w="749" w:type="dxa"/>
             <w:tcBorders>
               <w:top w:val="single" w:sz="4" w:space="0" w:color="000000"/>
               <w:start w:val="single" w:sz="4" w:space="0" w:color="000000"/>
@@ -3139,7 +3203,7 @@
         </w:tc>
         <w:tc>
           <w:tcPr>
-            <w:tcW w:w="2138" w:type="dxa"/>
+            <w:tcW w:w="2139" w:type="dxa"/>
             <w:tcBorders>
               <w:top w:val="single" w:sz="4" w:space="0" w:color="000000"/>
               <w:start w:val="single" w:sz="4" w:space="0" w:color="000000"/>
@@ -3248,7 +3312,7 @@
         <w:trPr/>
         <w:tc>
           <w:tcPr>
-            <w:tcW w:w="750" w:type="dxa"/>
+            <w:tcW w:w="749" w:type="dxa"/>
             <w:tcBorders>
               <w:start w:val="single" w:sz="4" w:space="0" w:color="000000"/>
               <w:bottom w:val="single" w:sz="4" w:space="0" w:color="000000"/>
@@ -3268,7 +3332,7 @@
         </w:tc>
         <w:tc>
           <w:tcPr>
-            <w:tcW w:w="2138" w:type="dxa"/>
+            <w:tcW w:w="2139" w:type="dxa"/>
             <w:tcBorders>
               <w:start w:val="single" w:sz="4" w:space="0" w:color="000000"/>
               <w:bottom w:val="single" w:sz="4" w:space="0" w:color="000000"/>
@@ -3372,7 +3436,7 @@
         <w:trPr/>
         <w:tc>
           <w:tcPr>
-            <w:tcW w:w="750" w:type="dxa"/>
+            <w:tcW w:w="749" w:type="dxa"/>
             <w:tcBorders>
               <w:start w:val="single" w:sz="4" w:space="0" w:color="000000"/>
               <w:bottom w:val="single" w:sz="4" w:space="0" w:color="000000"/>
@@ -3392,7 +3456,7 @@
         </w:tc>
         <w:tc>
           <w:tcPr>
-            <w:tcW w:w="2138" w:type="dxa"/>
+            <w:tcW w:w="2139" w:type="dxa"/>
             <w:tcBorders>
               <w:start w:val="single" w:sz="4" w:space="0" w:color="000000"/>
               <w:bottom w:val="single" w:sz="4" w:space="0" w:color="000000"/>
@@ -3496,7 +3560,7 @@
         <w:trPr/>
         <w:tc>
           <w:tcPr>
-            <w:tcW w:w="750" w:type="dxa"/>
+            <w:tcW w:w="749" w:type="dxa"/>
             <w:tcBorders>
               <w:start w:val="single" w:sz="4" w:space="0" w:color="000000"/>
               <w:bottom w:val="single" w:sz="4" w:space="0" w:color="000000"/>
@@ -3516,7 +3580,7 @@
         </w:tc>
         <w:tc>
           <w:tcPr>
-            <w:tcW w:w="2138" w:type="dxa"/>
+            <w:tcW w:w="2139" w:type="dxa"/>
             <w:tcBorders>
               <w:start w:val="single" w:sz="4" w:space="0" w:color="000000"/>
               <w:bottom w:val="single" w:sz="4" w:space="0" w:color="000000"/>
@@ -3620,7 +3684,7 @@
         <w:trPr/>
         <w:tc>
           <w:tcPr>
-            <w:tcW w:w="750" w:type="dxa"/>
+            <w:tcW w:w="749" w:type="dxa"/>
             <w:tcBorders>
               <w:start w:val="single" w:sz="4" w:space="0" w:color="000000"/>
               <w:bottom w:val="single" w:sz="4" w:space="0" w:color="000000"/>
@@ -3640,7 +3704,7 @@
         </w:tc>
         <w:tc>
           <w:tcPr>
-            <w:tcW w:w="2138" w:type="dxa"/>
+            <w:tcW w:w="2139" w:type="dxa"/>
             <w:tcBorders>
               <w:start w:val="single" w:sz="4" w:space="0" w:color="000000"/>
               <w:bottom w:val="single" w:sz="4" w:space="0" w:color="000000"/>
@@ -3744,7 +3808,7 @@
         <w:trPr/>
         <w:tc>
           <w:tcPr>
-            <w:tcW w:w="750" w:type="dxa"/>
+            <w:tcW w:w="749" w:type="dxa"/>
             <w:tcBorders>
               <w:start w:val="single" w:sz="4" w:space="0" w:color="000000"/>
               <w:bottom w:val="single" w:sz="4" w:space="0" w:color="000000"/>
@@ -3764,7 +3828,7 @@
         </w:tc>
         <w:tc>
           <w:tcPr>
-            <w:tcW w:w="2138" w:type="dxa"/>
+            <w:tcW w:w="2139" w:type="dxa"/>
             <w:tcBorders>
               <w:start w:val="single" w:sz="4" w:space="0" w:color="000000"/>
               <w:bottom w:val="single" w:sz="4" w:space="0" w:color="000000"/>
@@ -3868,7 +3932,7 @@
         <w:trPr/>
         <w:tc>
           <w:tcPr>
-            <w:tcW w:w="750" w:type="dxa"/>
+            <w:tcW w:w="749" w:type="dxa"/>
             <w:tcBorders>
               <w:start w:val="single" w:sz="4" w:space="0" w:color="000000"/>
               <w:bottom w:val="single" w:sz="4" w:space="0" w:color="000000"/>
@@ -3888,7 +3952,7 @@
         </w:tc>
         <w:tc>
           <w:tcPr>
-            <w:tcW w:w="2138" w:type="dxa"/>
+            <w:tcW w:w="2139" w:type="dxa"/>
             <w:tcBorders>
               <w:start w:val="single" w:sz="4" w:space="0" w:color="000000"/>
               <w:bottom w:val="single" w:sz="4" w:space="0" w:color="000000"/>
@@ -3992,7 +4056,7 @@
         <w:trPr/>
         <w:tc>
           <w:tcPr>
-            <w:tcW w:w="750" w:type="dxa"/>
+            <w:tcW w:w="749" w:type="dxa"/>
             <w:tcBorders>
               <w:start w:val="single" w:sz="4" w:space="0" w:color="000000"/>
               <w:bottom w:val="single" w:sz="4" w:space="0" w:color="000000"/>
@@ -4012,7 +4076,7 @@
         </w:tc>
         <w:tc>
           <w:tcPr>
-            <w:tcW w:w="2138" w:type="dxa"/>
+            <w:tcW w:w="2139" w:type="dxa"/>
             <w:tcBorders>
               <w:start w:val="single" w:sz="4" w:space="0" w:color="000000"/>
               <w:bottom w:val="single" w:sz="4" w:space="0" w:color="000000"/>
@@ -4116,7 +4180,7 @@
         <w:trPr/>
         <w:tc>
           <w:tcPr>
-            <w:tcW w:w="750" w:type="dxa"/>
+            <w:tcW w:w="749" w:type="dxa"/>
             <w:tcBorders>
               <w:start w:val="single" w:sz="4" w:space="0" w:color="000000"/>
               <w:bottom w:val="single" w:sz="4" w:space="0" w:color="000000"/>
@@ -4136,7 +4200,7 @@
         </w:tc>
         <w:tc>
           <w:tcPr>
-            <w:tcW w:w="2138" w:type="dxa"/>
+            <w:tcW w:w="2139" w:type="dxa"/>
             <w:tcBorders>
               <w:start w:val="single" w:sz="4" w:space="0" w:color="000000"/>
               <w:bottom w:val="single" w:sz="4" w:space="0" w:color="000000"/>
@@ -4240,7 +4304,7 @@
         <w:trPr/>
         <w:tc>
           <w:tcPr>
-            <w:tcW w:w="750" w:type="dxa"/>
+            <w:tcW w:w="749" w:type="dxa"/>
             <w:tcBorders>
               <w:start w:val="single" w:sz="4" w:space="0" w:color="000000"/>
               <w:bottom w:val="single" w:sz="4" w:space="0" w:color="000000"/>
@@ -4260,7 +4324,7 @@
         </w:tc>
         <w:tc>
           <w:tcPr>
-            <w:tcW w:w="2138" w:type="dxa"/>
+            <w:tcW w:w="2139" w:type="dxa"/>
             <w:tcBorders>
               <w:start w:val="single" w:sz="4" w:space="0" w:color="000000"/>
               <w:bottom w:val="single" w:sz="4" w:space="0" w:color="000000"/>
@@ -4364,7 +4428,7 @@
         <w:trPr/>
         <w:tc>
           <w:tcPr>
-            <w:tcW w:w="750" w:type="dxa"/>
+            <w:tcW w:w="749" w:type="dxa"/>
             <w:tcBorders>
               <w:start w:val="single" w:sz="4" w:space="0" w:color="000000"/>
               <w:bottom w:val="single" w:sz="4" w:space="0" w:color="000000"/>
@@ -4384,7 +4448,7 @@
         </w:tc>
         <w:tc>
           <w:tcPr>
-            <w:tcW w:w="2138" w:type="dxa"/>
+            <w:tcW w:w="2139" w:type="dxa"/>
             <w:tcBorders>
               <w:start w:val="single" w:sz="4" w:space="0" w:color="000000"/>
               <w:bottom w:val="single" w:sz="4" w:space="0" w:color="000000"/>
@@ -4488,7 +4552,7 @@
         <w:trPr/>
         <w:tc>
           <w:tcPr>
-            <w:tcW w:w="750" w:type="dxa"/>
+            <w:tcW w:w="749" w:type="dxa"/>
             <w:tcBorders>
               <w:start w:val="single" w:sz="4" w:space="0" w:color="000000"/>
               <w:bottom w:val="single" w:sz="4" w:space="0" w:color="000000"/>
@@ -4508,7 +4572,7 @@
         </w:tc>
         <w:tc>
           <w:tcPr>
-            <w:tcW w:w="2138" w:type="dxa"/>
+            <w:tcW w:w="2139" w:type="dxa"/>
             <w:tcBorders>
               <w:start w:val="single" w:sz="4" w:space="0" w:color="000000"/>
               <w:bottom w:val="single" w:sz="4" w:space="0" w:color="000000"/>
@@ -4612,7 +4676,7 @@
         <w:trPr/>
         <w:tc>
           <w:tcPr>
-            <w:tcW w:w="750" w:type="dxa"/>
+            <w:tcW w:w="749" w:type="dxa"/>
             <w:tcBorders>
               <w:start w:val="single" w:sz="4" w:space="0" w:color="000000"/>
               <w:bottom w:val="single" w:sz="4" w:space="0" w:color="000000"/>
@@ -4632,7 +4696,7 @@
         </w:tc>
         <w:tc>
           <w:tcPr>
-            <w:tcW w:w="2138" w:type="dxa"/>
+            <w:tcW w:w="2139" w:type="dxa"/>
             <w:tcBorders>
               <w:start w:val="single" w:sz="4" w:space="0" w:color="000000"/>
               <w:bottom w:val="single" w:sz="4" w:space="0" w:color="000000"/>
@@ -4736,7 +4800,7 @@
         <w:trPr/>
         <w:tc>
           <w:tcPr>
-            <w:tcW w:w="750" w:type="dxa"/>
+            <w:tcW w:w="749" w:type="dxa"/>
             <w:tcBorders>
               <w:start w:val="single" w:sz="4" w:space="0" w:color="000000"/>
               <w:bottom w:val="single" w:sz="4" w:space="0" w:color="000000"/>
@@ -4756,7 +4820,7 @@
         </w:tc>
         <w:tc>
           <w:tcPr>
-            <w:tcW w:w="2138" w:type="dxa"/>
+            <w:tcW w:w="2139" w:type="dxa"/>
             <w:tcBorders>
               <w:start w:val="single" w:sz="4" w:space="0" w:color="000000"/>
               <w:bottom w:val="single" w:sz="4" w:space="0" w:color="000000"/>
@@ -4860,7 +4924,7 @@
         <w:trPr/>
         <w:tc>
           <w:tcPr>
-            <w:tcW w:w="750" w:type="dxa"/>
+            <w:tcW w:w="749" w:type="dxa"/>
             <w:tcBorders>
               <w:start w:val="single" w:sz="4" w:space="0" w:color="000000"/>
               <w:bottom w:val="single" w:sz="4" w:space="0" w:color="000000"/>
@@ -4880,7 +4944,7 @@
         </w:tc>
         <w:tc>
           <w:tcPr>
-            <w:tcW w:w="2138" w:type="dxa"/>
+            <w:tcW w:w="2139" w:type="dxa"/>
             <w:tcBorders>
               <w:start w:val="single" w:sz="4" w:space="0" w:color="000000"/>
               <w:bottom w:val="single" w:sz="4" w:space="0" w:color="000000"/>
@@ -4984,7 +5048,7 @@
         <w:trPr/>
         <w:tc>
           <w:tcPr>
-            <w:tcW w:w="750" w:type="dxa"/>
+            <w:tcW w:w="749" w:type="dxa"/>
             <w:tcBorders>
               <w:start w:val="single" w:sz="4" w:space="0" w:color="000000"/>
               <w:bottom w:val="single" w:sz="4" w:space="0" w:color="000000"/>
@@ -5004,7 +5068,7 @@
         </w:tc>
         <w:tc>
           <w:tcPr>
-            <w:tcW w:w="2138" w:type="dxa"/>
+            <w:tcW w:w="2139" w:type="dxa"/>
             <w:tcBorders>
               <w:start w:val="single" w:sz="4" w:space="0" w:color="000000"/>
               <w:bottom w:val="single" w:sz="4" w:space="0" w:color="000000"/>
@@ -5108,7 +5172,7 @@
         <w:trPr/>
         <w:tc>
           <w:tcPr>
-            <w:tcW w:w="750" w:type="dxa"/>
+            <w:tcW w:w="749" w:type="dxa"/>
             <w:tcBorders>
               <w:start w:val="single" w:sz="4" w:space="0" w:color="000000"/>
               <w:bottom w:val="single" w:sz="4" w:space="0" w:color="000000"/>
@@ -5128,7 +5192,7 @@
         </w:tc>
         <w:tc>
           <w:tcPr>
-            <w:tcW w:w="2138" w:type="dxa"/>
+            <w:tcW w:w="2139" w:type="dxa"/>
             <w:tcBorders>
               <w:start w:val="single" w:sz="4" w:space="0" w:color="000000"/>
               <w:bottom w:val="single" w:sz="4" w:space="0" w:color="000000"/>
@@ -5232,7 +5296,7 @@
         <w:trPr/>
         <w:tc>
           <w:tcPr>
-            <w:tcW w:w="750" w:type="dxa"/>
+            <w:tcW w:w="749" w:type="dxa"/>
             <w:tcBorders>
               <w:start w:val="single" w:sz="4" w:space="0" w:color="000000"/>
               <w:bottom w:val="single" w:sz="4" w:space="0" w:color="000000"/>
@@ -5252,7 +5316,7 @@
         </w:tc>
         <w:tc>
           <w:tcPr>
-            <w:tcW w:w="2138" w:type="dxa"/>
+            <w:tcW w:w="2139" w:type="dxa"/>
             <w:tcBorders>
               <w:start w:val="single" w:sz="4" w:space="0" w:color="000000"/>
               <w:bottom w:val="single" w:sz="4" w:space="0" w:color="000000"/>
@@ -5356,7 +5420,7 @@
         <w:trPr/>
         <w:tc>
           <w:tcPr>
-            <w:tcW w:w="750" w:type="dxa"/>
+            <w:tcW w:w="749" w:type="dxa"/>
             <w:tcBorders>
               <w:start w:val="single" w:sz="4" w:space="0" w:color="000000"/>
               <w:bottom w:val="single" w:sz="4" w:space="0" w:color="000000"/>
@@ -5376,7 +5440,7 @@
         </w:tc>
         <w:tc>
           <w:tcPr>
-            <w:tcW w:w="2138" w:type="dxa"/>
+            <w:tcW w:w="2139" w:type="dxa"/>
             <w:tcBorders>
               <w:start w:val="single" w:sz="4" w:space="0" w:color="000000"/>
               <w:bottom w:val="single" w:sz="4" w:space="0" w:color="000000"/>
@@ -5480,7 +5544,7 @@
         <w:trPr/>
         <w:tc>
           <w:tcPr>
-            <w:tcW w:w="750" w:type="dxa"/>
+            <w:tcW w:w="749" w:type="dxa"/>
             <w:tcBorders>
               <w:start w:val="single" w:sz="4" w:space="0" w:color="000000"/>
               <w:bottom w:val="single" w:sz="4" w:space="0" w:color="000000"/>
@@ -5500,7 +5564,7 @@
         </w:tc>
         <w:tc>
           <w:tcPr>
-            <w:tcW w:w="2138" w:type="dxa"/>
+            <w:tcW w:w="2139" w:type="dxa"/>
             <w:tcBorders>
               <w:start w:val="single" w:sz="4" w:space="0" w:color="000000"/>
               <w:bottom w:val="single" w:sz="4" w:space="0" w:color="000000"/>
@@ -5604,7 +5668,7 @@
         <w:trPr/>
         <w:tc>
           <w:tcPr>
-            <w:tcW w:w="750" w:type="dxa"/>
+            <w:tcW w:w="749" w:type="dxa"/>
             <w:tcBorders>
               <w:start w:val="single" w:sz="4" w:space="0" w:color="000000"/>
               <w:bottom w:val="single" w:sz="4" w:space="0" w:color="000000"/>
@@ -5624,7 +5688,7 @@
         </w:tc>
         <w:tc>
           <w:tcPr>
-            <w:tcW w:w="2138" w:type="dxa"/>
+            <w:tcW w:w="2139" w:type="dxa"/>
             <w:tcBorders>
               <w:start w:val="single" w:sz="4" w:space="0" w:color="000000"/>
               <w:bottom w:val="single" w:sz="4" w:space="0" w:color="000000"/>
@@ -5728,7 +5792,7 @@
         <w:trPr/>
         <w:tc>
           <w:tcPr>
-            <w:tcW w:w="750" w:type="dxa"/>
+            <w:tcW w:w="749" w:type="dxa"/>
             <w:tcBorders>
               <w:start w:val="single" w:sz="4" w:space="0" w:color="000000"/>
               <w:bottom w:val="single" w:sz="4" w:space="0" w:color="000000"/>
@@ -5748,7 +5812,7 @@
         </w:tc>
         <w:tc>
           <w:tcPr>
-            <w:tcW w:w="2138" w:type="dxa"/>
+            <w:tcW w:w="2139" w:type="dxa"/>
             <w:tcBorders>
               <w:start w:val="single" w:sz="4" w:space="0" w:color="000000"/>
               <w:bottom w:val="single" w:sz="4" w:space="0" w:color="000000"/>
@@ -5852,7 +5916,7 @@
         <w:trPr/>
         <w:tc>
           <w:tcPr>
-            <w:tcW w:w="750" w:type="dxa"/>
+            <w:tcW w:w="749" w:type="dxa"/>
             <w:tcBorders>
               <w:start w:val="single" w:sz="4" w:space="0" w:color="000000"/>
               <w:bottom w:val="single" w:sz="4" w:space="0" w:color="000000"/>
@@ -5872,7 +5936,7 @@
         </w:tc>
         <w:tc>
           <w:tcPr>
-            <w:tcW w:w="2138" w:type="dxa"/>
+            <w:tcW w:w="2139" w:type="dxa"/>
             <w:tcBorders>
               <w:start w:val="single" w:sz="4" w:space="0" w:color="000000"/>
               <w:bottom w:val="single" w:sz="4" w:space="0" w:color="000000"/>
@@ -5976,7 +6040,7 @@
         <w:trPr/>
         <w:tc>
           <w:tcPr>
-            <w:tcW w:w="750" w:type="dxa"/>
+            <w:tcW w:w="749" w:type="dxa"/>
             <w:tcBorders>
               <w:start w:val="single" w:sz="4" w:space="0" w:color="000000"/>
               <w:bottom w:val="single" w:sz="4" w:space="0" w:color="000000"/>
@@ -5996,7 +6060,7 @@
         </w:tc>
         <w:tc>
           <w:tcPr>
-            <w:tcW w:w="2138" w:type="dxa"/>
+            <w:tcW w:w="2139" w:type="dxa"/>
             <w:tcBorders>
               <w:start w:val="single" w:sz="4" w:space="0" w:color="000000"/>
               <w:bottom w:val="single" w:sz="4" w:space="0" w:color="000000"/>
@@ -6100,7 +6164,7 @@
         <w:trPr/>
         <w:tc>
           <w:tcPr>
-            <w:tcW w:w="750" w:type="dxa"/>
+            <w:tcW w:w="749" w:type="dxa"/>
             <w:tcBorders>
               <w:start w:val="single" w:sz="4" w:space="0" w:color="000000"/>
               <w:bottom w:val="single" w:sz="4" w:space="0" w:color="000000"/>
@@ -6120,7 +6184,7 @@
         </w:tc>
         <w:tc>
           <w:tcPr>
-            <w:tcW w:w="2138" w:type="dxa"/>
+            <w:tcW w:w="2139" w:type="dxa"/>
             <w:tcBorders>
               <w:start w:val="single" w:sz="4" w:space="0" w:color="000000"/>
               <w:bottom w:val="single" w:sz="4" w:space="0" w:color="000000"/>
@@ -6224,7 +6288,7 @@
         <w:trPr/>
         <w:tc>
           <w:tcPr>
-            <w:tcW w:w="750" w:type="dxa"/>
+            <w:tcW w:w="749" w:type="dxa"/>
             <w:tcBorders>
               <w:start w:val="single" w:sz="4" w:space="0" w:color="000000"/>
               <w:bottom w:val="single" w:sz="4" w:space="0" w:color="000000"/>
@@ -6244,7 +6308,7 @@
         </w:tc>
         <w:tc>
           <w:tcPr>
-            <w:tcW w:w="2138" w:type="dxa"/>
+            <w:tcW w:w="2139" w:type="dxa"/>
             <w:tcBorders>
               <w:start w:val="single" w:sz="4" w:space="0" w:color="000000"/>
               <w:bottom w:val="single" w:sz="4" w:space="0" w:color="000000"/>
@@ -6348,7 +6412,7 @@
         <w:trPr/>
         <w:tc>
           <w:tcPr>
-            <w:tcW w:w="750" w:type="dxa"/>
+            <w:tcW w:w="749" w:type="dxa"/>
             <w:tcBorders>
               <w:start w:val="single" w:sz="4" w:space="0" w:color="000000"/>
               <w:bottom w:val="single" w:sz="4" w:space="0" w:color="000000"/>
@@ -6368,7 +6432,7 @@
         </w:tc>
         <w:tc>
           <w:tcPr>
-            <w:tcW w:w="2138" w:type="dxa"/>
+            <w:tcW w:w="2139" w:type="dxa"/>
             <w:tcBorders>
               <w:start w:val="single" w:sz="4" w:space="0" w:color="000000"/>
               <w:bottom w:val="single" w:sz="4" w:space="0" w:color="000000"/>
@@ -6472,7 +6536,7 @@
         <w:trPr/>
         <w:tc>
           <w:tcPr>
-            <w:tcW w:w="750" w:type="dxa"/>
+            <w:tcW w:w="749" w:type="dxa"/>
             <w:tcBorders>
               <w:start w:val="single" w:sz="4" w:space="0" w:color="000000"/>
               <w:bottom w:val="single" w:sz="4" w:space="0" w:color="000000"/>
@@ -6492,7 +6556,7 @@
         </w:tc>
         <w:tc>
           <w:tcPr>
-            <w:tcW w:w="2138" w:type="dxa"/>
+            <w:tcW w:w="2139" w:type="dxa"/>
             <w:tcBorders>
               <w:start w:val="single" w:sz="4" w:space="0" w:color="000000"/>
               <w:bottom w:val="single" w:sz="4" w:space="0" w:color="000000"/>
@@ -6596,7 +6660,7 @@
         <w:trPr/>
         <w:tc>
           <w:tcPr>
-            <w:tcW w:w="750" w:type="dxa"/>
+            <w:tcW w:w="749" w:type="dxa"/>
             <w:tcBorders>
               <w:start w:val="single" w:sz="4" w:space="0" w:color="000000"/>
               <w:bottom w:val="single" w:sz="4" w:space="0" w:color="000000"/>
@@ -6616,7 +6680,7 @@
         </w:tc>
         <w:tc>
           <w:tcPr>
-            <w:tcW w:w="2138" w:type="dxa"/>
+            <w:tcW w:w="2139" w:type="dxa"/>
             <w:tcBorders>
               <w:start w:val="single" w:sz="4" w:space="0" w:color="000000"/>
               <w:bottom w:val="single" w:sz="4" w:space="0" w:color="000000"/>
@@ -6720,7 +6784,7 @@
         <w:trPr/>
         <w:tc>
           <w:tcPr>
-            <w:tcW w:w="750" w:type="dxa"/>
+            <w:tcW w:w="749" w:type="dxa"/>
             <w:tcBorders>
               <w:start w:val="single" w:sz="4" w:space="0" w:color="000000"/>
               <w:bottom w:val="single" w:sz="4" w:space="0" w:color="000000"/>
@@ -6740,7 +6804,7 @@
         </w:tc>
         <w:tc>
           <w:tcPr>
-            <w:tcW w:w="2138" w:type="dxa"/>
+            <w:tcW w:w="2139" w:type="dxa"/>
             <w:tcBorders>
               <w:start w:val="single" w:sz="4" w:space="0" w:color="000000"/>
               <w:bottom w:val="single" w:sz="4" w:space="0" w:color="000000"/>
@@ -6844,7 +6908,7 @@
         <w:trPr/>
         <w:tc>
           <w:tcPr>
-            <w:tcW w:w="750" w:type="dxa"/>
+            <w:tcW w:w="749" w:type="dxa"/>
             <w:tcBorders>
               <w:start w:val="single" w:sz="4" w:space="0" w:color="000000"/>
               <w:bottom w:val="single" w:sz="4" w:space="0" w:color="000000"/>
@@ -6864,7 +6928,7 @@
         </w:tc>
         <w:tc>
           <w:tcPr>
-            <w:tcW w:w="2138" w:type="dxa"/>
+            <w:tcW w:w="2139" w:type="dxa"/>
             <w:tcBorders>
               <w:start w:val="single" w:sz="4" w:space="0" w:color="000000"/>
               <w:bottom w:val="single" w:sz="4" w:space="0" w:color="000000"/>
@@ -6968,7 +7032,7 @@
         <w:trPr/>
         <w:tc>
           <w:tcPr>
-            <w:tcW w:w="750" w:type="dxa"/>
+            <w:tcW w:w="749" w:type="dxa"/>
             <w:tcBorders>
               <w:start w:val="single" w:sz="4" w:space="0" w:color="000000"/>
               <w:bottom w:val="single" w:sz="4" w:space="0" w:color="000000"/>
@@ -6988,7 +7052,7 @@
         </w:tc>
         <w:tc>
           <w:tcPr>
-            <w:tcW w:w="2138" w:type="dxa"/>
+            <w:tcW w:w="2139" w:type="dxa"/>
             <w:tcBorders>
               <w:start w:val="single" w:sz="4" w:space="0" w:color="000000"/>
               <w:bottom w:val="single" w:sz="4" w:space="0" w:color="000000"/>
@@ -7092,7 +7156,7 @@
         <w:trPr/>
         <w:tc>
           <w:tcPr>
-            <w:tcW w:w="750" w:type="dxa"/>
+            <w:tcW w:w="749" w:type="dxa"/>
             <w:tcBorders>
               <w:start w:val="single" w:sz="4" w:space="0" w:color="000000"/>
               <w:bottom w:val="single" w:sz="4" w:space="0" w:color="000000"/>
@@ -7112,7 +7176,7 @@
         </w:tc>
         <w:tc>
           <w:tcPr>
-            <w:tcW w:w="2138" w:type="dxa"/>
+            <w:tcW w:w="2139" w:type="dxa"/>
             <w:tcBorders>
               <w:start w:val="single" w:sz="4" w:space="0" w:color="000000"/>
               <w:bottom w:val="single" w:sz="4" w:space="0" w:color="000000"/>
@@ -7216,7 +7280,7 @@
         <w:trPr/>
         <w:tc>
           <w:tcPr>
-            <w:tcW w:w="750" w:type="dxa"/>
+            <w:tcW w:w="749" w:type="dxa"/>
             <w:tcBorders>
               <w:start w:val="single" w:sz="4" w:space="0" w:color="000000"/>
               <w:bottom w:val="single" w:sz="4" w:space="0" w:color="000000"/>
@@ -7236,7 +7300,7 @@
         </w:tc>
         <w:tc>
           <w:tcPr>
-            <w:tcW w:w="2138" w:type="dxa"/>
+            <w:tcW w:w="2139" w:type="dxa"/>
             <w:tcBorders>
               <w:start w:val="single" w:sz="4" w:space="0" w:color="000000"/>
               <w:bottom w:val="single" w:sz="4" w:space="0" w:color="000000"/>
@@ -7340,7 +7404,7 @@
         <w:trPr/>
         <w:tc>
           <w:tcPr>
-            <w:tcW w:w="750" w:type="dxa"/>
+            <w:tcW w:w="749" w:type="dxa"/>
             <w:tcBorders>
               <w:start w:val="single" w:sz="4" w:space="0" w:color="000000"/>
               <w:bottom w:val="single" w:sz="4" w:space="0" w:color="000000"/>
@@ -7360,7 +7424,7 @@
         </w:tc>
         <w:tc>
           <w:tcPr>
-            <w:tcW w:w="2138" w:type="dxa"/>
+            <w:tcW w:w="2139" w:type="dxa"/>
             <w:tcBorders>
               <w:start w:val="single" w:sz="4" w:space="0" w:color="000000"/>
               <w:bottom w:val="single" w:sz="4" w:space="0" w:color="000000"/>
@@ -7464,7 +7528,7 @@
         <w:trPr/>
         <w:tc>
           <w:tcPr>
-            <w:tcW w:w="750" w:type="dxa"/>
+            <w:tcW w:w="749" w:type="dxa"/>
             <w:tcBorders>
               <w:start w:val="single" w:sz="4" w:space="0" w:color="000000"/>
               <w:bottom w:val="single" w:sz="4" w:space="0" w:color="000000"/>
@@ -7484,7 +7548,7 @@
         </w:tc>
         <w:tc>
           <w:tcPr>
-            <w:tcW w:w="2138" w:type="dxa"/>
+            <w:tcW w:w="2139" w:type="dxa"/>
             <w:tcBorders>
               <w:start w:val="single" w:sz="4" w:space="0" w:color="000000"/>
               <w:bottom w:val="single" w:sz="4" w:space="0" w:color="000000"/>
@@ -7588,7 +7652,7 @@
         <w:trPr/>
         <w:tc>
           <w:tcPr>
-            <w:tcW w:w="750" w:type="dxa"/>
+            <w:tcW w:w="749" w:type="dxa"/>
             <w:tcBorders>
               <w:start w:val="single" w:sz="4" w:space="0" w:color="000000"/>
               <w:bottom w:val="single" w:sz="4" w:space="0" w:color="000000"/>
@@ -7608,7 +7672,7 @@
         </w:tc>
         <w:tc>
           <w:tcPr>
-            <w:tcW w:w="2138" w:type="dxa"/>
+            <w:tcW w:w="2139" w:type="dxa"/>
             <w:tcBorders>
               <w:start w:val="single" w:sz="4" w:space="0" w:color="000000"/>
               <w:bottom w:val="single" w:sz="4" w:space="0" w:color="000000"/>
@@ -7712,7 +7776,7 @@
         <w:trPr/>
         <w:tc>
           <w:tcPr>
-            <w:tcW w:w="750" w:type="dxa"/>
+            <w:tcW w:w="749" w:type="dxa"/>
             <w:tcBorders>
               <w:start w:val="single" w:sz="4" w:space="0" w:color="000000"/>
               <w:bottom w:val="single" w:sz="4" w:space="0" w:color="000000"/>
@@ -7732,7 +7796,7 @@
         </w:tc>
         <w:tc>
           <w:tcPr>
-            <w:tcW w:w="2138" w:type="dxa"/>
+            <w:tcW w:w="2139" w:type="dxa"/>
             <w:tcBorders>
               <w:start w:val="single" w:sz="4" w:space="0" w:color="000000"/>
               <w:bottom w:val="single" w:sz="4" w:space="0" w:color="000000"/>
@@ -7836,7 +7900,7 @@
         <w:trPr/>
         <w:tc>
           <w:tcPr>
-            <w:tcW w:w="750" w:type="dxa"/>
+            <w:tcW w:w="749" w:type="dxa"/>
             <w:tcBorders>
               <w:start w:val="single" w:sz="4" w:space="0" w:color="000000"/>
               <w:bottom w:val="single" w:sz="4" w:space="0" w:color="000000"/>
@@ -7856,7 +7920,7 @@
         </w:tc>
         <w:tc>
           <w:tcPr>
-            <w:tcW w:w="2138" w:type="dxa"/>
+            <w:tcW w:w="2139" w:type="dxa"/>
             <w:tcBorders>
               <w:start w:val="single" w:sz="4" w:space="0" w:color="000000"/>
               <w:bottom w:val="single" w:sz="4" w:space="0" w:color="000000"/>
@@ -7960,7 +8024,7 @@
         <w:trPr/>
         <w:tc>
           <w:tcPr>
-            <w:tcW w:w="750" w:type="dxa"/>
+            <w:tcW w:w="749" w:type="dxa"/>
             <w:tcBorders>
               <w:start w:val="single" w:sz="4" w:space="0" w:color="000000"/>
               <w:bottom w:val="single" w:sz="4" w:space="0" w:color="000000"/>
@@ -7980,7 +8044,7 @@
         </w:tc>
         <w:tc>
           <w:tcPr>
-            <w:tcW w:w="2138" w:type="dxa"/>
+            <w:tcW w:w="2139" w:type="dxa"/>
             <w:tcBorders>
               <w:start w:val="single" w:sz="4" w:space="0" w:color="000000"/>
               <w:bottom w:val="single" w:sz="4" w:space="0" w:color="000000"/>
@@ -8084,7 +8148,7 @@
         <w:trPr/>
         <w:tc>
           <w:tcPr>
-            <w:tcW w:w="750" w:type="dxa"/>
+            <w:tcW w:w="749" w:type="dxa"/>
             <w:tcBorders>
               <w:start w:val="single" w:sz="4" w:space="0" w:color="000000"/>
               <w:bottom w:val="single" w:sz="4" w:space="0" w:color="000000"/>
@@ -8104,7 +8168,7 @@
         </w:tc>
         <w:tc>
           <w:tcPr>
-            <w:tcW w:w="2138" w:type="dxa"/>
+            <w:tcW w:w="2139" w:type="dxa"/>
             <w:tcBorders>
               <w:start w:val="single" w:sz="4" w:space="0" w:color="000000"/>
               <w:bottom w:val="single" w:sz="4" w:space="0" w:color="000000"/>
@@ -8208,7 +8272,7 @@
         <w:trPr/>
         <w:tc>
           <w:tcPr>
-            <w:tcW w:w="750" w:type="dxa"/>
+            <w:tcW w:w="749" w:type="dxa"/>
             <w:tcBorders>
               <w:start w:val="single" w:sz="4" w:space="0" w:color="000000"/>
               <w:bottom w:val="single" w:sz="4" w:space="0" w:color="000000"/>
@@ -8228,7 +8292,7 @@
         </w:tc>
         <w:tc>
           <w:tcPr>
-            <w:tcW w:w="2138" w:type="dxa"/>
+            <w:tcW w:w="2139" w:type="dxa"/>
             <w:tcBorders>
               <w:start w:val="single" w:sz="4" w:space="0" w:color="000000"/>
               <w:bottom w:val="single" w:sz="4" w:space="0" w:color="000000"/>
@@ -8332,7 +8396,7 @@
         <w:trPr/>
         <w:tc>
           <w:tcPr>
-            <w:tcW w:w="750" w:type="dxa"/>
+            <w:tcW w:w="749" w:type="dxa"/>
             <w:tcBorders>
               <w:start w:val="single" w:sz="4" w:space="0" w:color="000000"/>
               <w:bottom w:val="single" w:sz="4" w:space="0" w:color="000000"/>
@@ -8352,7 +8416,7 @@
         </w:tc>
         <w:tc>
           <w:tcPr>
-            <w:tcW w:w="2138" w:type="dxa"/>
+            <w:tcW w:w="2139" w:type="dxa"/>
             <w:tcBorders>
               <w:start w:val="single" w:sz="4" w:space="0" w:color="000000"/>
               <w:bottom w:val="single" w:sz="4" w:space="0" w:color="000000"/>
@@ -8456,7 +8520,7 @@
         <w:trPr/>
         <w:tc>
           <w:tcPr>
-            <w:tcW w:w="750" w:type="dxa"/>
+            <w:tcW w:w="749" w:type="dxa"/>
             <w:tcBorders>
               <w:start w:val="single" w:sz="4" w:space="0" w:color="000000"/>
               <w:bottom w:val="single" w:sz="4" w:space="0" w:color="000000"/>
@@ -8476,7 +8540,7 @@
         </w:tc>
         <w:tc>
           <w:tcPr>
-            <w:tcW w:w="2138" w:type="dxa"/>
+            <w:tcW w:w="2139" w:type="dxa"/>
             <w:tcBorders>
               <w:start w:val="single" w:sz="4" w:space="0" w:color="000000"/>
               <w:bottom w:val="single" w:sz="4" w:space="0" w:color="000000"/>
@@ -8580,7 +8644,7 @@
         <w:trPr/>
         <w:tc>
           <w:tcPr>
-            <w:tcW w:w="750" w:type="dxa"/>
+            <w:tcW w:w="749" w:type="dxa"/>
             <w:tcBorders>
               <w:start w:val="single" w:sz="4" w:space="0" w:color="000000"/>
               <w:bottom w:val="single" w:sz="4" w:space="0" w:color="000000"/>
@@ -8600,7 +8664,7 @@
         </w:tc>
         <w:tc>
           <w:tcPr>
-            <w:tcW w:w="2138" w:type="dxa"/>
+            <w:tcW w:w="2139" w:type="dxa"/>
             <w:tcBorders>
               <w:start w:val="single" w:sz="4" w:space="0" w:color="000000"/>
               <w:bottom w:val="single" w:sz="4" w:space="0" w:color="000000"/>
@@ -8704,7 +8768,7 @@
         <w:trPr/>
         <w:tc>
           <w:tcPr>
-            <w:tcW w:w="750" w:type="dxa"/>
+            <w:tcW w:w="749" w:type="dxa"/>
             <w:tcBorders>
               <w:start w:val="single" w:sz="4" w:space="0" w:color="000000"/>
               <w:bottom w:val="single" w:sz="4" w:space="0" w:color="000000"/>
@@ -8724,7 +8788,7 @@
         </w:tc>
         <w:tc>
           <w:tcPr>
-            <w:tcW w:w="2138" w:type="dxa"/>
+            <w:tcW w:w="2139" w:type="dxa"/>
             <w:tcBorders>
               <w:start w:val="single" w:sz="4" w:space="0" w:color="000000"/>
               <w:bottom w:val="single" w:sz="4" w:space="0" w:color="000000"/>
@@ -8828,7 +8892,7 @@
         <w:trPr/>
         <w:tc>
           <w:tcPr>
-            <w:tcW w:w="750" w:type="dxa"/>
+            <w:tcW w:w="749" w:type="dxa"/>
             <w:tcBorders>
               <w:start w:val="single" w:sz="4" w:space="0" w:color="000000"/>
               <w:bottom w:val="single" w:sz="4" w:space="0" w:color="000000"/>
@@ -8848,7 +8912,7 @@
         </w:tc>
         <w:tc>
           <w:tcPr>
-            <w:tcW w:w="2138" w:type="dxa"/>
+            <w:tcW w:w="2139" w:type="dxa"/>
             <w:tcBorders>
               <w:start w:val="single" w:sz="4" w:space="0" w:color="000000"/>
               <w:bottom w:val="single" w:sz="4" w:space="0" w:color="000000"/>
@@ -8952,7 +9016,7 @@
         <w:trPr/>
         <w:tc>
           <w:tcPr>
-            <w:tcW w:w="750" w:type="dxa"/>
+            <w:tcW w:w="749" w:type="dxa"/>
             <w:tcBorders>
               <w:start w:val="single" w:sz="4" w:space="0" w:color="000000"/>
               <w:bottom w:val="single" w:sz="4" w:space="0" w:color="000000"/>
@@ -8972,7 +9036,7 @@
         </w:tc>
         <w:tc>
           <w:tcPr>
-            <w:tcW w:w="2138" w:type="dxa"/>
+            <w:tcW w:w="2139" w:type="dxa"/>
             <w:tcBorders>
               <w:start w:val="single" w:sz="4" w:space="0" w:color="000000"/>
               <w:bottom w:val="single" w:sz="4" w:space="0" w:color="000000"/>
@@ -9076,7 +9140,7 @@
         <w:trPr/>
         <w:tc>
           <w:tcPr>
-            <w:tcW w:w="750" w:type="dxa"/>
+            <w:tcW w:w="749" w:type="dxa"/>
             <w:tcBorders>
               <w:start w:val="single" w:sz="4" w:space="0" w:color="000000"/>
               <w:bottom w:val="single" w:sz="4" w:space="0" w:color="000000"/>
@@ -9096,7 +9160,7 @@
         </w:tc>
         <w:tc>
           <w:tcPr>
-            <w:tcW w:w="2138" w:type="dxa"/>
+            <w:tcW w:w="2139" w:type="dxa"/>
             <w:tcBorders>
               <w:start w:val="single" w:sz="4" w:space="0" w:color="000000"/>
               <w:bottom w:val="single" w:sz="4" w:space="0" w:color="000000"/>
@@ -9258,7 +9322,7 @@
         <w:pStyle w:val="Normal"/>
         <w:numPr>
           <w:ilvl w:val="0"/>
-          <w:numId w:val="5"/>
+          <w:numId w:val="3"/>
         </w:numPr>
         <w:tabs>
           <w:tab w:val="clear" w:pos="720"/>
@@ -9283,7 +9347,7 @@
         <w:pStyle w:val="Normal"/>
         <w:numPr>
           <w:ilvl w:val="0"/>
-          <w:numId w:val="5"/>
+          <w:numId w:val="3"/>
         </w:numPr>
         <w:tabs>
           <w:tab w:val="clear" w:pos="720"/>
@@ -9308,7 +9372,7 @@
         <w:pStyle w:val="Normal"/>
         <w:numPr>
           <w:ilvl w:val="0"/>
-          <w:numId w:val="5"/>
+          <w:numId w:val="3"/>
         </w:numPr>
         <w:tabs>
           <w:tab w:val="clear" w:pos="720"/>
@@ -11725,9 +11789,9 @@
       <w:tblGrid>
         <w:gridCol w:w="1733"/>
         <w:gridCol w:w="1733"/>
-        <w:gridCol w:w="1732"/>
+        <w:gridCol w:w="1731"/>
         <w:gridCol w:w="1733"/>
-        <w:gridCol w:w="1735"/>
+        <w:gridCol w:w="1736"/>
       </w:tblGrid>
       <w:tr>
         <w:trPr>
@@ -11777,7 +11841,7 @@
         </w:tc>
         <w:tc>
           <w:tcPr>
-            <w:tcW w:w="1732" w:type="dxa"/>
+            <w:tcW w:w="1731" w:type="dxa"/>
             <w:tcBorders>
               <w:top w:val="single" w:sz="4" w:space="0" w:color="000000"/>
               <w:start w:val="single" w:sz="4" w:space="0" w:color="000000"/>
@@ -11819,7 +11883,7 @@
         </w:tc>
         <w:tc>
           <w:tcPr>
-            <w:tcW w:w="1735" w:type="dxa"/>
+            <w:tcW w:w="1736" w:type="dxa"/>
             <w:tcBorders>
               <w:top w:val="single" w:sz="4" w:space="0" w:color="000000"/>
               <w:start w:val="single" w:sz="4" w:space="0" w:color="000000"/>
@@ -11884,7 +11948,7 @@
         </w:tc>
         <w:tc>
           <w:tcPr>
-            <w:tcW w:w="1732" w:type="dxa"/>
+            <w:tcW w:w="1731" w:type="dxa"/>
             <w:tcBorders>
               <w:start w:val="single" w:sz="4" w:space="0" w:color="000000"/>
               <w:bottom w:val="single" w:sz="4" w:space="0" w:color="000000"/>
@@ -11924,7 +11988,7 @@
         </w:tc>
         <w:tc>
           <w:tcPr>
-            <w:tcW w:w="1735" w:type="dxa"/>
+            <w:tcW w:w="1736" w:type="dxa"/>
             <w:tcBorders>
               <w:start w:val="single" w:sz="4" w:space="0" w:color="000000"/>
               <w:bottom w:val="single" w:sz="4" w:space="0" w:color="000000"/>
@@ -11988,7 +12052,7 @@
         </w:tc>
         <w:tc>
           <w:tcPr>
-            <w:tcW w:w="1732" w:type="dxa"/>
+            <w:tcW w:w="1731" w:type="dxa"/>
             <w:tcBorders>
               <w:start w:val="single" w:sz="4" w:space="0" w:color="000000"/>
               <w:bottom w:val="single" w:sz="4" w:space="0" w:color="000000"/>
@@ -12028,7 +12092,7 @@
         </w:tc>
         <w:tc>
           <w:tcPr>
-            <w:tcW w:w="1735" w:type="dxa"/>
+            <w:tcW w:w="1736" w:type="dxa"/>
             <w:tcBorders>
               <w:start w:val="single" w:sz="4" w:space="0" w:color="000000"/>
               <w:bottom w:val="single" w:sz="4" w:space="0" w:color="000000"/>
@@ -12092,7 +12156,7 @@
         </w:tc>
         <w:tc>
           <w:tcPr>
-            <w:tcW w:w="1732" w:type="dxa"/>
+            <w:tcW w:w="1731" w:type="dxa"/>
             <w:tcBorders>
               <w:start w:val="single" w:sz="4" w:space="0" w:color="000000"/>
               <w:bottom w:val="single" w:sz="4" w:space="0" w:color="000000"/>
@@ -12132,7 +12196,7 @@
         </w:tc>
         <w:tc>
           <w:tcPr>
-            <w:tcW w:w="1735" w:type="dxa"/>
+            <w:tcW w:w="1736" w:type="dxa"/>
             <w:tcBorders>
               <w:start w:val="single" w:sz="4" w:space="0" w:color="000000"/>
               <w:bottom w:val="single" w:sz="4" w:space="0" w:color="000000"/>
@@ -13500,9 +13564,9 @@
       <w:tblGrid>
         <w:gridCol w:w="1733"/>
         <w:gridCol w:w="1733"/>
-        <w:gridCol w:w="1732"/>
+        <w:gridCol w:w="1731"/>
         <w:gridCol w:w="1733"/>
-        <w:gridCol w:w="1735"/>
+        <w:gridCol w:w="1736"/>
       </w:tblGrid>
       <w:tr>
         <w:trPr>
@@ -13552,7 +13616,7 @@
         </w:tc>
         <w:tc>
           <w:tcPr>
-            <w:tcW w:w="1732" w:type="dxa"/>
+            <w:tcW w:w="1731" w:type="dxa"/>
             <w:tcBorders>
               <w:top w:val="single" w:sz="4" w:space="0" w:color="000000"/>
               <w:start w:val="single" w:sz="4" w:space="0" w:color="000000"/>
@@ -13594,7 +13658,7 @@
         </w:tc>
         <w:tc>
           <w:tcPr>
-            <w:tcW w:w="1735" w:type="dxa"/>
+            <w:tcW w:w="1736" w:type="dxa"/>
             <w:tcBorders>
               <w:top w:val="single" w:sz="4" w:space="0" w:color="000000"/>
               <w:start w:val="single" w:sz="4" w:space="0" w:color="000000"/>
@@ -13659,7 +13723,7 @@
         </w:tc>
         <w:tc>
           <w:tcPr>
-            <w:tcW w:w="1732" w:type="dxa"/>
+            <w:tcW w:w="1731" w:type="dxa"/>
             <w:tcBorders>
               <w:start w:val="single" w:sz="4" w:space="0" w:color="000000"/>
               <w:bottom w:val="single" w:sz="4" w:space="0" w:color="000000"/>
@@ -13697,7 +13761,7 @@
         </w:tc>
         <w:tc>
           <w:tcPr>
-            <w:tcW w:w="1735" w:type="dxa"/>
+            <w:tcW w:w="1736" w:type="dxa"/>
             <w:tcBorders>
               <w:start w:val="single" w:sz="4" w:space="0" w:color="000000"/>
               <w:bottom w:val="single" w:sz="4" w:space="0" w:color="000000"/>
@@ -13760,7 +13824,7 @@
         </w:tc>
         <w:tc>
           <w:tcPr>
-            <w:tcW w:w="1732" w:type="dxa"/>
+            <w:tcW w:w="1731" w:type="dxa"/>
             <w:tcBorders>
               <w:start w:val="single" w:sz="4" w:space="0" w:color="000000"/>
               <w:bottom w:val="single" w:sz="4" w:space="0" w:color="000000"/>
@@ -13800,7 +13864,7 @@
         </w:tc>
         <w:tc>
           <w:tcPr>
-            <w:tcW w:w="1735" w:type="dxa"/>
+            <w:tcW w:w="1736" w:type="dxa"/>
             <w:tcBorders>
               <w:start w:val="single" w:sz="4" w:space="0" w:color="000000"/>
               <w:bottom w:val="single" w:sz="4" w:space="0" w:color="000000"/>
@@ -13864,7 +13928,7 @@
         </w:tc>
         <w:tc>
           <w:tcPr>
-            <w:tcW w:w="1732" w:type="dxa"/>
+            <w:tcW w:w="1731" w:type="dxa"/>
             <w:tcBorders>
               <w:start w:val="single" w:sz="4" w:space="0" w:color="000000"/>
               <w:bottom w:val="single" w:sz="4" w:space="0" w:color="000000"/>
@@ -13904,7 +13968,7 @@
         </w:tc>
         <w:tc>
           <w:tcPr>
-            <w:tcW w:w="1735" w:type="dxa"/>
+            <w:tcW w:w="1736" w:type="dxa"/>
             <w:tcBorders>
               <w:start w:val="single" w:sz="4" w:space="0" w:color="000000"/>
               <w:bottom w:val="single" w:sz="4" w:space="0" w:color="000000"/>
@@ -13968,7 +14032,7 @@
         </w:tc>
         <w:tc>
           <w:tcPr>
-            <w:tcW w:w="1732" w:type="dxa"/>
+            <w:tcW w:w="1731" w:type="dxa"/>
             <w:tcBorders>
               <w:start w:val="single" w:sz="4" w:space="0" w:color="000000"/>
               <w:bottom w:val="single" w:sz="4" w:space="0" w:color="000000"/>
@@ -14008,7 +14072,7 @@
         </w:tc>
         <w:tc>
           <w:tcPr>
-            <w:tcW w:w="1735" w:type="dxa"/>
+            <w:tcW w:w="1736" w:type="dxa"/>
             <w:tcBorders>
               <w:start w:val="single" w:sz="4" w:space="0" w:color="000000"/>
               <w:bottom w:val="single" w:sz="4" w:space="0" w:color="000000"/>
@@ -14072,7 +14136,7 @@
         </w:tc>
         <w:tc>
           <w:tcPr>
-            <w:tcW w:w="1732" w:type="dxa"/>
+            <w:tcW w:w="1731" w:type="dxa"/>
             <w:tcBorders>
               <w:start w:val="single" w:sz="4" w:space="0" w:color="000000"/>
               <w:bottom w:val="single" w:sz="4" w:space="0" w:color="000000"/>
@@ -14112,7 +14176,7 @@
         </w:tc>
         <w:tc>
           <w:tcPr>
-            <w:tcW w:w="1735" w:type="dxa"/>
+            <w:tcW w:w="1736" w:type="dxa"/>
             <w:tcBorders>
               <w:start w:val="single" w:sz="4" w:space="0" w:color="000000"/>
               <w:bottom w:val="single" w:sz="4" w:space="0" w:color="000000"/>
@@ -14176,7 +14240,7 @@
         </w:tc>
         <w:tc>
           <w:tcPr>
-            <w:tcW w:w="1732" w:type="dxa"/>
+            <w:tcW w:w="1731" w:type="dxa"/>
             <w:tcBorders>
               <w:start w:val="single" w:sz="4" w:space="0" w:color="000000"/>
               <w:bottom w:val="single" w:sz="4" w:space="0" w:color="000000"/>
@@ -14216,7 +14280,7 @@
         </w:tc>
         <w:tc>
           <w:tcPr>
-            <w:tcW w:w="1735" w:type="dxa"/>
+            <w:tcW w:w="1736" w:type="dxa"/>
             <w:tcBorders>
               <w:start w:val="single" w:sz="4" w:space="0" w:color="000000"/>
               <w:bottom w:val="single" w:sz="4" w:space="0" w:color="000000"/>
@@ -14280,7 +14344,7 @@
         </w:tc>
         <w:tc>
           <w:tcPr>
-            <w:tcW w:w="1732" w:type="dxa"/>
+            <w:tcW w:w="1731" w:type="dxa"/>
             <w:tcBorders>
               <w:start w:val="single" w:sz="4" w:space="0" w:color="000000"/>
               <w:bottom w:val="single" w:sz="4" w:space="0" w:color="000000"/>
@@ -14320,7 +14384,7 @@
         </w:tc>
         <w:tc>
           <w:tcPr>
-            <w:tcW w:w="1735" w:type="dxa"/>
+            <w:tcW w:w="1736" w:type="dxa"/>
             <w:tcBorders>
               <w:start w:val="single" w:sz="4" w:space="0" w:color="000000"/>
               <w:bottom w:val="single" w:sz="4" w:space="0" w:color="000000"/>
@@ -14384,7 +14448,7 @@
         </w:tc>
         <w:tc>
           <w:tcPr>
-            <w:tcW w:w="1732" w:type="dxa"/>
+            <w:tcW w:w="1731" w:type="dxa"/>
             <w:tcBorders>
               <w:start w:val="single" w:sz="4" w:space="0" w:color="000000"/>
               <w:bottom w:val="single" w:sz="4" w:space="0" w:color="000000"/>
@@ -14424,7 +14488,7 @@
         </w:tc>
         <w:tc>
           <w:tcPr>
-            <w:tcW w:w="1735" w:type="dxa"/>
+            <w:tcW w:w="1736" w:type="dxa"/>
             <w:tcBorders>
               <w:start w:val="single" w:sz="4" w:space="0" w:color="000000"/>
               <w:bottom w:val="single" w:sz="4" w:space="0" w:color="000000"/>
@@ -14490,7 +14554,7 @@
         </w:tc>
         <w:tc>
           <w:tcPr>
-            <w:tcW w:w="1732" w:type="dxa"/>
+            <w:tcW w:w="1731" w:type="dxa"/>
             <w:tcBorders>
               <w:start w:val="single" w:sz="4" w:space="0" w:color="000000"/>
               <w:bottom w:val="single" w:sz="4" w:space="0" w:color="000000"/>
@@ -14532,7 +14596,7 @@
         </w:tc>
         <w:tc>
           <w:tcPr>
-            <w:tcW w:w="1735" w:type="dxa"/>
+            <w:tcW w:w="1736" w:type="dxa"/>
             <w:tcBorders>
               <w:start w:val="single" w:sz="4" w:space="0" w:color="000000"/>
               <w:bottom w:val="single" w:sz="4" w:space="0" w:color="000000"/>
@@ -14597,7 +14661,7 @@
         </w:tc>
         <w:tc>
           <w:tcPr>
-            <w:tcW w:w="1732" w:type="dxa"/>
+            <w:tcW w:w="1731" w:type="dxa"/>
             <w:tcBorders>
               <w:start w:val="single" w:sz="4" w:space="0" w:color="000000"/>
               <w:bottom w:val="single" w:sz="4" w:space="0" w:color="000000"/>
@@ -14635,7 +14699,7 @@
         </w:tc>
         <w:tc>
           <w:tcPr>
-            <w:tcW w:w="1735" w:type="dxa"/>
+            <w:tcW w:w="1736" w:type="dxa"/>
             <w:tcBorders>
               <w:start w:val="single" w:sz="4" w:space="0" w:color="000000"/>
               <w:bottom w:val="single" w:sz="4" w:space="0" w:color="000000"/>
@@ -14698,7 +14762,7 @@
         </w:tc>
         <w:tc>
           <w:tcPr>
-            <w:tcW w:w="1732" w:type="dxa"/>
+            <w:tcW w:w="1731" w:type="dxa"/>
             <w:tcBorders>
               <w:start w:val="single" w:sz="4" w:space="0" w:color="000000"/>
               <w:bottom w:val="single" w:sz="4" w:space="0" w:color="000000"/>
@@ -14738,7 +14802,7 @@
         </w:tc>
         <w:tc>
           <w:tcPr>
-            <w:tcW w:w="1735" w:type="dxa"/>
+            <w:tcW w:w="1736" w:type="dxa"/>
             <w:tcBorders>
               <w:start w:val="single" w:sz="4" w:space="0" w:color="000000"/>
               <w:bottom w:val="single" w:sz="4" w:space="0" w:color="000000"/>
@@ -14802,7 +14866,7 @@
         </w:tc>
         <w:tc>
           <w:tcPr>
-            <w:tcW w:w="1732" w:type="dxa"/>
+            <w:tcW w:w="1731" w:type="dxa"/>
             <w:tcBorders>
               <w:start w:val="single" w:sz="4" w:space="0" w:color="000000"/>
               <w:bottom w:val="single" w:sz="4" w:space="0" w:color="000000"/>
@@ -14842,7 +14906,7 @@
         </w:tc>
         <w:tc>
           <w:tcPr>
-            <w:tcW w:w="1735" w:type="dxa"/>
+            <w:tcW w:w="1736" w:type="dxa"/>
             <w:tcBorders>
               <w:start w:val="single" w:sz="4" w:space="0" w:color="000000"/>
               <w:bottom w:val="single" w:sz="4" w:space="0" w:color="000000"/>
@@ -14906,7 +14970,7 @@
         </w:tc>
         <w:tc>
           <w:tcPr>
-            <w:tcW w:w="1732" w:type="dxa"/>
+            <w:tcW w:w="1731" w:type="dxa"/>
             <w:tcBorders>
               <w:start w:val="single" w:sz="4" w:space="0" w:color="000000"/>
               <w:bottom w:val="single" w:sz="4" w:space="0" w:color="000000"/>
@@ -14946,7 +15010,7 @@
         </w:tc>
         <w:tc>
           <w:tcPr>
-            <w:tcW w:w="1735" w:type="dxa"/>
+            <w:tcW w:w="1736" w:type="dxa"/>
             <w:tcBorders>
               <w:start w:val="single" w:sz="4" w:space="0" w:color="000000"/>
               <w:bottom w:val="single" w:sz="4" w:space="0" w:color="000000"/>
@@ -15010,7 +15074,7 @@
         </w:tc>
         <w:tc>
           <w:tcPr>
-            <w:tcW w:w="1732" w:type="dxa"/>
+            <w:tcW w:w="1731" w:type="dxa"/>
             <w:tcBorders>
               <w:start w:val="single" w:sz="4" w:space="0" w:color="000000"/>
               <w:bottom w:val="single" w:sz="4" w:space="0" w:color="000000"/>
@@ -15050,7 +15114,7 @@
         </w:tc>
         <w:tc>
           <w:tcPr>
-            <w:tcW w:w="1735" w:type="dxa"/>
+            <w:tcW w:w="1736" w:type="dxa"/>
             <w:tcBorders>
               <w:start w:val="single" w:sz="4" w:space="0" w:color="000000"/>
               <w:bottom w:val="single" w:sz="4" w:space="0" w:color="000000"/>
@@ -15114,7 +15178,7 @@
         </w:tc>
         <w:tc>
           <w:tcPr>
-            <w:tcW w:w="1732" w:type="dxa"/>
+            <w:tcW w:w="1731" w:type="dxa"/>
             <w:tcBorders>
               <w:start w:val="single" w:sz="4" w:space="0" w:color="000000"/>
               <w:bottom w:val="single" w:sz="4" w:space="0" w:color="000000"/>
@@ -15154,7 +15218,7 @@
         </w:tc>
         <w:tc>
           <w:tcPr>
-            <w:tcW w:w="1735" w:type="dxa"/>
+            <w:tcW w:w="1736" w:type="dxa"/>
             <w:tcBorders>
               <w:start w:val="single" w:sz="4" w:space="0" w:color="000000"/>
               <w:bottom w:val="single" w:sz="4" w:space="0" w:color="000000"/>
@@ -15218,7 +15282,7 @@
         </w:tc>
         <w:tc>
           <w:tcPr>
-            <w:tcW w:w="1732" w:type="dxa"/>
+            <w:tcW w:w="1731" w:type="dxa"/>
             <w:tcBorders>
               <w:start w:val="single" w:sz="4" w:space="0" w:color="000000"/>
               <w:bottom w:val="single" w:sz="4" w:space="0" w:color="000000"/>
@@ -15258,7 +15322,7 @@
         </w:tc>
         <w:tc>
           <w:tcPr>
-            <w:tcW w:w="1735" w:type="dxa"/>
+            <w:tcW w:w="1736" w:type="dxa"/>
             <w:tcBorders>
               <w:start w:val="single" w:sz="4" w:space="0" w:color="000000"/>
               <w:bottom w:val="single" w:sz="4" w:space="0" w:color="000000"/>
@@ -15322,7 +15386,7 @@
         </w:tc>
         <w:tc>
           <w:tcPr>
-            <w:tcW w:w="1732" w:type="dxa"/>
+            <w:tcW w:w="1731" w:type="dxa"/>
             <w:tcBorders>
               <w:start w:val="single" w:sz="4" w:space="0" w:color="000000"/>
               <w:bottom w:val="single" w:sz="4" w:space="0" w:color="000000"/>
@@ -15362,7 +15426,7 @@
         </w:tc>
         <w:tc>
           <w:tcPr>
-            <w:tcW w:w="1735" w:type="dxa"/>
+            <w:tcW w:w="1736" w:type="dxa"/>
             <w:tcBorders>
               <w:start w:val="single" w:sz="4" w:space="0" w:color="000000"/>
               <w:bottom w:val="single" w:sz="4" w:space="0" w:color="000000"/>
@@ -15428,7 +15492,7 @@
         </w:tc>
         <w:tc>
           <w:tcPr>
-            <w:tcW w:w="1732" w:type="dxa"/>
+            <w:tcW w:w="1731" w:type="dxa"/>
             <w:tcBorders>
               <w:start w:val="single" w:sz="4" w:space="0" w:color="000000"/>
               <w:bottom w:val="single" w:sz="4" w:space="0" w:color="000000"/>
@@ -15470,7 +15534,7 @@
         </w:tc>
         <w:tc>
           <w:tcPr>
-            <w:tcW w:w="1735" w:type="dxa"/>
+            <w:tcW w:w="1736" w:type="dxa"/>
             <w:tcBorders>
               <w:start w:val="single" w:sz="4" w:space="0" w:color="000000"/>
               <w:bottom w:val="single" w:sz="4" w:space="0" w:color="000000"/>
@@ -15537,7 +15601,7 @@
         </w:tc>
         <w:tc>
           <w:tcPr>
-            <w:tcW w:w="1732" w:type="dxa"/>
+            <w:tcW w:w="1731" w:type="dxa"/>
             <w:tcBorders>
               <w:start w:val="single" w:sz="4" w:space="0" w:color="000000"/>
               <w:bottom w:val="single" w:sz="4" w:space="0" w:color="000000"/>
@@ -15579,7 +15643,7 @@
         </w:tc>
         <w:tc>
           <w:tcPr>
-            <w:tcW w:w="1735" w:type="dxa"/>
+            <w:tcW w:w="1736" w:type="dxa"/>
             <w:tcBorders>
               <w:start w:val="single" w:sz="4" w:space="0" w:color="000000"/>
               <w:bottom w:val="single" w:sz="4" w:space="0" w:color="000000"/>
@@ -15646,7 +15710,7 @@
         </w:tc>
         <w:tc>
           <w:tcPr>
-            <w:tcW w:w="1732" w:type="dxa"/>
+            <w:tcW w:w="1731" w:type="dxa"/>
             <w:tcBorders>
               <w:start w:val="single" w:sz="4" w:space="0" w:color="000000"/>
               <w:bottom w:val="single" w:sz="4" w:space="0" w:color="000000"/>
@@ -15688,7 +15752,7 @@
         </w:tc>
         <w:tc>
           <w:tcPr>
-            <w:tcW w:w="1735" w:type="dxa"/>
+            <w:tcW w:w="1736" w:type="dxa"/>
             <w:tcBorders>
               <w:start w:val="single" w:sz="4" w:space="0" w:color="000000"/>
               <w:bottom w:val="single" w:sz="4" w:space="0" w:color="000000"/>
@@ -15754,7 +15818,7 @@
         </w:tc>
         <w:tc>
           <w:tcPr>
-            <w:tcW w:w="1732" w:type="dxa"/>
+            <w:tcW w:w="1731" w:type="dxa"/>
             <w:tcBorders>
               <w:start w:val="single" w:sz="4" w:space="0" w:color="000000"/>
               <w:bottom w:val="single" w:sz="4" w:space="0" w:color="000000"/>
@@ -15794,7 +15858,7 @@
         </w:tc>
         <w:tc>
           <w:tcPr>
-            <w:tcW w:w="1735" w:type="dxa"/>
+            <w:tcW w:w="1736" w:type="dxa"/>
             <w:tcBorders>
               <w:start w:val="single" w:sz="4" w:space="0" w:color="000000"/>
               <w:bottom w:val="single" w:sz="4" w:space="0" w:color="000000"/>
@@ -15880,7 +15944,7 @@
         <w:pStyle w:val="Normal"/>
         <w:numPr>
           <w:ilvl w:val="0"/>
-          <w:numId w:val="6"/>
+          <w:numId w:val="4"/>
         </w:numPr>
         <w:tabs>
           <w:tab w:val="clear" w:pos="720"/>
@@ -15899,7 +15963,7 @@
         <w:pStyle w:val="Normal"/>
         <w:numPr>
           <w:ilvl w:val="0"/>
-          <w:numId w:val="6"/>
+          <w:numId w:val="4"/>
         </w:numPr>
         <w:tabs>
           <w:tab w:val="clear" w:pos="720"/>
@@ -15918,7 +15982,7 @@
         <w:pStyle w:val="Normal"/>
         <w:numPr>
           <w:ilvl w:val="0"/>
-          <w:numId w:val="6"/>
+          <w:numId w:val="4"/>
         </w:numPr>
         <w:tabs>
           <w:tab w:val="clear" w:pos="720"/>
@@ -15959,7 +16023,7 @@
         <w:pStyle w:val="Normal"/>
         <w:numPr>
           <w:ilvl w:val="0"/>
-          <w:numId w:val="7"/>
+          <w:numId w:val="5"/>
         </w:numPr>
         <w:tabs>
           <w:tab w:val="clear" w:pos="720"/>
@@ -15982,7 +16046,7 @@
         <w:pStyle w:val="Normal"/>
         <w:numPr>
           <w:ilvl w:val="0"/>
-          <w:numId w:val="7"/>
+          <w:numId w:val="5"/>
         </w:numPr>
         <w:tabs>
           <w:tab w:val="clear" w:pos="720"/>
@@ -16075,7 +16139,9 @@
                               <w:rPr/>
                             </w:pPr>
                             <w:r>
-                              <w:rPr/>
+                              <w:rPr>
+                                <w:color w:val="000000"/>
+                              </w:rPr>
                               <w:drawing>
                                 <wp:inline distT="0" distB="0" distL="0" distR="0">
                                   <wp:extent cx="5502910" cy="2912110"/>
@@ -16116,31 +16182,45 @@
                               </w:drawing>
                             </w:r>
                             <w:r>
-                              <w:rPr/>
+                              <w:rPr>
+                                <w:color w:val="000000"/>
+                              </w:rPr>
                               <w:t xml:space="preserve">Slika </w:t>
                             </w:r>
                             <w:r>
-                              <w:rPr/>
+                              <w:rPr>
+                                <w:color w:val="000000"/>
+                              </w:rPr>
                               <w:fldChar w:fldCharType="begin"/>
                             </w:r>
                             <w:r>
-                              <w:rPr/>
+                              <w:rPr>
+                                <w:color w:val="000000"/>
+                              </w:rPr>
                               <w:instrText xml:space="preserve"> SEQ Slika \* ARABIC </w:instrText>
                             </w:r>
                             <w:r>
-                              <w:rPr/>
+                              <w:rPr>
+                                <w:color w:val="000000"/>
+                              </w:rPr>
                               <w:fldChar w:fldCharType="separate"/>
                             </w:r>
                             <w:r>
-                              <w:rPr/>
+                              <w:rPr>
+                                <w:color w:val="000000"/>
+                              </w:rPr>
                               <w:t>3</w:t>
                             </w:r>
                             <w:r>
-                              <w:rPr/>
+                              <w:rPr>
+                                <w:color w:val="000000"/>
+                              </w:rPr>
                               <w:fldChar w:fldCharType="end"/>
                             </w:r>
                             <w:r>
-                              <w:rPr/>
+                              <w:rPr>
+                                <w:color w:val="000000"/>
+                              </w:rPr>
                               <w:t>: Sortly web stranica</w:t>
                             </w:r>
                           </w:p>
@@ -16169,7 +16249,9 @@
                         <w:rPr/>
                       </w:pPr>
                       <w:r>
-                        <w:rPr/>
+                        <w:rPr>
+                          <w:color w:val="000000"/>
+                        </w:rPr>
                         <w:drawing>
                           <wp:inline distT="0" distB="0" distL="0" distR="0">
                             <wp:extent cx="5502910" cy="2912110"/>
@@ -16210,31 +16292,45 @@
                         </w:drawing>
                       </w:r>
                       <w:r>
-                        <w:rPr/>
+                        <w:rPr>
+                          <w:color w:val="000000"/>
+                        </w:rPr>
                         <w:t xml:space="preserve">Slika </w:t>
                       </w:r>
                       <w:r>
-                        <w:rPr/>
+                        <w:rPr>
+                          <w:color w:val="000000"/>
+                        </w:rPr>
                         <w:fldChar w:fldCharType="begin"/>
                       </w:r>
                       <w:r>
-                        <w:rPr/>
+                        <w:rPr>
+                          <w:color w:val="000000"/>
+                        </w:rPr>
                         <w:instrText xml:space="preserve"> SEQ Slika \* ARABIC </w:instrText>
                       </w:r>
                       <w:r>
-                        <w:rPr/>
+                        <w:rPr>
+                          <w:color w:val="000000"/>
+                        </w:rPr>
                         <w:fldChar w:fldCharType="separate"/>
                       </w:r>
                       <w:r>
-                        <w:rPr/>
+                        <w:rPr>
+                          <w:color w:val="000000"/>
+                        </w:rPr>
                         <w:t>3</w:t>
                       </w:r>
                       <w:r>
-                        <w:rPr/>
+                        <w:rPr>
+                          <w:color w:val="000000"/>
+                        </w:rPr>
                         <w:fldChar w:fldCharType="end"/>
                       </w:r>
                       <w:r>
-                        <w:rPr/>
+                        <w:rPr>
+                          <w:color w:val="000000"/>
+                        </w:rPr>
                         <w:t>: Sortly web stranica</w:t>
                       </w:r>
                     </w:p>
@@ -16303,7 +16399,9 @@
                               <w:rPr/>
                             </w:pPr>
                             <w:r>
-                              <w:rPr/>
+                              <w:rPr>
+                                <w:color w:val="000000"/>
+                              </w:rPr>
                               <w:drawing>
                                 <wp:inline distT="0" distB="0" distL="0" distR="0">
                                   <wp:extent cx="5502910" cy="3550285"/>
@@ -16344,31 +16442,45 @@
                               </w:drawing>
                             </w:r>
                             <w:r>
-                              <w:rPr/>
+                              <w:rPr>
+                                <w:color w:val="000000"/>
+                              </w:rPr>
                               <w:t xml:space="preserve">Slika </w:t>
                             </w:r>
                             <w:r>
-                              <w:rPr/>
+                              <w:rPr>
+                                <w:color w:val="000000"/>
+                              </w:rPr>
                               <w:fldChar w:fldCharType="begin"/>
                             </w:r>
                             <w:r>
-                              <w:rPr/>
+                              <w:rPr>
+                                <w:color w:val="000000"/>
+                              </w:rPr>
                               <w:instrText xml:space="preserve"> SEQ Slika \* ARABIC </w:instrText>
                             </w:r>
                             <w:r>
-                              <w:rPr/>
+                              <w:rPr>
+                                <w:color w:val="000000"/>
+                              </w:rPr>
                               <w:fldChar w:fldCharType="separate"/>
                             </w:r>
                             <w:r>
-                              <w:rPr/>
+                              <w:rPr>
+                                <w:color w:val="000000"/>
+                              </w:rPr>
                               <w:t>4</w:t>
                             </w:r>
                             <w:r>
-                              <w:rPr/>
+                              <w:rPr>
+                                <w:color w:val="000000"/>
+                              </w:rPr>
                               <w:fldChar w:fldCharType="end"/>
                             </w:r>
                             <w:r>
-                              <w:rPr/>
+                              <w:rPr>
+                                <w:color w:val="000000"/>
+                              </w:rPr>
                               <w:t>: Primjer Sortly alata u uporabi</w:t>
                             </w:r>
                           </w:p>
@@ -16397,7 +16509,9 @@
                         <w:rPr/>
                       </w:pPr>
                       <w:r>
-                        <w:rPr/>
+                        <w:rPr>
+                          <w:color w:val="000000"/>
+                        </w:rPr>
                         <w:drawing>
                           <wp:inline distT="0" distB="0" distL="0" distR="0">
                             <wp:extent cx="5502910" cy="3550285"/>
@@ -16438,31 +16552,45 @@
                         </w:drawing>
                       </w:r>
                       <w:r>
-                        <w:rPr/>
+                        <w:rPr>
+                          <w:color w:val="000000"/>
+                        </w:rPr>
                         <w:t xml:space="preserve">Slika </w:t>
                       </w:r>
                       <w:r>
-                        <w:rPr/>
+                        <w:rPr>
+                          <w:color w:val="000000"/>
+                        </w:rPr>
                         <w:fldChar w:fldCharType="begin"/>
                       </w:r>
                       <w:r>
-                        <w:rPr/>
+                        <w:rPr>
+                          <w:color w:val="000000"/>
+                        </w:rPr>
                         <w:instrText xml:space="preserve"> SEQ Slika \* ARABIC </w:instrText>
                       </w:r>
                       <w:r>
-                        <w:rPr/>
+                        <w:rPr>
+                          <w:color w:val="000000"/>
+                        </w:rPr>
                         <w:fldChar w:fldCharType="separate"/>
                       </w:r>
                       <w:r>
-                        <w:rPr/>
+                        <w:rPr>
+                          <w:color w:val="000000"/>
+                        </w:rPr>
                         <w:t>4</w:t>
                       </w:r>
                       <w:r>
-                        <w:rPr/>
+                        <w:rPr>
+                          <w:color w:val="000000"/>
+                        </w:rPr>
                         <w:fldChar w:fldCharType="end"/>
                       </w:r>
                       <w:r>
-                        <w:rPr/>
+                        <w:rPr>
+                          <w:color w:val="000000"/>
+                        </w:rPr>
                         <w:t>: Primjer Sortly alata u uporabi</w:t>
                       </w:r>
                     </w:p>
@@ -16512,7 +16640,7 @@
         <w:pStyle w:val="Normal"/>
         <w:numPr>
           <w:ilvl w:val="0"/>
-          <w:numId w:val="8"/>
+          <w:numId w:val="6"/>
         </w:numPr>
         <w:tabs>
           <w:tab w:val="clear" w:pos="720"/>
@@ -16535,7 +16663,7 @@
         <w:pStyle w:val="Normal"/>
         <w:numPr>
           <w:ilvl w:val="0"/>
-          <w:numId w:val="8"/>
+          <w:numId w:val="6"/>
         </w:numPr>
         <w:tabs>
           <w:tab w:val="clear" w:pos="720"/>
@@ -16609,7 +16737,9 @@
                               <w:rPr/>
                             </w:pPr>
                             <w:r>
-                              <w:rPr/>
+                              <w:rPr>
+                                <w:color w:val="000000"/>
+                              </w:rPr>
                               <w:drawing>
                                 <wp:inline distT="0" distB="0" distL="0" distR="0">
                                   <wp:extent cx="5502910" cy="3293110"/>
@@ -16650,31 +16780,45 @@
                               </w:drawing>
                             </w:r>
                             <w:r>
-                              <w:rPr/>
+                              <w:rPr>
+                                <w:color w:val="000000"/>
+                              </w:rPr>
                               <w:t xml:space="preserve">Slika </w:t>
                             </w:r>
                             <w:r>
-                              <w:rPr/>
+                              <w:rPr>
+                                <w:color w:val="000000"/>
+                              </w:rPr>
                               <w:fldChar w:fldCharType="begin"/>
                             </w:r>
                             <w:r>
-                              <w:rPr/>
+                              <w:rPr>
+                                <w:color w:val="000000"/>
+                              </w:rPr>
                               <w:instrText xml:space="preserve"> SEQ Slika \* ARABIC </w:instrText>
                             </w:r>
                             <w:r>
-                              <w:rPr/>
+                              <w:rPr>
+                                <w:color w:val="000000"/>
+                              </w:rPr>
                               <w:fldChar w:fldCharType="separate"/>
                             </w:r>
                             <w:r>
-                              <w:rPr/>
+                              <w:rPr>
+                                <w:color w:val="000000"/>
+                              </w:rPr>
                               <w:t>5</w:t>
                             </w:r>
                             <w:r>
-                              <w:rPr/>
+                              <w:rPr>
+                                <w:color w:val="000000"/>
+                              </w:rPr>
                               <w:fldChar w:fldCharType="end"/>
                             </w:r>
                             <w:r>
-                              <w:rPr/>
+                              <w:rPr>
+                                <w:color w:val="000000"/>
+                              </w:rPr>
                               <w:t>: Zoho web stranica</w:t>
                             </w:r>
                           </w:p>
@@ -16703,7 +16847,9 @@
                         <w:rPr/>
                       </w:pPr>
                       <w:r>
-                        <w:rPr/>
+                        <w:rPr>
+                          <w:color w:val="000000"/>
+                        </w:rPr>
                         <w:drawing>
                           <wp:inline distT="0" distB="0" distL="0" distR="0">
                             <wp:extent cx="5502910" cy="3293110"/>
@@ -16744,31 +16890,45 @@
                         </w:drawing>
                       </w:r>
                       <w:r>
-                        <w:rPr/>
+                        <w:rPr>
+                          <w:color w:val="000000"/>
+                        </w:rPr>
                         <w:t xml:space="preserve">Slika </w:t>
                       </w:r>
                       <w:r>
-                        <w:rPr/>
+                        <w:rPr>
+                          <w:color w:val="000000"/>
+                        </w:rPr>
                         <w:fldChar w:fldCharType="begin"/>
                       </w:r>
                       <w:r>
-                        <w:rPr/>
+                        <w:rPr>
+                          <w:color w:val="000000"/>
+                        </w:rPr>
                         <w:instrText xml:space="preserve"> SEQ Slika \* ARABIC </w:instrText>
                       </w:r>
                       <w:r>
-                        <w:rPr/>
+                        <w:rPr>
+                          <w:color w:val="000000"/>
+                        </w:rPr>
                         <w:fldChar w:fldCharType="separate"/>
                       </w:r>
                       <w:r>
-                        <w:rPr/>
+                        <w:rPr>
+                          <w:color w:val="000000"/>
+                        </w:rPr>
                         <w:t>5</w:t>
                       </w:r>
                       <w:r>
-                        <w:rPr/>
+                        <w:rPr>
+                          <w:color w:val="000000"/>
+                        </w:rPr>
                         <w:fldChar w:fldCharType="end"/>
                       </w:r>
                       <w:r>
-                        <w:rPr/>
+                        <w:rPr>
+                          <w:color w:val="000000"/>
+                        </w:rPr>
                         <w:t>: Zoho web stranica</w:t>
                       </w:r>
                     </w:p>
@@ -17340,7 +17500,7 @@
         <w:pStyle w:val="Normal"/>
         <w:numPr>
           <w:ilvl w:val="0"/>
-          <w:numId w:val="9"/>
+          <w:numId w:val="7"/>
         </w:numPr>
         <w:tabs>
           <w:tab w:val="clear" w:pos="720"/>
@@ -17363,7 +17523,7 @@
         <w:pStyle w:val="Normal"/>
         <w:numPr>
           <w:ilvl w:val="0"/>
-          <w:numId w:val="9"/>
+          <w:numId w:val="7"/>
         </w:numPr>
         <w:tabs>
           <w:tab w:val="clear" w:pos="720"/>
@@ -17386,7 +17546,7 @@
         <w:pStyle w:val="Normal"/>
         <w:numPr>
           <w:ilvl w:val="0"/>
-          <w:numId w:val="9"/>
+          <w:numId w:val="7"/>
         </w:numPr>
         <w:tabs>
           <w:tab w:val="clear" w:pos="720"/>
@@ -17658,7 +17818,7 @@
         <w:pStyle w:val="Normal"/>
         <w:numPr>
           <w:ilvl w:val="0"/>
-          <w:numId w:val="10"/>
+          <w:numId w:val="8"/>
         </w:numPr>
         <w:tabs>
           <w:tab w:val="clear" w:pos="720"/>
@@ -18293,236 +18453,270 @@
       <w:lvlJc w:val="start"/>
       <w:pPr>
         <w:tabs>
-          <w:tab w:val="num" w:pos="0"/>
+          <w:tab w:val="num" w:pos="709"/>
         </w:tabs>
-        <w:ind w:start="720" w:hanging="360"/>
+        <w:ind w:start="709" w:hanging="283"/>
       </w:pPr>
       <w:rPr>
         <w:rFonts w:ascii="Symbol" w:hAnsi="Symbol" w:cs="Symbol" w:hint="default"/>
       </w:rPr>
     </w:lvl>
     <w:lvl w:ilvl="1">
-      <w:start w:val="0"/>
-      <w:numFmt w:val="decimal"/>
-      <w:lvlText w:val=""/>
+      <w:start w:val="1"/>
+      <w:numFmt w:val="bullet"/>
+      <w:lvlText w:val=""/>
       <w:lvlJc w:val="start"/>
       <w:pPr>
         <w:tabs>
-          <w:tab w:val="num" w:pos="0"/>
+          <w:tab w:val="num" w:pos="1418"/>
         </w:tabs>
-        <w:ind w:start="0" w:hanging="0"/>
-      </w:pPr>
-      <w:rPr/>
+        <w:ind w:start="1418" w:hanging="283"/>
+      </w:pPr>
+      <w:rPr>
+        <w:rFonts w:ascii="Symbol" w:hAnsi="Symbol" w:cs="Symbol" w:hint="default"/>
+      </w:rPr>
     </w:lvl>
     <w:lvl w:ilvl="2">
-      <w:start w:val="0"/>
-      <w:numFmt w:val="decimal"/>
-      <w:lvlText w:val=""/>
+      <w:start w:val="1"/>
+      <w:numFmt w:val="bullet"/>
+      <w:lvlText w:val=""/>
       <w:lvlJc w:val="start"/>
       <w:pPr>
         <w:tabs>
-          <w:tab w:val="num" w:pos="0"/>
+          <w:tab w:val="num" w:pos="2127"/>
         </w:tabs>
-        <w:ind w:start="0" w:hanging="0"/>
-      </w:pPr>
-      <w:rPr/>
+        <w:ind w:start="2127" w:hanging="283"/>
+      </w:pPr>
+      <w:rPr>
+        <w:rFonts w:ascii="Symbol" w:hAnsi="Symbol" w:cs="Symbol" w:hint="default"/>
+      </w:rPr>
     </w:lvl>
     <w:lvl w:ilvl="3">
-      <w:start w:val="0"/>
-      <w:numFmt w:val="decimal"/>
-      <w:lvlText w:val=""/>
+      <w:start w:val="1"/>
+      <w:numFmt w:val="bullet"/>
+      <w:lvlText w:val=""/>
       <w:lvlJc w:val="start"/>
       <w:pPr>
         <w:tabs>
-          <w:tab w:val="num" w:pos="0"/>
+          <w:tab w:val="num" w:pos="2836"/>
         </w:tabs>
-        <w:ind w:start="0" w:hanging="0"/>
-      </w:pPr>
-      <w:rPr/>
+        <w:ind w:start="2836" w:hanging="283"/>
+      </w:pPr>
+      <w:rPr>
+        <w:rFonts w:ascii="Symbol" w:hAnsi="Symbol" w:cs="Symbol" w:hint="default"/>
+      </w:rPr>
     </w:lvl>
     <w:lvl w:ilvl="4">
-      <w:start w:val="0"/>
-      <w:numFmt w:val="decimal"/>
-      <w:lvlText w:val=""/>
+      <w:start w:val="1"/>
+      <w:numFmt w:val="bullet"/>
+      <w:lvlText w:val=""/>
       <w:lvlJc w:val="start"/>
       <w:pPr>
         <w:tabs>
-          <w:tab w:val="num" w:pos="0"/>
+          <w:tab w:val="num" w:pos="3545"/>
         </w:tabs>
-        <w:ind w:start="0" w:hanging="0"/>
-      </w:pPr>
-      <w:rPr/>
+        <w:ind w:start="3545" w:hanging="283"/>
+      </w:pPr>
+      <w:rPr>
+        <w:rFonts w:ascii="Symbol" w:hAnsi="Symbol" w:cs="Symbol" w:hint="default"/>
+      </w:rPr>
     </w:lvl>
     <w:lvl w:ilvl="5">
-      <w:start w:val="0"/>
-      <w:numFmt w:val="decimal"/>
-      <w:lvlText w:val=""/>
+      <w:start w:val="1"/>
+      <w:numFmt w:val="bullet"/>
+      <w:lvlText w:val=""/>
       <w:lvlJc w:val="start"/>
       <w:pPr>
         <w:tabs>
-          <w:tab w:val="num" w:pos="0"/>
+          <w:tab w:val="num" w:pos="4254"/>
         </w:tabs>
-        <w:ind w:start="0" w:hanging="0"/>
-      </w:pPr>
-      <w:rPr/>
+        <w:ind w:start="4254" w:hanging="283"/>
+      </w:pPr>
+      <w:rPr>
+        <w:rFonts w:ascii="Symbol" w:hAnsi="Symbol" w:cs="Symbol" w:hint="default"/>
+      </w:rPr>
     </w:lvl>
     <w:lvl w:ilvl="6">
-      <w:start w:val="0"/>
-      <w:numFmt w:val="decimal"/>
-      <w:lvlText w:val=""/>
+      <w:start w:val="1"/>
+      <w:numFmt w:val="bullet"/>
+      <w:lvlText w:val=""/>
       <w:lvlJc w:val="start"/>
       <w:pPr>
         <w:tabs>
-          <w:tab w:val="num" w:pos="0"/>
+          <w:tab w:val="num" w:pos="4963"/>
         </w:tabs>
-        <w:ind w:start="0" w:hanging="0"/>
-      </w:pPr>
-      <w:rPr/>
+        <w:ind w:start="4963" w:hanging="283"/>
+      </w:pPr>
+      <w:rPr>
+        <w:rFonts w:ascii="Symbol" w:hAnsi="Symbol" w:cs="Symbol" w:hint="default"/>
+      </w:rPr>
     </w:lvl>
     <w:lvl w:ilvl="7">
-      <w:start w:val="0"/>
-      <w:numFmt w:val="decimal"/>
-      <w:lvlText w:val=""/>
+      <w:start w:val="1"/>
+      <w:numFmt w:val="bullet"/>
+      <w:lvlText w:val=""/>
       <w:lvlJc w:val="start"/>
       <w:pPr>
         <w:tabs>
-          <w:tab w:val="num" w:pos="0"/>
+          <w:tab w:val="num" w:pos="5672"/>
         </w:tabs>
-        <w:ind w:start="0" w:hanging="0"/>
-      </w:pPr>
-      <w:rPr/>
+        <w:ind w:start="5672" w:hanging="283"/>
+      </w:pPr>
+      <w:rPr>
+        <w:rFonts w:ascii="Symbol" w:hAnsi="Symbol" w:cs="Symbol" w:hint="default"/>
+      </w:rPr>
     </w:lvl>
     <w:lvl w:ilvl="8">
-      <w:start w:val="0"/>
-      <w:numFmt w:val="decimal"/>
-      <w:lvlText w:val=""/>
+      <w:start w:val="1"/>
+      <w:numFmt w:val="bullet"/>
+      <w:lvlText w:val=""/>
       <w:lvlJc w:val="start"/>
       <w:pPr>
         <w:tabs>
-          <w:tab w:val="num" w:pos="0"/>
+          <w:tab w:val="num" w:pos="6381"/>
         </w:tabs>
-        <w:ind w:start="0" w:hanging="0"/>
-      </w:pPr>
-      <w:rPr/>
+        <w:ind w:start="6381" w:hanging="283"/>
+      </w:pPr>
+      <w:rPr>
+        <w:rFonts w:ascii="Symbol" w:hAnsi="Symbol" w:cs="Symbol" w:hint="default"/>
+      </w:rPr>
     </w:lvl>
   </w:abstractNum>
   <w:abstractNum w:abstractNumId="2">
     <w:lvl w:ilvl="0">
       <w:start w:val="1"/>
-      <w:numFmt w:val="decimal"/>
-      <w:lvlText w:val="%1."/>
+      <w:numFmt w:val="bullet"/>
+      <w:lvlText w:val=""/>
       <w:lvlJc w:val="start"/>
       <w:pPr>
         <w:tabs>
-          <w:tab w:val="num" w:pos="0"/>
+          <w:tab w:val="num" w:pos="709"/>
         </w:tabs>
-        <w:ind w:start="720" w:hanging="360"/>
-      </w:pPr>
-      <w:rPr/>
+        <w:ind w:start="709" w:hanging="283"/>
+      </w:pPr>
+      <w:rPr>
+        <w:rFonts w:ascii="Symbol" w:hAnsi="Symbol" w:cs="Symbol" w:hint="default"/>
+      </w:rPr>
     </w:lvl>
     <w:lvl w:ilvl="1">
-      <w:start w:val="0"/>
-      <w:numFmt w:val="decimal"/>
-      <w:lvlText w:val=""/>
+      <w:start w:val="1"/>
+      <w:numFmt w:val="bullet"/>
+      <w:lvlText w:val=""/>
       <w:lvlJc w:val="start"/>
       <w:pPr>
         <w:tabs>
-          <w:tab w:val="num" w:pos="0"/>
+          <w:tab w:val="num" w:pos="1418"/>
         </w:tabs>
-        <w:ind w:start="0" w:hanging="0"/>
-      </w:pPr>
-      <w:rPr/>
+        <w:ind w:start="1418" w:hanging="283"/>
+      </w:pPr>
+      <w:rPr>
+        <w:rFonts w:ascii="Symbol" w:hAnsi="Symbol" w:cs="Symbol" w:hint="default"/>
+      </w:rPr>
     </w:lvl>
     <w:lvl w:ilvl="2">
-      <w:start w:val="0"/>
-      <w:numFmt w:val="decimal"/>
-      <w:lvlText w:val=""/>
+      <w:start w:val="1"/>
+      <w:numFmt w:val="bullet"/>
+      <w:lvlText w:val=""/>
       <w:lvlJc w:val="start"/>
       <w:pPr>
         <w:tabs>
-          <w:tab w:val="num" w:pos="0"/>
+          <w:tab w:val="num" w:pos="2127"/>
         </w:tabs>
-        <w:ind w:start="0" w:hanging="0"/>
-      </w:pPr>
-      <w:rPr/>
+        <w:ind w:start="2127" w:hanging="283"/>
+      </w:pPr>
+      <w:rPr>
+        <w:rFonts w:ascii="Symbol" w:hAnsi="Symbol" w:cs="Symbol" w:hint="default"/>
+      </w:rPr>
     </w:lvl>
     <w:lvl w:ilvl="3">
-      <w:start w:val="0"/>
-      <w:numFmt w:val="decimal"/>
-      <w:lvlText w:val=""/>
+      <w:start w:val="1"/>
+      <w:numFmt w:val="bullet"/>
+      <w:lvlText w:val=""/>
       <w:lvlJc w:val="start"/>
       <w:pPr>
         <w:tabs>
-          <w:tab w:val="num" w:pos="0"/>
+          <w:tab w:val="num" w:pos="2836"/>
         </w:tabs>
-        <w:ind w:start="0" w:hanging="0"/>
-      </w:pPr>
-      <w:rPr/>
+        <w:ind w:start="2836" w:hanging="283"/>
+      </w:pPr>
+      <w:rPr>
+        <w:rFonts w:ascii="Symbol" w:hAnsi="Symbol" w:cs="Symbol" w:hint="default"/>
+      </w:rPr>
     </w:lvl>
     <w:lvl w:ilvl="4">
-      <w:start w:val="0"/>
-      <w:numFmt w:val="decimal"/>
-      <w:lvlText w:val=""/>
+      <w:start w:val="1"/>
+      <w:numFmt w:val="bullet"/>
+      <w:lvlText w:val=""/>
       <w:lvlJc w:val="start"/>
       <w:pPr>
         <w:tabs>
-          <w:tab w:val="num" w:pos="0"/>
+          <w:tab w:val="num" w:pos="3545"/>
         </w:tabs>
-        <w:ind w:start="0" w:hanging="0"/>
-      </w:pPr>
-      <w:rPr/>
+        <w:ind w:start="3545" w:hanging="283"/>
+      </w:pPr>
+      <w:rPr>
+        <w:rFonts w:ascii="Symbol" w:hAnsi="Symbol" w:cs="Symbol" w:hint="default"/>
+      </w:rPr>
     </w:lvl>
     <w:lvl w:ilvl="5">
-      <w:start w:val="0"/>
-      <w:numFmt w:val="decimal"/>
-      <w:lvlText w:val=""/>
+      <w:start w:val="1"/>
+      <w:numFmt w:val="bullet"/>
+      <w:lvlText w:val=""/>
       <w:lvlJc w:val="start"/>
       <w:pPr>
         <w:tabs>
-          <w:tab w:val="num" w:pos="0"/>
+          <w:tab w:val="num" w:pos="4254"/>
         </w:tabs>
-        <w:ind w:start="0" w:hanging="0"/>
-      </w:pPr>
-      <w:rPr/>
+        <w:ind w:start="4254" w:hanging="283"/>
+      </w:pPr>
+      <w:rPr>
+        <w:rFonts w:ascii="Symbol" w:hAnsi="Symbol" w:cs="Symbol" w:hint="default"/>
+      </w:rPr>
     </w:lvl>
     <w:lvl w:ilvl="6">
-      <w:start w:val="0"/>
-      <w:numFmt w:val="decimal"/>
-      <w:lvlText w:val=""/>
+      <w:start w:val="1"/>
+      <w:numFmt w:val="bullet"/>
+      <w:lvlText w:val=""/>
       <w:lvlJc w:val="start"/>
       <w:pPr>
         <w:tabs>
-          <w:tab w:val="num" w:pos="0"/>
+          <w:tab w:val="num" w:pos="4963"/>
         </w:tabs>
-        <w:ind w:start="0" w:hanging="0"/>
-      </w:pPr>
-      <w:rPr/>
+        <w:ind w:start="4963" w:hanging="283"/>
+      </w:pPr>
+      <w:rPr>
+        <w:rFonts w:ascii="Symbol" w:hAnsi="Symbol" w:cs="Symbol" w:hint="default"/>
+      </w:rPr>
     </w:lvl>
     <w:lvl w:ilvl="7">
-      <w:start w:val="0"/>
-      <w:numFmt w:val="decimal"/>
-      <w:lvlText w:val=""/>
+      <w:start w:val="1"/>
+      <w:numFmt w:val="bullet"/>
+      <w:lvlText w:val=""/>
       <w:lvlJc w:val="start"/>
       <w:pPr>
         <w:tabs>
-          <w:tab w:val="num" w:pos="0"/>
+          <w:tab w:val="num" w:pos="5672"/>
         </w:tabs>
-        <w:ind w:start="0" w:hanging="0"/>
-      </w:pPr>
-      <w:rPr/>
+        <w:ind w:start="5672" w:hanging="283"/>
+      </w:pPr>
+      <w:rPr>
+        <w:rFonts w:ascii="Symbol" w:hAnsi="Symbol" w:cs="Symbol" w:hint="default"/>
+      </w:rPr>
     </w:lvl>
     <w:lvl w:ilvl="8">
-      <w:start w:val="0"/>
-      <w:numFmt w:val="decimal"/>
-      <w:lvlText w:val=""/>
+      <w:start w:val="1"/>
+      <w:numFmt w:val="bullet"/>
+      <w:lvlText w:val=""/>
       <w:lvlJc w:val="start"/>
       <w:pPr>
         <w:tabs>
-          <w:tab w:val="num" w:pos="0"/>
+          <w:tab w:val="num" w:pos="6381"/>
         </w:tabs>
-        <w:ind w:start="0" w:hanging="0"/>
-      </w:pPr>
-      <w:rPr/>
+        <w:ind w:start="6381" w:hanging="283"/>
+      </w:pPr>
+      <w:rPr>
+        <w:rFonts w:ascii="Symbol" w:hAnsi="Symbol" w:cs="Symbol" w:hint="default"/>
+      </w:rPr>
     </w:lvl>
   </w:abstractNum>
   <w:abstractNum w:abstractNumId="3">
@@ -19076,280 +19270,6 @@
   <w:abstractNum w:abstractNumId="7">
     <w:lvl w:ilvl="0">
       <w:start w:val="1"/>
-      <w:numFmt w:val="bullet"/>
-      <w:lvlText w:val=""/>
-      <w:lvlJc w:val="start"/>
-      <w:pPr>
-        <w:tabs>
-          <w:tab w:val="num" w:pos="709"/>
-        </w:tabs>
-        <w:ind w:start="709" w:hanging="283"/>
-      </w:pPr>
-      <w:rPr>
-        <w:rFonts w:ascii="Symbol" w:hAnsi="Symbol" w:cs="Symbol" w:hint="default"/>
-      </w:rPr>
-    </w:lvl>
-    <w:lvl w:ilvl="1">
-      <w:start w:val="1"/>
-      <w:numFmt w:val="bullet"/>
-      <w:lvlText w:val=""/>
-      <w:lvlJc w:val="start"/>
-      <w:pPr>
-        <w:tabs>
-          <w:tab w:val="num" w:pos="1418"/>
-        </w:tabs>
-        <w:ind w:start="1418" w:hanging="283"/>
-      </w:pPr>
-      <w:rPr>
-        <w:rFonts w:ascii="Symbol" w:hAnsi="Symbol" w:cs="Symbol" w:hint="default"/>
-      </w:rPr>
-    </w:lvl>
-    <w:lvl w:ilvl="2">
-      <w:start w:val="1"/>
-      <w:numFmt w:val="bullet"/>
-      <w:lvlText w:val=""/>
-      <w:lvlJc w:val="start"/>
-      <w:pPr>
-        <w:tabs>
-          <w:tab w:val="num" w:pos="2127"/>
-        </w:tabs>
-        <w:ind w:start="2127" w:hanging="283"/>
-      </w:pPr>
-      <w:rPr>
-        <w:rFonts w:ascii="Symbol" w:hAnsi="Symbol" w:cs="Symbol" w:hint="default"/>
-      </w:rPr>
-    </w:lvl>
-    <w:lvl w:ilvl="3">
-      <w:start w:val="1"/>
-      <w:numFmt w:val="bullet"/>
-      <w:lvlText w:val=""/>
-      <w:lvlJc w:val="start"/>
-      <w:pPr>
-        <w:tabs>
-          <w:tab w:val="num" w:pos="2836"/>
-        </w:tabs>
-        <w:ind w:start="2836" w:hanging="283"/>
-      </w:pPr>
-      <w:rPr>
-        <w:rFonts w:ascii="Symbol" w:hAnsi="Symbol" w:cs="Symbol" w:hint="default"/>
-      </w:rPr>
-    </w:lvl>
-    <w:lvl w:ilvl="4">
-      <w:start w:val="1"/>
-      <w:numFmt w:val="bullet"/>
-      <w:lvlText w:val=""/>
-      <w:lvlJc w:val="start"/>
-      <w:pPr>
-        <w:tabs>
-          <w:tab w:val="num" w:pos="3545"/>
-        </w:tabs>
-        <w:ind w:start="3545" w:hanging="283"/>
-      </w:pPr>
-      <w:rPr>
-        <w:rFonts w:ascii="Symbol" w:hAnsi="Symbol" w:cs="Symbol" w:hint="default"/>
-      </w:rPr>
-    </w:lvl>
-    <w:lvl w:ilvl="5">
-      <w:start w:val="1"/>
-      <w:numFmt w:val="bullet"/>
-      <w:lvlText w:val=""/>
-      <w:lvlJc w:val="start"/>
-      <w:pPr>
-        <w:tabs>
-          <w:tab w:val="num" w:pos="4254"/>
-        </w:tabs>
-        <w:ind w:start="4254" w:hanging="283"/>
-      </w:pPr>
-      <w:rPr>
-        <w:rFonts w:ascii="Symbol" w:hAnsi="Symbol" w:cs="Symbol" w:hint="default"/>
-      </w:rPr>
-    </w:lvl>
-    <w:lvl w:ilvl="6">
-      <w:start w:val="1"/>
-      <w:numFmt w:val="bullet"/>
-      <w:lvlText w:val=""/>
-      <w:lvlJc w:val="start"/>
-      <w:pPr>
-        <w:tabs>
-          <w:tab w:val="num" w:pos="4963"/>
-        </w:tabs>
-        <w:ind w:start="4963" w:hanging="283"/>
-      </w:pPr>
-      <w:rPr>
-        <w:rFonts w:ascii="Symbol" w:hAnsi="Symbol" w:cs="Symbol" w:hint="default"/>
-      </w:rPr>
-    </w:lvl>
-    <w:lvl w:ilvl="7">
-      <w:start w:val="1"/>
-      <w:numFmt w:val="bullet"/>
-      <w:lvlText w:val=""/>
-      <w:lvlJc w:val="start"/>
-      <w:pPr>
-        <w:tabs>
-          <w:tab w:val="num" w:pos="5672"/>
-        </w:tabs>
-        <w:ind w:start="5672" w:hanging="283"/>
-      </w:pPr>
-      <w:rPr>
-        <w:rFonts w:ascii="Symbol" w:hAnsi="Symbol" w:cs="Symbol" w:hint="default"/>
-      </w:rPr>
-    </w:lvl>
-    <w:lvl w:ilvl="8">
-      <w:start w:val="1"/>
-      <w:numFmt w:val="bullet"/>
-      <w:lvlText w:val=""/>
-      <w:lvlJc w:val="start"/>
-      <w:pPr>
-        <w:tabs>
-          <w:tab w:val="num" w:pos="6381"/>
-        </w:tabs>
-        <w:ind w:start="6381" w:hanging="283"/>
-      </w:pPr>
-      <w:rPr>
-        <w:rFonts w:ascii="Symbol" w:hAnsi="Symbol" w:cs="Symbol" w:hint="default"/>
-      </w:rPr>
-    </w:lvl>
-  </w:abstractNum>
-  <w:abstractNum w:abstractNumId="8">
-    <w:lvl w:ilvl="0">
-      <w:start w:val="1"/>
-      <w:numFmt w:val="bullet"/>
-      <w:lvlText w:val=""/>
-      <w:lvlJc w:val="start"/>
-      <w:pPr>
-        <w:tabs>
-          <w:tab w:val="num" w:pos="709"/>
-        </w:tabs>
-        <w:ind w:start="709" w:hanging="283"/>
-      </w:pPr>
-      <w:rPr>
-        <w:rFonts w:ascii="Symbol" w:hAnsi="Symbol" w:cs="Symbol" w:hint="default"/>
-      </w:rPr>
-    </w:lvl>
-    <w:lvl w:ilvl="1">
-      <w:start w:val="1"/>
-      <w:numFmt w:val="bullet"/>
-      <w:lvlText w:val=""/>
-      <w:lvlJc w:val="start"/>
-      <w:pPr>
-        <w:tabs>
-          <w:tab w:val="num" w:pos="1418"/>
-        </w:tabs>
-        <w:ind w:start="1418" w:hanging="283"/>
-      </w:pPr>
-      <w:rPr>
-        <w:rFonts w:ascii="Symbol" w:hAnsi="Symbol" w:cs="Symbol" w:hint="default"/>
-      </w:rPr>
-    </w:lvl>
-    <w:lvl w:ilvl="2">
-      <w:start w:val="1"/>
-      <w:numFmt w:val="bullet"/>
-      <w:lvlText w:val=""/>
-      <w:lvlJc w:val="start"/>
-      <w:pPr>
-        <w:tabs>
-          <w:tab w:val="num" w:pos="2127"/>
-        </w:tabs>
-        <w:ind w:start="2127" w:hanging="283"/>
-      </w:pPr>
-      <w:rPr>
-        <w:rFonts w:ascii="Symbol" w:hAnsi="Symbol" w:cs="Symbol" w:hint="default"/>
-      </w:rPr>
-    </w:lvl>
-    <w:lvl w:ilvl="3">
-      <w:start w:val="1"/>
-      <w:numFmt w:val="bullet"/>
-      <w:lvlText w:val=""/>
-      <w:lvlJc w:val="start"/>
-      <w:pPr>
-        <w:tabs>
-          <w:tab w:val="num" w:pos="2836"/>
-        </w:tabs>
-        <w:ind w:start="2836" w:hanging="283"/>
-      </w:pPr>
-      <w:rPr>
-        <w:rFonts w:ascii="Symbol" w:hAnsi="Symbol" w:cs="Symbol" w:hint="default"/>
-      </w:rPr>
-    </w:lvl>
-    <w:lvl w:ilvl="4">
-      <w:start w:val="1"/>
-      <w:numFmt w:val="bullet"/>
-      <w:lvlText w:val=""/>
-      <w:lvlJc w:val="start"/>
-      <w:pPr>
-        <w:tabs>
-          <w:tab w:val="num" w:pos="3545"/>
-        </w:tabs>
-        <w:ind w:start="3545" w:hanging="283"/>
-      </w:pPr>
-      <w:rPr>
-        <w:rFonts w:ascii="Symbol" w:hAnsi="Symbol" w:cs="Symbol" w:hint="default"/>
-      </w:rPr>
-    </w:lvl>
-    <w:lvl w:ilvl="5">
-      <w:start w:val="1"/>
-      <w:numFmt w:val="bullet"/>
-      <w:lvlText w:val=""/>
-      <w:lvlJc w:val="start"/>
-      <w:pPr>
-        <w:tabs>
-          <w:tab w:val="num" w:pos="4254"/>
-        </w:tabs>
-        <w:ind w:start="4254" w:hanging="283"/>
-      </w:pPr>
-      <w:rPr>
-        <w:rFonts w:ascii="Symbol" w:hAnsi="Symbol" w:cs="Symbol" w:hint="default"/>
-      </w:rPr>
-    </w:lvl>
-    <w:lvl w:ilvl="6">
-      <w:start w:val="1"/>
-      <w:numFmt w:val="bullet"/>
-      <w:lvlText w:val=""/>
-      <w:lvlJc w:val="start"/>
-      <w:pPr>
-        <w:tabs>
-          <w:tab w:val="num" w:pos="4963"/>
-        </w:tabs>
-        <w:ind w:start="4963" w:hanging="283"/>
-      </w:pPr>
-      <w:rPr>
-        <w:rFonts w:ascii="Symbol" w:hAnsi="Symbol" w:cs="Symbol" w:hint="default"/>
-      </w:rPr>
-    </w:lvl>
-    <w:lvl w:ilvl="7">
-      <w:start w:val="1"/>
-      <w:numFmt w:val="bullet"/>
-      <w:lvlText w:val=""/>
-      <w:lvlJc w:val="start"/>
-      <w:pPr>
-        <w:tabs>
-          <w:tab w:val="num" w:pos="5672"/>
-        </w:tabs>
-        <w:ind w:start="5672" w:hanging="283"/>
-      </w:pPr>
-      <w:rPr>
-        <w:rFonts w:ascii="Symbol" w:hAnsi="Symbol" w:cs="Symbol" w:hint="default"/>
-      </w:rPr>
-    </w:lvl>
-    <w:lvl w:ilvl="8">
-      <w:start w:val="1"/>
-      <w:numFmt w:val="bullet"/>
-      <w:lvlText w:val=""/>
-      <w:lvlJc w:val="start"/>
-      <w:pPr>
-        <w:tabs>
-          <w:tab w:val="num" w:pos="6381"/>
-        </w:tabs>
-        <w:ind w:start="6381" w:hanging="283"/>
-      </w:pPr>
-      <w:rPr>
-        <w:rFonts w:ascii="Symbol" w:hAnsi="Symbol" w:cs="Symbol" w:hint="default"/>
-      </w:rPr>
-    </w:lvl>
-  </w:abstractNum>
-  <w:abstractNum w:abstractNumId="9">
-    <w:lvl w:ilvl="0">
-      <w:start w:val="1"/>
       <w:numFmt w:val="decimal"/>
       <w:lvlText w:val="%1."/>
       <w:lvlJc w:val="start"/>
@@ -19462,6 +19382,246 @@
           <w:tab w:val="num" w:pos="6381"/>
         </w:tabs>
         <w:ind w:start="6381" w:hanging="283"/>
+      </w:pPr>
+      <w:rPr/>
+    </w:lvl>
+  </w:abstractNum>
+  <w:abstractNum w:abstractNumId="8">
+    <w:lvl w:ilvl="0">
+      <w:start w:val="1"/>
+      <w:numFmt w:val="decimal"/>
+      <w:lvlText w:val="%1."/>
+      <w:lvlJc w:val="start"/>
+      <w:pPr>
+        <w:tabs>
+          <w:tab w:val="num" w:pos="709"/>
+        </w:tabs>
+        <w:ind w:start="709" w:hanging="283"/>
+      </w:pPr>
+      <w:rPr/>
+    </w:lvl>
+    <w:lvl w:ilvl="1">
+      <w:start w:val="1"/>
+      <w:numFmt w:val="decimal"/>
+      <w:lvlText w:val="%2."/>
+      <w:lvlJc w:val="start"/>
+      <w:pPr>
+        <w:tabs>
+          <w:tab w:val="num" w:pos="1418"/>
+        </w:tabs>
+        <w:ind w:start="1418" w:hanging="283"/>
+      </w:pPr>
+      <w:rPr/>
+    </w:lvl>
+    <w:lvl w:ilvl="2">
+      <w:start w:val="1"/>
+      <w:numFmt w:val="decimal"/>
+      <w:lvlText w:val="%3."/>
+      <w:lvlJc w:val="start"/>
+      <w:pPr>
+        <w:tabs>
+          <w:tab w:val="num" w:pos="2127"/>
+        </w:tabs>
+        <w:ind w:start="2127" w:hanging="283"/>
+      </w:pPr>
+      <w:rPr/>
+    </w:lvl>
+    <w:lvl w:ilvl="3">
+      <w:start w:val="1"/>
+      <w:numFmt w:val="decimal"/>
+      <w:lvlText w:val="%4."/>
+      <w:lvlJc w:val="start"/>
+      <w:pPr>
+        <w:tabs>
+          <w:tab w:val="num" w:pos="2836"/>
+        </w:tabs>
+        <w:ind w:start="2836" w:hanging="283"/>
+      </w:pPr>
+      <w:rPr/>
+    </w:lvl>
+    <w:lvl w:ilvl="4">
+      <w:start w:val="1"/>
+      <w:numFmt w:val="decimal"/>
+      <w:lvlText w:val="%5."/>
+      <w:lvlJc w:val="start"/>
+      <w:pPr>
+        <w:tabs>
+          <w:tab w:val="num" w:pos="3545"/>
+        </w:tabs>
+        <w:ind w:start="3545" w:hanging="283"/>
+      </w:pPr>
+      <w:rPr/>
+    </w:lvl>
+    <w:lvl w:ilvl="5">
+      <w:start w:val="1"/>
+      <w:numFmt w:val="decimal"/>
+      <w:lvlText w:val="%6."/>
+      <w:lvlJc w:val="start"/>
+      <w:pPr>
+        <w:tabs>
+          <w:tab w:val="num" w:pos="4254"/>
+        </w:tabs>
+        <w:ind w:start="4254" w:hanging="283"/>
+      </w:pPr>
+      <w:rPr/>
+    </w:lvl>
+    <w:lvl w:ilvl="6">
+      <w:start w:val="1"/>
+      <w:numFmt w:val="decimal"/>
+      <w:lvlText w:val="%7."/>
+      <w:lvlJc w:val="start"/>
+      <w:pPr>
+        <w:tabs>
+          <w:tab w:val="num" w:pos="4963"/>
+        </w:tabs>
+        <w:ind w:start="4963" w:hanging="283"/>
+      </w:pPr>
+      <w:rPr/>
+    </w:lvl>
+    <w:lvl w:ilvl="7">
+      <w:start w:val="1"/>
+      <w:numFmt w:val="decimal"/>
+      <w:lvlText w:val="%8."/>
+      <w:lvlJc w:val="start"/>
+      <w:pPr>
+        <w:tabs>
+          <w:tab w:val="num" w:pos="5672"/>
+        </w:tabs>
+        <w:ind w:start="5672" w:hanging="283"/>
+      </w:pPr>
+      <w:rPr/>
+    </w:lvl>
+    <w:lvl w:ilvl="8">
+      <w:start w:val="1"/>
+      <w:numFmt w:val="decimal"/>
+      <w:lvlText w:val="%9."/>
+      <w:lvlJc w:val="start"/>
+      <w:pPr>
+        <w:tabs>
+          <w:tab w:val="num" w:pos="6381"/>
+        </w:tabs>
+        <w:ind w:start="6381" w:hanging="283"/>
+      </w:pPr>
+      <w:rPr/>
+    </w:lvl>
+  </w:abstractNum>
+  <w:abstractNum w:abstractNumId="9">
+    <w:lvl w:ilvl="0">
+      <w:start w:val="1"/>
+      <w:numFmt w:val="bullet"/>
+      <w:lvlText w:val=""/>
+      <w:lvlJc w:val="start"/>
+      <w:pPr>
+        <w:tabs>
+          <w:tab w:val="num" w:pos="0"/>
+        </w:tabs>
+        <w:ind w:start="720" w:hanging="360"/>
+      </w:pPr>
+      <w:rPr>
+        <w:rFonts w:ascii="Symbol" w:hAnsi="Symbol" w:cs="Symbol" w:hint="default"/>
+      </w:rPr>
+    </w:lvl>
+    <w:lvl w:ilvl="1">
+      <w:start w:val="0"/>
+      <w:numFmt w:val="decimal"/>
+      <w:lvlText w:val=""/>
+      <w:lvlJc w:val="start"/>
+      <w:pPr>
+        <w:tabs>
+          <w:tab w:val="num" w:pos="0"/>
+        </w:tabs>
+        <w:ind w:start="0" w:hanging="0"/>
+      </w:pPr>
+      <w:rPr/>
+    </w:lvl>
+    <w:lvl w:ilvl="2">
+      <w:start w:val="0"/>
+      <w:numFmt w:val="decimal"/>
+      <w:lvlText w:val=""/>
+      <w:lvlJc w:val="start"/>
+      <w:pPr>
+        <w:tabs>
+          <w:tab w:val="num" w:pos="0"/>
+        </w:tabs>
+        <w:ind w:start="0" w:hanging="0"/>
+      </w:pPr>
+      <w:rPr/>
+    </w:lvl>
+    <w:lvl w:ilvl="3">
+      <w:start w:val="0"/>
+      <w:numFmt w:val="decimal"/>
+      <w:lvlText w:val=""/>
+      <w:lvlJc w:val="start"/>
+      <w:pPr>
+        <w:tabs>
+          <w:tab w:val="num" w:pos="0"/>
+        </w:tabs>
+        <w:ind w:start="0" w:hanging="0"/>
+      </w:pPr>
+      <w:rPr/>
+    </w:lvl>
+    <w:lvl w:ilvl="4">
+      <w:start w:val="0"/>
+      <w:numFmt w:val="decimal"/>
+      <w:lvlText w:val=""/>
+      <w:lvlJc w:val="start"/>
+      <w:pPr>
+        <w:tabs>
+          <w:tab w:val="num" w:pos="0"/>
+        </w:tabs>
+        <w:ind w:start="0" w:hanging="0"/>
+      </w:pPr>
+      <w:rPr/>
+    </w:lvl>
+    <w:lvl w:ilvl="5">
+      <w:start w:val="0"/>
+      <w:numFmt w:val="decimal"/>
+      <w:lvlText w:val=""/>
+      <w:lvlJc w:val="start"/>
+      <w:pPr>
+        <w:tabs>
+          <w:tab w:val="num" w:pos="0"/>
+        </w:tabs>
+        <w:ind w:start="0" w:hanging="0"/>
+      </w:pPr>
+      <w:rPr/>
+    </w:lvl>
+    <w:lvl w:ilvl="6">
+      <w:start w:val="0"/>
+      <w:numFmt w:val="decimal"/>
+      <w:lvlText w:val=""/>
+      <w:lvlJc w:val="start"/>
+      <w:pPr>
+        <w:tabs>
+          <w:tab w:val="num" w:pos="0"/>
+        </w:tabs>
+        <w:ind w:start="0" w:hanging="0"/>
+      </w:pPr>
+      <w:rPr/>
+    </w:lvl>
+    <w:lvl w:ilvl="7">
+      <w:start w:val="0"/>
+      <w:numFmt w:val="decimal"/>
+      <w:lvlText w:val=""/>
+      <w:lvlJc w:val="start"/>
+      <w:pPr>
+        <w:tabs>
+          <w:tab w:val="num" w:pos="0"/>
+        </w:tabs>
+        <w:ind w:start="0" w:hanging="0"/>
+      </w:pPr>
+      <w:rPr/>
+    </w:lvl>
+    <w:lvl w:ilvl="8">
+      <w:start w:val="0"/>
+      <w:numFmt w:val="decimal"/>
+      <w:lvlText w:val=""/>
+      <w:lvlJc w:val="start"/>
+      <w:pPr>
+        <w:tabs>
+          <w:tab w:val="num" w:pos="0"/>
+        </w:tabs>
+        <w:ind w:start="0" w:hanging="0"/>
       </w:pPr>
       <w:rPr/>
     </w:lvl>
@@ -19474,113 +19634,113 @@
       <w:lvlJc w:val="start"/>
       <w:pPr>
         <w:tabs>
-          <w:tab w:val="num" w:pos="709"/>
+          <w:tab w:val="num" w:pos="0"/>
         </w:tabs>
-        <w:ind w:start="709" w:hanging="283"/>
+        <w:ind w:start="720" w:hanging="360"/>
       </w:pPr>
       <w:rPr/>
     </w:lvl>
     <w:lvl w:ilvl="1">
-      <w:start w:val="1"/>
+      <w:start w:val="0"/>
       <w:numFmt w:val="decimal"/>
-      <w:lvlText w:val="%2."/>
+      <w:lvlText w:val=""/>
       <w:lvlJc w:val="start"/>
       <w:pPr>
         <w:tabs>
-          <w:tab w:val="num" w:pos="1418"/>
+          <w:tab w:val="num" w:pos="0"/>
         </w:tabs>
-        <w:ind w:start="1418" w:hanging="283"/>
+        <w:ind w:start="0" w:hanging="0"/>
       </w:pPr>
       <w:rPr/>
     </w:lvl>
     <w:lvl w:ilvl="2">
-      <w:start w:val="1"/>
+      <w:start w:val="0"/>
       <w:numFmt w:val="decimal"/>
-      <w:lvlText w:val="%3."/>
+      <w:lvlText w:val=""/>
       <w:lvlJc w:val="start"/>
       <w:pPr>
         <w:tabs>
-          <w:tab w:val="num" w:pos="2127"/>
+          <w:tab w:val="num" w:pos="0"/>
         </w:tabs>
-        <w:ind w:start="2127" w:hanging="283"/>
+        <w:ind w:start="0" w:hanging="0"/>
       </w:pPr>
       <w:rPr/>
     </w:lvl>
     <w:lvl w:ilvl="3">
-      <w:start w:val="1"/>
+      <w:start w:val="0"/>
       <w:numFmt w:val="decimal"/>
-      <w:lvlText w:val="%4."/>
+      <w:lvlText w:val=""/>
       <w:lvlJc w:val="start"/>
       <w:pPr>
         <w:tabs>
-          <w:tab w:val="num" w:pos="2836"/>
+          <w:tab w:val="num" w:pos="0"/>
         </w:tabs>
-        <w:ind w:start="2836" w:hanging="283"/>
+        <w:ind w:start="0" w:hanging="0"/>
       </w:pPr>
       <w:rPr/>
     </w:lvl>
     <w:lvl w:ilvl="4">
-      <w:start w:val="1"/>
+      <w:start w:val="0"/>
       <w:numFmt w:val="decimal"/>
-      <w:lvlText w:val="%5."/>
+      <w:lvlText w:val=""/>
       <w:lvlJc w:val="start"/>
       <w:pPr>
         <w:tabs>
-          <w:tab w:val="num" w:pos="3545"/>
+          <w:tab w:val="num" w:pos="0"/>
         </w:tabs>
-        <w:ind w:start="3545" w:hanging="283"/>
+        <w:ind w:start="0" w:hanging="0"/>
       </w:pPr>
       <w:rPr/>
     </w:lvl>
     <w:lvl w:ilvl="5">
-      <w:start w:val="1"/>
+      <w:start w:val="0"/>
       <w:numFmt w:val="decimal"/>
-      <w:lvlText w:val="%6."/>
+      <w:lvlText w:val=""/>
       <w:lvlJc w:val="start"/>
       <w:pPr>
         <w:tabs>
-          <w:tab w:val="num" w:pos="4254"/>
+          <w:tab w:val="num" w:pos="0"/>
         </w:tabs>
-        <w:ind w:start="4254" w:hanging="283"/>
+        <w:ind w:start="0" w:hanging="0"/>
       </w:pPr>
       <w:rPr/>
     </w:lvl>
     <w:lvl w:ilvl="6">
-      <w:start w:val="1"/>
+      <w:start w:val="0"/>
       <w:numFmt w:val="decimal"/>
-      <w:lvlText w:val="%7."/>
+      <w:lvlText w:val=""/>
       <w:lvlJc w:val="start"/>
       <w:pPr>
         <w:tabs>
-          <w:tab w:val="num" w:pos="4963"/>
+          <w:tab w:val="num" w:pos="0"/>
         </w:tabs>
-        <w:ind w:start="4963" w:hanging="283"/>
+        <w:ind w:start="0" w:hanging="0"/>
       </w:pPr>
       <w:rPr/>
     </w:lvl>
     <w:lvl w:ilvl="7">
-      <w:start w:val="1"/>
+      <w:start w:val="0"/>
       <w:numFmt w:val="decimal"/>
-      <w:lvlText w:val="%8."/>
+      <w:lvlText w:val=""/>
       <w:lvlJc w:val="start"/>
       <w:pPr>
         <w:tabs>
-          <w:tab w:val="num" w:pos="5672"/>
+          <w:tab w:val="num" w:pos="0"/>
         </w:tabs>
-        <w:ind w:start="5672" w:hanging="283"/>
+        <w:ind w:start="0" w:hanging="0"/>
       </w:pPr>
       <w:rPr/>
     </w:lvl>
     <w:lvl w:ilvl="8">
-      <w:start w:val="1"/>
+      <w:start w:val="0"/>
       <w:numFmt w:val="decimal"/>
-      <w:lvlText w:val="%9."/>
+      <w:lvlText w:val=""/>
       <w:lvlJc w:val="start"/>
       <w:pPr>
         <w:tabs>
-          <w:tab w:val="num" w:pos="6381"/>
+          <w:tab w:val="num" w:pos="0"/>
         </w:tabs>
-        <w:ind w:start="6381" w:hanging="283"/>
+        <w:ind w:start="0" w:hanging="0"/>
       </w:pPr>
       <w:rPr/>
     </w:lvl>
@@ -20578,8 +20738,8 @@
       <w:u w:val="single"/>
     </w:rPr>
   </w:style>
-  <w:style w:type="character" w:styleId="FootnoteCharactersuser">
-    <w:name w:val="Footnote Characters (user)"/>
+  <w:style w:type="character" w:styleId="FootnoteCharacters">
+    <w:name w:val="Footnote Characters"/>
     <w:uiPriority w:val="99"/>
     <w:semiHidden/>
     <w:unhideWhenUsed/>
@@ -20588,8 +20748,8 @@
       <w:vertAlign w:val="superscript"/>
     </w:rPr>
   </w:style>
-  <w:style w:type="character" w:styleId="FootnoteCharacters">
-    <w:name w:val="Footnote Characters"/>
+  <w:style w:type="character" w:styleId="FootnoteCharactersuser">
+    <w:name w:val="Footnote Characters (user)"/>
     <w:qFormat/>
     <w:rPr>
       <w:vertAlign w:val="superscript"/>
@@ -20613,8 +20773,8 @@
       <w:szCs w:val="20"/>
     </w:rPr>
   </w:style>
-  <w:style w:type="character" w:styleId="EndnoteCharactersuser">
-    <w:name w:val="Endnote Characters (user)"/>
+  <w:style w:type="character" w:styleId="EndnoteCharacters">
+    <w:name w:val="Endnote Characters"/>
     <w:uiPriority w:val="99"/>
     <w:semiHidden/>
     <w:unhideWhenUsed/>
@@ -20623,8 +20783,8 @@
       <w:vertAlign w:val="superscript"/>
     </w:rPr>
   </w:style>
-  <w:style w:type="character" w:styleId="EndnoteCharacters">
-    <w:name w:val="Endnote Characters"/>
+  <w:style w:type="character" w:styleId="EndnoteCharactersuser">
+    <w:name w:val="Endnote Characters (user)"/>
     <w:qFormat/>
     <w:rPr>
       <w:vertAlign w:val="superscript"/>
@@ -20684,8 +20844,8 @@
     <w:qFormat/>
     <w:rPr/>
   </w:style>
-  <w:style w:type="character" w:styleId="Bulletsuser">
-    <w:name w:val="Bullets (user)"/>
+  <w:style w:type="character" w:styleId="Bullets">
+    <w:name w:val="Bullets"/>
     <w:qFormat/>
     <w:rPr>
       <w:rFonts w:ascii="OpenSymbol" w:hAnsi="OpenSymbol" w:eastAsia="OpenSymbol" w:cs="OpenSymbol"/>
@@ -21000,6 +21160,13 @@
     </w:pPr>
     <w:rPr/>
   </w:style>
+  <w:style w:type="paragraph" w:styleId="FrameContentsuser">
+    <w:name w:val="Frame Contents (user)"/>
+    <w:basedOn w:val="Normal"/>
+    <w:qFormat/>
+    <w:pPr/>
+    <w:rPr/>
+  </w:style>
   <w:style w:type="paragraph" w:styleId="FrameContents">
     <w:name w:val="Frame Contents"/>
     <w:basedOn w:val="Normal"/>

--- a/DZ1/KUDTrack_PrijedlogProjekta.docx
+++ b/DZ1/KUDTrack_PrijedlogProjekta.docx
@@ -663,31 +663,28 @@
           <w:r>
             <w:rPr>
               <w:rStyle w:val="IndexLink"/>
-              <w:vanish w:val="false"/>
+              <w:webHidden/>
             </w:rPr>
             <w:instrText xml:space="preserve"> TOC \z \o "1-3" \u \h</w:instrText>
           </w:r>
           <w:r>
             <w:rPr>
               <w:rStyle w:val="IndexLink"/>
-              <w:vanish w:val="false"/>
+              <w:webHidden/>
             </w:rPr>
             <w:fldChar w:fldCharType="separate"/>
           </w:r>
-          <w:r>
-            <w:rPr>
-              <w:rStyle w:val="IndexLink"/>
-              <w:vanish w:val="false"/>
-            </w:rPr>
-            <w:t>1. Prijedlog projekta</w:t>
-          </w:r>
-          <w:r>
-            <w:rPr>
-              <w:vanish w:val="false"/>
-            </w:rPr>
-            <w:tab/>
-            <w:t>3</w:t>
-          </w:r>
+          <w:hyperlink w:anchor="__RefHeading___Toc9758_508891716" w:tooltip="1. Prijedlog projekta">
+            <w:r>
+              <w:rPr>
+                <w:rStyle w:val="IndexLink"/>
+                <w:webHidden/>
+              </w:rPr>
+              <w:t>1. Prijedlog projekta</w:t>
+              <w:tab/>
+              <w:t>3</w:t>
+            </w:r>
+          </w:hyperlink>
         </w:p>
         <w:p>
           <w:pPr>
@@ -698,14 +695,17 @@
             </w:tabs>
             <w:rPr/>
           </w:pPr>
-          <w:r>
-            <w:rPr>
-              <w:vanish w:val="false"/>
-            </w:rPr>
-            <w:t>1.1. Osnovne informacije</w:t>
-            <w:tab/>
-            <w:t>3</w:t>
-          </w:r>
+          <w:hyperlink w:anchor="__RefHeading___Toc9760_508891716" w:tooltip="1.1. Osnovne informacije">
+            <w:r>
+              <w:rPr>
+                <w:rStyle w:val="IndexLink"/>
+                <w:webHidden/>
+              </w:rPr>
+              <w:t>1.1. Osnovne informacije</w:t>
+              <w:tab/>
+              <w:t>3</w:t>
+            </w:r>
+          </w:hyperlink>
         </w:p>
         <w:p>
           <w:pPr>
@@ -716,14 +716,17 @@
             </w:tabs>
             <w:rPr/>
           </w:pPr>
-          <w:r>
-            <w:rPr>
-              <w:vanish w:val="false"/>
-            </w:rPr>
-            <w:t>1.2. Opis problema i predloženog rješenja</w:t>
-            <w:tab/>
-            <w:t>3</w:t>
-          </w:r>
+          <w:hyperlink w:anchor="__RefHeading___Toc9762_508891716" w:tooltip="1.2. Opis problema i predloženog rješenja">
+            <w:r>
+              <w:rPr>
+                <w:rStyle w:val="IndexLink"/>
+                <w:webHidden/>
+              </w:rPr>
+              <w:t>1.2. Opis problema i predloženog rješenja</w:t>
+              <w:tab/>
+              <w:t>3</w:t>
+            </w:r>
+          </w:hyperlink>
         </w:p>
         <w:p>
           <w:pPr>
@@ -734,14 +737,17 @@
             </w:tabs>
             <w:rPr/>
           </w:pPr>
-          <w:r>
-            <w:rPr>
-              <w:vanish w:val="false"/>
-            </w:rPr>
-            <w:t>1.2.1. Kratak opis problema</w:t>
-            <w:tab/>
-            <w:t>3</w:t>
-          </w:r>
+          <w:hyperlink w:anchor="__RefHeading___Toc9764_508891716" w:tooltip="1.2.1. Kratak opis problema">
+            <w:r>
+              <w:rPr>
+                <w:rStyle w:val="IndexLink"/>
+                <w:webHidden/>
+              </w:rPr>
+              <w:t>1.2.1. Kratak opis problema</w:t>
+              <w:tab/>
+              <w:t>3</w:t>
+            </w:r>
+          </w:hyperlink>
         </w:p>
         <w:p>
           <w:pPr>
@@ -752,14 +758,17 @@
             </w:tabs>
             <w:rPr/>
           </w:pPr>
-          <w:r>
-            <w:rPr>
-              <w:vanish w:val="false"/>
-            </w:rPr>
-            <w:t>1.2.2. Ciljevi projekta</w:t>
-            <w:tab/>
-            <w:t>3</w:t>
-          </w:r>
+          <w:hyperlink w:anchor="__RefHeading___Toc9766_508891716" w:tooltip="1.2.2. Ciljevi projekta">
+            <w:r>
+              <w:rPr>
+                <w:rStyle w:val="IndexLink"/>
+                <w:webHidden/>
+              </w:rPr>
+              <w:t>1.2.2. Ciljevi projekta</w:t>
+              <w:tab/>
+              <w:t>3</w:t>
+            </w:r>
+          </w:hyperlink>
         </w:p>
         <w:p>
           <w:pPr>
@@ -770,14 +779,17 @@
             </w:tabs>
             <w:rPr/>
           </w:pPr>
-          <w:r>
-            <w:rPr>
-              <w:vanish w:val="false"/>
-            </w:rPr>
-            <w:t>1.2.3. Doseg projekta</w:t>
-            <w:tab/>
-            <w:t>3</w:t>
-          </w:r>
+          <w:hyperlink w:anchor="__RefHeading___Toc9768_508891716" w:tooltip="1.2.3. Doseg projekta">
+            <w:r>
+              <w:rPr>
+                <w:rStyle w:val="IndexLink"/>
+                <w:webHidden/>
+              </w:rPr>
+              <w:t>1.2.3. Doseg projekta</w:t>
+              <w:tab/>
+              <w:t>3</w:t>
+            </w:r>
+          </w:hyperlink>
         </w:p>
         <w:p>
           <w:pPr>
@@ -788,14 +800,17 @@
             </w:tabs>
             <w:rPr/>
           </w:pPr>
-          <w:r>
-            <w:rPr>
-              <w:vanish w:val="false"/>
-            </w:rPr>
-            <w:t>1.3. Svrha projekta i očekivani rezultati</w:t>
-            <w:tab/>
-            <w:t>4</w:t>
-          </w:r>
+          <w:hyperlink w:anchor="__RefHeading___Toc9770_508891716" w:tooltip="1.3. Svrha projekta i očekivani rezultati">
+            <w:r>
+              <w:rPr>
+                <w:rStyle w:val="IndexLink"/>
+                <w:webHidden/>
+              </w:rPr>
+              <w:t>1.3. Svrha projekta i očekivani rezultati</w:t>
+              <w:tab/>
+              <w:t>4</w:t>
+            </w:r>
+          </w:hyperlink>
         </w:p>
         <w:p>
           <w:pPr>
@@ -806,14 +821,17 @@
             </w:tabs>
             <w:rPr/>
           </w:pPr>
-          <w:r>
-            <w:rPr>
-              <w:vanish w:val="false"/>
-            </w:rPr>
-            <w:t>1.3.1. Rezultati</w:t>
-            <w:tab/>
-            <w:t>4</w:t>
-          </w:r>
+          <w:hyperlink w:anchor="__RefHeading___Toc9772_508891716" w:tooltip="1.3.1. Rezultati">
+            <w:r>
+              <w:rPr>
+                <w:rStyle w:val="IndexLink"/>
+                <w:webHidden/>
+              </w:rPr>
+              <w:t>1.3.1. Rezultati</w:t>
+              <w:tab/>
+              <w:t>4</w:t>
+            </w:r>
+          </w:hyperlink>
         </w:p>
         <w:p>
           <w:pPr>
@@ -824,14 +842,17 @@
             </w:tabs>
             <w:rPr/>
           </w:pPr>
-          <w:r>
-            <w:rPr>
-              <w:vanish w:val="false"/>
-            </w:rPr>
-            <w:t>1.3.2. Potencijalni korisnici i tržište</w:t>
-            <w:tab/>
-            <w:t>4</w:t>
-          </w:r>
+          <w:hyperlink w:anchor="__RefHeading___Toc9774_508891716" w:tooltip="1.3.2. Potencijalni korisnici i tržište">
+            <w:r>
+              <w:rPr>
+                <w:rStyle w:val="IndexLink"/>
+                <w:webHidden/>
+              </w:rPr>
+              <w:t>1.3.2. Potencijalni korisnici i tržište</w:t>
+              <w:tab/>
+              <w:t>4</w:t>
+            </w:r>
+          </w:hyperlink>
         </w:p>
         <w:p>
           <w:pPr>
@@ -842,14 +863,17 @@
             </w:tabs>
             <w:rPr/>
           </w:pPr>
-          <w:r>
-            <w:rPr>
-              <w:vanish w:val="false"/>
-            </w:rPr>
-            <w:t>1.3.3. Kriteriji za mjerenje uspješnosti</w:t>
-            <w:tab/>
-            <w:t>4</w:t>
-          </w:r>
+          <w:hyperlink w:anchor="__RefHeading___Toc9776_508891716" w:tooltip="1.3.3. Kriteriji za mjerenje uspješnosti">
+            <w:r>
+              <w:rPr>
+                <w:rStyle w:val="IndexLink"/>
+                <w:webHidden/>
+              </w:rPr>
+              <w:t>1.3.3. Kriteriji za mjerenje uspješnosti</w:t>
+              <w:tab/>
+              <w:t>4</w:t>
+            </w:r>
+          </w:hyperlink>
         </w:p>
         <w:p>
           <w:pPr>
@@ -860,14 +884,17 @@
             </w:tabs>
             <w:rPr/>
           </w:pPr>
-          <w:r>
-            <w:rPr>
-              <w:vanish w:val="false"/>
-            </w:rPr>
-            <w:t>1.4. Model i metodologija razvoja</w:t>
-            <w:tab/>
-            <w:t>4</w:t>
-          </w:r>
+          <w:hyperlink w:anchor="__RefHeading___Toc9778_508891716" w:tooltip="1.4. Model i metodologija razvoja">
+            <w:r>
+              <w:rPr>
+                <w:rStyle w:val="IndexLink"/>
+                <w:webHidden/>
+              </w:rPr>
+              <w:t>1.4. Model i metodologija razvoja</w:t>
+              <w:tab/>
+              <w:t>4</w:t>
+            </w:r>
+          </w:hyperlink>
         </w:p>
         <w:p>
           <w:pPr>
@@ -878,14 +905,17 @@
             </w:tabs>
             <w:rPr/>
           </w:pPr>
-          <w:r>
-            <w:rPr>
-              <w:vanish w:val="false"/>
-            </w:rPr>
-            <w:t>1.5. Slični sustavi</w:t>
-            <w:tab/>
-            <w:t>4</w:t>
-          </w:r>
+          <w:hyperlink w:anchor="__RefHeading___Toc9780_508891716" w:tooltip="1.5. Slični sustavi">
+            <w:r>
+              <w:rPr>
+                <w:rStyle w:val="IndexLink"/>
+                <w:webHidden/>
+              </w:rPr>
+              <w:t>1.5. Slični sustavi</w:t>
+              <w:tab/>
+              <w:t>4</w:t>
+            </w:r>
+          </w:hyperlink>
         </w:p>
         <w:p>
           <w:pPr>
@@ -896,14 +926,17 @@
             </w:tabs>
             <w:rPr/>
           </w:pPr>
-          <w:r>
-            <w:rPr>
-              <w:vanish w:val="false"/>
-            </w:rPr>
-            <w:t>1.6. Početni plan za naredne korake</w:t>
-            <w:tab/>
-            <w:t>5</w:t>
-          </w:r>
+          <w:hyperlink w:anchor="__RefHeading___Toc9782_508891716" w:tooltip="1.6. Početni plan za naredne korake">
+            <w:r>
+              <w:rPr>
+                <w:rStyle w:val="IndexLink"/>
+                <w:webHidden/>
+              </w:rPr>
+              <w:t>1.6. Početni plan za naredne korake</w:t>
+              <w:tab/>
+              <w:t>5</w:t>
+            </w:r>
+          </w:hyperlink>
         </w:p>
         <w:p>
           <w:pPr>
@@ -914,14 +947,17 @@
             </w:tabs>
             <w:rPr/>
           </w:pPr>
-          <w:r>
-            <w:rPr>
-              <w:vanish w:val="false"/>
-            </w:rPr>
-            <w:t>2. Studija izvedivosti prijedloga</w:t>
-            <w:tab/>
-            <w:t>8</w:t>
-          </w:r>
+          <w:hyperlink w:anchor="__RefHeading___Toc9784_508891716" w:tooltip="2. Studija izvedivosti prijedloga">
+            <w:r>
+              <w:rPr>
+                <w:rStyle w:val="IndexLink"/>
+                <w:webHidden/>
+              </w:rPr>
+              <w:t>2. Studija izvedivosti prijedloga</w:t>
+              <w:tab/>
+              <w:t>7</w:t>
+            </w:r>
+          </w:hyperlink>
         </w:p>
         <w:p>
           <w:pPr>
@@ -932,14 +968,17 @@
             </w:tabs>
             <w:rPr/>
           </w:pPr>
-          <w:r>
-            <w:rPr>
-              <w:vanish w:val="false"/>
-            </w:rPr>
-            <w:t>2.1. Uvod</w:t>
-            <w:tab/>
-            <w:t>8</w:t>
-          </w:r>
+          <w:hyperlink w:anchor="__RefHeading___Toc9786_508891716" w:tooltip="2.1. Uvod">
+            <w:r>
+              <w:rPr>
+                <w:rStyle w:val="IndexLink"/>
+                <w:webHidden/>
+              </w:rPr>
+              <w:t>2.1. Uvod</w:t>
+              <w:tab/>
+              <w:t>7</w:t>
+            </w:r>
+          </w:hyperlink>
         </w:p>
         <w:p>
           <w:pPr>
@@ -950,14 +989,17 @@
             </w:tabs>
             <w:rPr/>
           </w:pPr>
-          <w:r>
-            <w:rPr>
-              <w:vanish w:val="false"/>
-            </w:rPr>
-            <w:t>2.2. Definicija alternativa</w:t>
-            <w:tab/>
-            <w:t>8</w:t>
-          </w:r>
+          <w:hyperlink w:anchor="__RefHeading___Toc9788_508891716" w:tooltip="2.2. Definicija alternativa">
+            <w:r>
+              <w:rPr>
+                <w:rStyle w:val="IndexLink"/>
+                <w:webHidden/>
+              </w:rPr>
+              <w:t>2.2. Definicija alternativa</w:t>
+              <w:tab/>
+              <w:t>7</w:t>
+            </w:r>
+          </w:hyperlink>
         </w:p>
         <w:p>
           <w:pPr>
@@ -968,14 +1010,17 @@
             </w:tabs>
             <w:rPr/>
           </w:pPr>
-          <w:r>
-            <w:rPr>
-              <w:vanish w:val="false"/>
-            </w:rPr>
-            <w:t>2.3. Kriteriji vrednovanja</w:t>
-            <w:tab/>
-            <w:t>8</w:t>
-          </w:r>
+          <w:hyperlink w:anchor="__RefHeading___Toc9790_508891716" w:tooltip="2.3. Kriteriji vrednovanja">
+            <w:r>
+              <w:rPr>
+                <w:rStyle w:val="IndexLink"/>
+                <w:webHidden/>
+              </w:rPr>
+              <w:t>2.3. Kriteriji vrednovanja</w:t>
+              <w:tab/>
+              <w:t>7</w:t>
+            </w:r>
+          </w:hyperlink>
         </w:p>
         <w:p>
           <w:pPr>
@@ -986,14 +1031,17 @@
             </w:tabs>
             <w:rPr/>
           </w:pPr>
-          <w:r>
-            <w:rPr>
-              <w:vanish w:val="false"/>
-            </w:rPr>
-            <w:t>2.4. Ocjenjivanje alternativa</w:t>
-            <w:tab/>
-            <w:t>8</w:t>
-          </w:r>
+          <w:hyperlink w:anchor="__RefHeading___Toc9792_508891716" w:tooltip="2.4. Ocjenjivanje alternativa">
+            <w:r>
+              <w:rPr>
+                <w:rStyle w:val="IndexLink"/>
+                <w:webHidden/>
+              </w:rPr>
+              <w:t>2.4. Ocjenjivanje alternativa</w:t>
+              <w:tab/>
+              <w:t>8</w:t>
+            </w:r>
+          </w:hyperlink>
         </w:p>
         <w:p>
           <w:pPr>
@@ -1004,14 +1052,17 @@
             </w:tabs>
             <w:rPr/>
           </w:pPr>
-          <w:r>
-            <w:rPr>
-              <w:vanish w:val="false"/>
-            </w:rPr>
-            <w:t>Konačni prijedlog alternative</w:t>
-            <w:tab/>
-            <w:t>9</w:t>
-          </w:r>
+          <w:hyperlink w:anchor="__RefHeading___Toc9794_508891716" w:tooltip="Konačni prijedlog alternative">
+            <w:r>
+              <w:rPr>
+                <w:rStyle w:val="IndexLink"/>
+                <w:webHidden/>
+              </w:rPr>
+              <w:t>Konačni prijedlog alternative</w:t>
+              <w:tab/>
+              <w:t>8</w:t>
+            </w:r>
+          </w:hyperlink>
         </w:p>
         <w:p>
           <w:pPr>
@@ -1022,14 +1073,17 @@
             </w:tabs>
             <w:rPr/>
           </w:pPr>
-          <w:r>
-            <w:rPr>
-              <w:vanish w:val="false"/>
-            </w:rPr>
-            <w:t>2.5. Analiza troškova</w:t>
-            <w:tab/>
-            <w:t>10</w:t>
-          </w:r>
+          <w:hyperlink w:anchor="__RefHeading___Toc9796_508891716" w:tooltip="2.5. Analiza troškova">
+            <w:r>
+              <w:rPr>
+                <w:rStyle w:val="IndexLink"/>
+                <w:webHidden/>
+              </w:rPr>
+              <w:t>2.5. Analiza troškova</w:t>
+              <w:tab/>
+              <w:t>9</w:t>
+            </w:r>
+          </w:hyperlink>
         </w:p>
         <w:p>
           <w:pPr>
@@ -1040,14 +1094,17 @@
             </w:tabs>
             <w:rPr/>
           </w:pPr>
-          <w:r>
-            <w:rPr>
-              <w:vanish w:val="false"/>
-            </w:rPr>
-            <w:t>Ljudski rad</w:t>
-            <w:tab/>
-            <w:t>10</w:t>
-          </w:r>
+          <w:hyperlink w:anchor="__RefHeading___Toc9798_508891716" w:tooltip="Ljudski rad">
+            <w:r>
+              <w:rPr>
+                <w:rStyle w:val="IndexLink"/>
+                <w:webHidden/>
+              </w:rPr>
+              <w:t>Ljudski rad</w:t>
+              <w:tab/>
+              <w:t>9</w:t>
+            </w:r>
+          </w:hyperlink>
         </w:p>
         <w:p>
           <w:pPr>
@@ -1058,14 +1115,17 @@
             </w:tabs>
             <w:rPr/>
           </w:pPr>
-          <w:r>
-            <w:rPr>
-              <w:vanish w:val="false"/>
-            </w:rPr>
-            <w:t>Edukacije, materijal i infrastruktura</w:t>
-            <w:tab/>
-            <w:t>10</w:t>
-          </w:r>
+          <w:hyperlink w:anchor="__RefHeading___Toc9800_508891716" w:tooltip="Edukacije, materijal i infrastruktura">
+            <w:r>
+              <w:rPr>
+                <w:rStyle w:val="IndexLink"/>
+                <w:webHidden/>
+              </w:rPr>
+              <w:t>Edukacije, materijal i infrastruktura</w:t>
+              <w:tab/>
+              <w:t>9</w:t>
+            </w:r>
+          </w:hyperlink>
         </w:p>
         <w:p>
           <w:pPr>
@@ -1076,14 +1136,17 @@
             </w:tabs>
             <w:rPr/>
           </w:pPr>
-          <w:r>
-            <w:rPr>
-              <w:vanish w:val="false"/>
-            </w:rPr>
-            <w:t>2.6. Analiza povrata investicije (ROI)</w:t>
-            <w:tab/>
-            <w:t>10</w:t>
-          </w:r>
+          <w:hyperlink w:anchor="__RefHeading___Toc9802_508891716" w:tooltip="2.6. Analiza povrata investicije (ROI)">
+            <w:r>
+              <w:rPr>
+                <w:rStyle w:val="IndexLink"/>
+                <w:webHidden/>
+              </w:rPr>
+              <w:t>2.6. Analiza povrata investicije (ROI)</w:t>
+              <w:tab/>
+              <w:t>9</w:t>
+            </w:r>
+          </w:hyperlink>
         </w:p>
         <w:p>
           <w:pPr>
@@ -1094,14 +1157,17 @@
             </w:tabs>
             <w:rPr/>
           </w:pPr>
-          <w:r>
-            <w:rPr>
-              <w:vanish w:val="false"/>
-            </w:rPr>
-            <w:t>2.7. Zaključak</w:t>
-            <w:tab/>
-            <w:t>11</w:t>
-          </w:r>
+          <w:hyperlink w:anchor="__RefHeading___Toc9804_508891716" w:tooltip="2.7. Zaključak">
+            <w:r>
+              <w:rPr>
+                <w:rStyle w:val="IndexLink"/>
+                <w:webHidden/>
+              </w:rPr>
+              <w:t>2.7. Zaključak</w:t>
+              <w:tab/>
+              <w:t>10</w:t>
+            </w:r>
+          </w:hyperlink>
         </w:p>
         <w:p>
           <w:pPr>
@@ -1112,14 +1178,17 @@
             </w:tabs>
             <w:rPr/>
           </w:pPr>
-          <w:r>
-            <w:rPr>
-              <w:vanish w:val="false"/>
-            </w:rPr>
-            <w:t>3. Izvori porijekla zahtjeva</w:t>
-            <w:tab/>
-            <w:t>12</w:t>
-          </w:r>
+          <w:hyperlink w:anchor="__RefHeading___Toc9806_508891716" w:tooltip="3. Izvori porijekla zahtjeva">
+            <w:r>
+              <w:rPr>
+                <w:rStyle w:val="IndexLink"/>
+                <w:webHidden/>
+              </w:rPr>
+              <w:t>3. Izvori porijekla zahtjeva</w:t>
+              <w:tab/>
+              <w:t>11</w:t>
+            </w:r>
+          </w:hyperlink>
         </w:p>
         <w:p>
           <w:pPr>
@@ -1130,14 +1199,17 @@
             </w:tabs>
             <w:rPr/>
           </w:pPr>
-          <w:r>
-            <w:rPr>
-              <w:vanish w:val="false"/>
-            </w:rPr>
-            <w:t>3.1. Primjeri prikupljenih izvora</w:t>
-            <w:tab/>
-            <w:t>12</w:t>
-          </w:r>
+          <w:hyperlink w:anchor="__RefHeading___Toc9808_508891716" w:tooltip="3.1. Primjeri prikupljenih izvora">
+            <w:r>
+              <w:rPr>
+                <w:rStyle w:val="IndexLink"/>
+                <w:webHidden/>
+              </w:rPr>
+              <w:t>3.1. Primjeri prikupljenih izvora</w:t>
+              <w:tab/>
+              <w:t>11</w:t>
+            </w:r>
+          </w:hyperlink>
         </w:p>
         <w:p>
           <w:pPr>
@@ -1148,14 +1220,17 @@
             </w:tabs>
             <w:rPr/>
           </w:pPr>
-          <w:r>
-            <w:rPr>
-              <w:vanish w:val="false"/>
-            </w:rPr>
-            <w:t>3.2. Surogat: Sortly</w:t>
-            <w:tab/>
-            <w:t>12</w:t>
-          </w:r>
+          <w:hyperlink w:anchor="__RefHeading___Toc9810_508891716" w:tooltip="3.2. Surogat: Sortly">
+            <w:r>
+              <w:rPr>
+                <w:rStyle w:val="IndexLink"/>
+                <w:webHidden/>
+              </w:rPr>
+              <w:t>3.2. Surogat: Sortly</w:t>
+              <w:tab/>
+              <w:t>11</w:t>
+            </w:r>
+          </w:hyperlink>
         </w:p>
         <w:p>
           <w:pPr>
@@ -1166,14 +1241,17 @@
             </w:tabs>
             <w:rPr/>
           </w:pPr>
-          <w:r>
-            <w:rPr>
-              <w:vanish w:val="false"/>
-            </w:rPr>
-            <w:t>3.3. Surogat: Zoho</w:t>
-            <w:tab/>
-            <w:t>13</w:t>
-          </w:r>
+          <w:hyperlink w:anchor="__RefHeading___Toc9812_508891716" w:tooltip="3.3. Surogat: Zoho">
+            <w:r>
+              <w:rPr>
+                <w:rStyle w:val="IndexLink"/>
+                <w:webHidden/>
+              </w:rPr>
+              <w:t>3.3. Surogat: Zoho</w:t>
+              <w:tab/>
+              <w:t>12</w:t>
+            </w:r>
+          </w:hyperlink>
         </w:p>
         <w:p>
           <w:pPr>
@@ -1184,14 +1262,17 @@
             </w:tabs>
             <w:rPr/>
           </w:pPr>
-          <w:r>
-            <w:rPr>
-              <w:vanish w:val="false"/>
-            </w:rPr>
-            <w:t>4. Prilozi</w:t>
-            <w:tab/>
-            <w:t>15</w:t>
-          </w:r>
+          <w:hyperlink w:anchor="__RefHeading___Toc9814_508891716" w:tooltip="4. Prilozi">
+            <w:r>
+              <w:rPr>
+                <w:rStyle w:val="IndexLink"/>
+                <w:webHidden/>
+              </w:rPr>
+              <w:t>4. Prilozi</w:t>
+              <w:tab/>
+              <w:t>13</w:t>
+            </w:r>
+          </w:hyperlink>
         </w:p>
         <w:p>
           <w:pPr>
@@ -1202,14 +1283,17 @@
             </w:tabs>
             <w:rPr/>
           </w:pPr>
-          <w:r>
-            <w:rPr>
-              <w:vanish w:val="false"/>
-            </w:rPr>
-            <w:t>4.1. Informacije o KUD "LOLA" Sarajevo</w:t>
-            <w:tab/>
-            <w:t>15</w:t>
-          </w:r>
+          <w:hyperlink w:anchor="__RefHeading___Toc9816_508891716" w:tooltip="4.1. Informacije o KUD “LOLA” Sarajevo">
+            <w:r>
+              <w:rPr>
+                <w:rStyle w:val="IndexLink"/>
+                <w:webHidden/>
+              </w:rPr>
+              <w:t>4.1. Informacije o KUD “LOLA” Sarajevo</w:t>
+              <w:tab/>
+              <w:t>13</w:t>
+            </w:r>
+          </w:hyperlink>
         </w:p>
         <w:p>
           <w:pPr>
@@ -1220,14 +1304,17 @@
             </w:tabs>
             <w:rPr/>
           </w:pPr>
-          <w:r>
-            <w:rPr>
-              <w:vanish w:val="false"/>
-            </w:rPr>
-            <w:t>4.1.1. Opće informacije</w:t>
-            <w:tab/>
-            <w:t>15</w:t>
-          </w:r>
+          <w:hyperlink w:anchor="__RefHeading___Toc9818_508891716" w:tooltip="4.1.1. Opće informacije">
+            <w:r>
+              <w:rPr>
+                <w:rStyle w:val="IndexLink"/>
+                <w:webHidden/>
+              </w:rPr>
+              <w:t>4.1.1. Opće informacije</w:t>
+              <w:tab/>
+              <w:t>13</w:t>
+            </w:r>
+          </w:hyperlink>
         </w:p>
         <w:p>
           <w:pPr>
@@ -1238,14 +1325,17 @@
             </w:tabs>
             <w:rPr/>
           </w:pPr>
-          <w:r>
-            <w:rPr>
-              <w:vanish w:val="false"/>
-            </w:rPr>
-            <w:t>4.1.2. Izvori informacija</w:t>
-            <w:tab/>
-            <w:t>15</w:t>
-          </w:r>
+          <w:hyperlink w:anchor="__RefHeading___Toc9820_508891716" w:tooltip="4.1.2. Izvori informacija">
+            <w:r>
+              <w:rPr>
+                <w:rStyle w:val="IndexLink"/>
+                <w:webHidden/>
+              </w:rPr>
+              <w:t>4.1.2. Izvori informacija</w:t>
+              <w:tab/>
+              <w:t>13</w:t>
+            </w:r>
+          </w:hyperlink>
         </w:p>
         <w:p>
           <w:pPr>
@@ -1256,14 +1346,17 @@
             </w:tabs>
             <w:rPr/>
           </w:pPr>
-          <w:r>
-            <w:rPr>
-              <w:vanish w:val="false"/>
-            </w:rPr>
-            <w:t>4.2. Zapisnik s intervjua</w:t>
-            <w:tab/>
-            <w:t>15</w:t>
-          </w:r>
+          <w:hyperlink w:anchor="__RefHeading___Toc9822_508891716" w:tooltip="4.2. Zapisnik s intervjua">
+            <w:r>
+              <w:rPr>
+                <w:rStyle w:val="IndexLink"/>
+                <w:webHidden/>
+              </w:rPr>
+              <w:t>4.2. Zapisnik s intervjua</w:t>
+              <w:tab/>
+              <w:t>13</w:t>
+            </w:r>
+          </w:hyperlink>
         </w:p>
         <w:p>
           <w:pPr>
@@ -1274,14 +1367,17 @@
             </w:tabs>
             <w:rPr/>
           </w:pPr>
-          <w:r>
-            <w:rPr>
-              <w:vanish w:val="false"/>
-            </w:rPr>
-            <w:t>4.2.1. Opće informacije</w:t>
-            <w:tab/>
-            <w:t>15</w:t>
-          </w:r>
+          <w:hyperlink w:anchor="__RefHeading___Toc9824_508891716" w:tooltip="4.2.1. Opće informacije">
+            <w:r>
+              <w:rPr>
+                <w:rStyle w:val="IndexLink"/>
+                <w:webHidden/>
+              </w:rPr>
+              <w:t>4.2.1. Opće informacije</w:t>
+              <w:tab/>
+              <w:t>13</w:t>
+            </w:r>
+          </w:hyperlink>
         </w:p>
         <w:p>
           <w:pPr>
@@ -1292,14 +1388,17 @@
             </w:tabs>
             <w:rPr/>
           </w:pPr>
-          <w:r>
-            <w:rPr>
-              <w:vanish w:val="false"/>
-            </w:rPr>
-            <w:t>4.2.2. Sugovornik</w:t>
-            <w:tab/>
-            <w:t>15</w:t>
-          </w:r>
+          <w:hyperlink w:anchor="__RefHeading___Toc9826_508891716" w:tooltip="4.2.2. Sugovornik">
+            <w:r>
+              <w:rPr>
+                <w:rStyle w:val="IndexLink"/>
+                <w:webHidden/>
+              </w:rPr>
+              <w:t>4.2.2. Sugovornik</w:t>
+              <w:tab/>
+              <w:t>13</w:t>
+            </w:r>
+          </w:hyperlink>
         </w:p>
         <w:p>
           <w:pPr>
@@ -1310,14 +1409,17 @@
             </w:tabs>
             <w:rPr/>
           </w:pPr>
-          <w:r>
-            <w:rPr>
-              <w:vanish w:val="false"/>
-            </w:rPr>
-            <w:t>4.2.3. Sadržaj</w:t>
-            <w:tab/>
-            <w:t>15</w:t>
-          </w:r>
+          <w:hyperlink w:anchor="__RefHeading___Toc9828_508891716" w:tooltip="4.2.3. Sadržaj">
+            <w:r>
+              <w:rPr>
+                <w:rStyle w:val="IndexLink"/>
+                <w:webHidden/>
+              </w:rPr>
+              <w:t>4.2.3. Sadržaj</w:t>
+              <w:tab/>
+              <w:t>13</w:t>
+            </w:r>
+          </w:hyperlink>
         </w:p>
         <w:p>
           <w:pPr>
@@ -1328,17 +1430,20 @@
             </w:tabs>
             <w:rPr/>
           </w:pPr>
+          <w:hyperlink w:anchor="__RefHeading___Toc9830_508891716" w:tooltip="4.2.4. Zaključci">
+            <w:r>
+              <w:rPr>
+                <w:rStyle w:val="IndexLink"/>
+                <w:webHidden/>
+              </w:rPr>
+              <w:t>4.2.4. Zaključci</w:t>
+              <w:tab/>
+              <w:t>14</w:t>
+            </w:r>
+          </w:hyperlink>
           <w:r>
             <w:rPr>
-              <w:vanish w:val="false"/>
-            </w:rPr>
-            <w:t>4.2.4. Zaključci</w:t>
-            <w:tab/>
-            <w:t>16</w:t>
-          </w:r>
-          <w:r>
-            <w:rPr>
-              <w:vanish w:val="false"/>
+              <w:rStyle w:val="IndexLink"/>
             </w:rPr>
             <w:fldChar w:fldCharType="end"/>
           </w:r>
@@ -1914,7 +2019,7 @@
         <w:pStyle w:val="ListParagraph"/>
         <w:numPr>
           <w:ilvl w:val="0"/>
-          <w:numId w:val="11"/>
+          <w:numId w:val="12"/>
         </w:numPr>
         <w:rPr>
           <w:lang w:val="hr-BA"/>
@@ -1932,7 +2037,7 @@
         <w:pStyle w:val="ListParagraph"/>
         <w:numPr>
           <w:ilvl w:val="0"/>
-          <w:numId w:val="11"/>
+          <w:numId w:val="12"/>
         </w:numPr>
         <w:rPr>
           <w:lang w:val="hr-BA"/>
@@ -1950,7 +2055,7 @@
         <w:pStyle w:val="ListParagraph"/>
         <w:numPr>
           <w:ilvl w:val="0"/>
-          <w:numId w:val="11"/>
+          <w:numId w:val="12"/>
         </w:numPr>
         <w:rPr>
           <w:lang w:val="hr-BA"/>
@@ -2044,7 +2149,7 @@
         <w:pStyle w:val="ListParagraph"/>
         <w:numPr>
           <w:ilvl w:val="0"/>
-          <w:numId w:val="12"/>
+          <w:numId w:val="13"/>
         </w:numPr>
         <w:rPr>
           <w:lang w:val="hr-BA"/>
@@ -2054,7 +2159,92 @@
         <w:rPr>
           <w:lang w:val="hr-BA"/>
         </w:rPr>
-        <w:t>Omogućiti praćenje statusa svakog komada u stvarnom vremenu (slobodno, zaduženo, na popravku, na čišćenju, izgubljeno).</w:t>
+        <w:t>Omogućiti praćenje statusa svakog komada u stvarnom vremenu (slobodno, zaduženo, na popravku, na čišćenju, oštećeno, izgubljeno).</w:t>
+      </w:r>
+    </w:p>
+    <w:p>
+      <w:pPr>
+        <w:pStyle w:val="ListParagraph"/>
+        <w:numPr>
+          <w:ilvl w:val="0"/>
+          <w:numId w:val="13"/>
+        </w:numPr>
+        <w:rPr>
+          <w:lang w:val="hr-BA"/>
+        </w:rPr>
+      </w:pPr>
+      <w:r>
+        <w:rPr>
+          <w:lang w:val="hr-BA"/>
+        </w:rPr>
+        <w:t>Voditi potpunu povijest zaduženja – koji je član, kada i koji komad uzeo te kada ga je vratio.</w:t>
+      </w:r>
+    </w:p>
+    <w:p>
+      <w:pPr>
+        <w:pStyle w:val="ListParagraph"/>
+        <w:numPr>
+          <w:ilvl w:val="0"/>
+          <w:numId w:val="13"/>
+        </w:numPr>
+        <w:rPr>
+          <w:lang w:val="hr-BA"/>
+        </w:rPr>
+      </w:pPr>
+      <w:r>
+        <w:rPr>
+          <w:lang w:val="hr-BA"/>
+        </w:rPr>
+        <w:t>Automatski generirati upozorenja administratorima kada komad nije vraćen u očekivanom roku ili kada mu je status promijenjen u „oštećeno“ ili „izgubljeno“.</w:t>
+      </w:r>
+    </w:p>
+    <w:p>
+      <w:pPr>
+        <w:pStyle w:val="ListParagraph"/>
+        <w:numPr>
+          <w:ilvl w:val="0"/>
+          <w:numId w:val="13"/>
+        </w:numPr>
+        <w:rPr>
+          <w:lang w:val="hr-BA"/>
+        </w:rPr>
+      </w:pPr>
+      <w:r>
+        <w:rPr>
+          <w:lang w:val="hr-BA"/>
+        </w:rPr>
+        <w:t>Smanjiti administrativni teret i broj izgubljenih ili neevidentiranih komada nošnje.</w:t>
+      </w:r>
+    </w:p>
+    <w:p>
+      <w:pPr>
+        <w:pStyle w:val="Normal"/>
+        <w:rPr/>
+      </w:pPr>
+      <w:r>
+        <w:rPr/>
+      </w:r>
+    </w:p>
+    <w:p>
+      <w:pPr>
+        <w:pStyle w:val="Heading3"/>
+        <w:rPr/>
+      </w:pPr>
+      <w:bookmarkStart w:id="8" w:name="__RefHeading___Toc9768_508891716"/>
+      <w:bookmarkEnd w:id="8"/>
+      <w:r>
+        <w:rPr/>
+        <w:t>1.2.3. Doseg projekta</w:t>
+      </w:r>
+    </w:p>
+    <w:p>
+      <w:pPr>
+        <w:pStyle w:val="Normal"/>
+        <w:rPr/>
+      </w:pPr>
+      <w:r>
+        <w:rPr/>
+        <w:t>Sustav je namijenjen isključivo administratorima KUD-a (4-5 korisnika s pristupom) i obuhvaća:</w:t>
       </w:r>
     </w:p>
     <w:p>
@@ -2072,7 +2262,7 @@
         <w:rPr>
           <w:lang w:val="hr-BA"/>
         </w:rPr>
-        <w:t>Voditi potpunu povijest zaduženja – koji je član, kada i koji komad uzeo te kada ga je vratio.</w:t>
+        <w:t>Modul inventara: unos, uređivanje i brisanje komada nošnje; pretraživanje i filtriranje po vrsti, veličini, statusu i kategoriji.</w:t>
       </w:r>
     </w:p>
     <w:p>
@@ -2090,7 +2280,7 @@
         <w:rPr>
           <w:lang w:val="hr-BA"/>
         </w:rPr>
-        <w:t>Automatski generirati upozorenja administratorima kada komad nije vraćen u očekivanom roku ili kada mu je status promijenjen u „oštećeno“ ili „izgubljeno“.</w:t>
+        <w:t>Modul zaduženja: dodjela komada članu, evidentiranje povrata, pregled aktivnih zaduženja po članu i po komadu.</w:t>
       </w:r>
     </w:p>
     <w:p>
@@ -2108,91 +2298,6 @@
         <w:rPr>
           <w:lang w:val="hr-BA"/>
         </w:rPr>
-        <w:t>Smanjiti administrativni teret i broj izgubljenih ili neevidentiranih komada nošnje.</w:t>
-      </w:r>
-    </w:p>
-    <w:p>
-      <w:pPr>
-        <w:pStyle w:val="Normal"/>
-        <w:rPr/>
-      </w:pPr>
-      <w:r>
-        <w:rPr/>
-      </w:r>
-    </w:p>
-    <w:p>
-      <w:pPr>
-        <w:pStyle w:val="Heading3"/>
-        <w:rPr/>
-      </w:pPr>
-      <w:bookmarkStart w:id="8" w:name="__RefHeading___Toc9768_508891716"/>
-      <w:bookmarkEnd w:id="8"/>
-      <w:r>
-        <w:rPr/>
-        <w:t>1.2.3. Doseg projekta</w:t>
-      </w:r>
-    </w:p>
-    <w:p>
-      <w:pPr>
-        <w:pStyle w:val="Normal"/>
-        <w:rPr/>
-      </w:pPr>
-      <w:r>
-        <w:rPr/>
-        <w:t>Sustav je namijenjen isključivo administratorima KUD-a (desetak korisnika s pristupom) i obuhvaća:</w:t>
-      </w:r>
-    </w:p>
-    <w:p>
-      <w:pPr>
-        <w:pStyle w:val="ListParagraph"/>
-        <w:numPr>
-          <w:ilvl w:val="0"/>
-          <w:numId w:val="11"/>
-        </w:numPr>
-        <w:rPr>
-          <w:lang w:val="hr-BA"/>
-        </w:rPr>
-      </w:pPr>
-      <w:r>
-        <w:rPr>
-          <w:lang w:val="hr-BA"/>
-        </w:rPr>
-        <w:t>Modul inventara: unos, uređivanje i brisanje komada nošnje; pretraživanje i filtriranje po vrsti, veličini, statusu i kategoriji.</w:t>
-      </w:r>
-    </w:p>
-    <w:p>
-      <w:pPr>
-        <w:pStyle w:val="ListParagraph"/>
-        <w:numPr>
-          <w:ilvl w:val="0"/>
-          <w:numId w:val="11"/>
-        </w:numPr>
-        <w:rPr>
-          <w:lang w:val="hr-BA"/>
-        </w:rPr>
-      </w:pPr>
-      <w:r>
-        <w:rPr>
-          <w:lang w:val="hr-BA"/>
-        </w:rPr>
-        <w:t>Modul zaduženja: dodjela komada članu, evidentiranje povrata, pregled aktivnih zaduženja po članu i po komadu.</w:t>
-      </w:r>
-    </w:p>
-    <w:p>
-      <w:pPr>
-        <w:pStyle w:val="ListParagraph"/>
-        <w:numPr>
-          <w:ilvl w:val="0"/>
-          <w:numId w:val="11"/>
-        </w:numPr>
-        <w:rPr>
-          <w:lang w:val="hr-BA"/>
-        </w:rPr>
-      </w:pPr>
-      <w:r>
-        <w:rPr>
-          <w:lang w:val="hr-BA"/>
-        </w:rPr>
         <w:t>Modul statusa i upozorenja: promjena statusa komada, automatska obavijest (e-mail ili in-app) pri prekoračenju roka povrata ili promjeni statusa u kritično.</w:t>
       </w:r>
     </w:p>
@@ -2201,7 +2306,7 @@
         <w:pStyle w:val="ListParagraph"/>
         <w:numPr>
           <w:ilvl w:val="0"/>
-          <w:numId w:val="11"/>
+          <w:numId w:val="12"/>
         </w:numPr>
         <w:rPr>
           <w:lang w:val="hr-BA"/>
@@ -2282,7 +2387,7 @@
         <w:pStyle w:val="Normal"/>
         <w:numPr>
           <w:ilvl w:val="0"/>
-          <w:numId w:val="1"/>
+          <w:numId w:val="2"/>
         </w:numPr>
         <w:tabs>
           <w:tab w:val="clear" w:pos="720"/>
@@ -2294,118 +2399,6 @@
       <w:r>
         <w:rPr/>
         <w:t>Izvršnu datoteku programskog rješenja web-aplikacije.</w:t>
-      </w:r>
-    </w:p>
-    <w:p>
-      <w:pPr>
-        <w:pStyle w:val="Normal"/>
-        <w:numPr>
-          <w:ilvl w:val="0"/>
-          <w:numId w:val="1"/>
-        </w:numPr>
-        <w:tabs>
-          <w:tab w:val="clear" w:pos="720"/>
-          <w:tab w:val="left" w:pos="0" w:leader="none"/>
-        </w:tabs>
-        <w:ind w:hanging="283" w:start="709"/>
-        <w:rPr/>
-      </w:pPr>
-      <w:r>
-        <w:rPr/>
-        <w:t>Relacijsku bazu podataka s kompletnom shemom i inicijalnim unosom inventara.</w:t>
-      </w:r>
-    </w:p>
-    <w:p>
-      <w:pPr>
-        <w:pStyle w:val="Normal"/>
-        <w:numPr>
-          <w:ilvl w:val="0"/>
-          <w:numId w:val="1"/>
-        </w:numPr>
-        <w:tabs>
-          <w:tab w:val="clear" w:pos="720"/>
-          <w:tab w:val="left" w:pos="0" w:leader="none"/>
-        </w:tabs>
-        <w:ind w:hanging="283" w:start="709"/>
-        <w:rPr/>
-      </w:pPr>
-      <w:r>
-        <w:rPr/>
-        <w:t>Korisničku dokumentaciju i upute za administraciju sustava.</w:t>
-      </w:r>
-    </w:p>
-    <w:p>
-      <w:pPr>
-        <w:pStyle w:val="Normal"/>
-        <w:numPr>
-          <w:ilvl w:val="0"/>
-          <w:numId w:val="1"/>
-        </w:numPr>
-        <w:tabs>
-          <w:tab w:val="clear" w:pos="720"/>
-          <w:tab w:val="left" w:pos="0" w:leader="none"/>
-        </w:tabs>
-        <w:ind w:hanging="283" w:start="709"/>
-        <w:rPr/>
-      </w:pPr>
-      <w:r>
-        <w:rPr/>
-        <w:t>Tehničku dokumentaciju i izvorni kod.</w:t>
-      </w:r>
-    </w:p>
-    <w:p>
-      <w:pPr>
-        <w:pStyle w:val="Normal"/>
-        <w:rPr/>
-      </w:pPr>
-      <w:r>
-        <w:rPr/>
-      </w:r>
-    </w:p>
-    <w:p>
-      <w:pPr>
-        <w:pStyle w:val="Heading3"/>
-        <w:spacing w:before="0" w:after="283"/>
-        <w:rPr/>
-      </w:pPr>
-      <w:bookmarkStart w:id="11" w:name="__RefHeading___Toc9774_508891716"/>
-      <w:bookmarkEnd w:id="11"/>
-      <w:r>
-        <w:rPr/>
-        <w:t>1.3.2. Potencijalni korisnici i tržište</w:t>
-      </w:r>
-    </w:p>
-    <w:p>
-      <w:pPr>
-        <w:pStyle w:val="Normal"/>
-        <w:rPr/>
-      </w:pPr>
-      <w:r>
-        <w:rPr/>
-        <w:t>Primarni korisnici su administratori KUD-a „LOLA” Sarajevo. Sustav ima širu primjenjivost - svaka organizacija koja upravlja fizičkim inventarom koji se dijeli između više osoba (kulturno-umjetnička, sportska i dramska društva, kazališta, škole folklora) može ga prilagoditi i koristiti. Ciljano tržište su udruge i neprofitne organizacije u regiji.</w:t>
-      </w:r>
-    </w:p>
-    <w:p>
-      <w:pPr>
-        <w:pStyle w:val="Heading3"/>
-        <w:spacing w:before="0" w:after="283"/>
-        <w:rPr/>
-      </w:pPr>
-      <w:bookmarkStart w:id="12" w:name="__RefHeading___Toc9776_508891716"/>
-      <w:bookmarkEnd w:id="12"/>
-      <w:r>
-        <w:rPr/>
-        <w:t>1.3.3. Kriteriji za mjerenje uspješnosti</w:t>
-      </w:r>
-    </w:p>
-    <w:p>
-      <w:pPr>
-        <w:pStyle w:val="Normal"/>
-        <w:rPr/>
-      </w:pPr>
-      <w:r>
-        <w:rPr/>
-        <w:t>Projekt se smatra uspješnim ako su zadovoljeni sljedeći kriteriji:</w:t>
       </w:r>
     </w:p>
     <w:p>
@@ -2424,7 +2417,7 @@
       </w:pPr>
       <w:r>
         <w:rPr/>
-        <w:t>Funkcionalan modul inventara: mogućnost unosa, uređivanja i pretraživanja svih komada nošnje.</w:t>
+        <w:t>Relacijsku bazu podataka s kompletnom shemom i inicijalnim unosom inventara.</w:t>
       </w:r>
     </w:p>
     <w:p>
@@ -2443,7 +2436,7 @@
       </w:pPr>
       <w:r>
         <w:rPr/>
-        <w:t>Funkcionalan modul zaduženja: evidencija dodjele i povrata komada po članu s potpunom poviješću.</w:t>
+        <w:t>Korisničku dokumentaciju i upute za administraciju sustava.</w:t>
       </w:r>
     </w:p>
     <w:p>
@@ -2462,6 +2455,118 @@
       </w:pPr>
       <w:r>
         <w:rPr/>
+        <w:t>Tehničku dokumentaciju i izvorni kod.</w:t>
+      </w:r>
+    </w:p>
+    <w:p>
+      <w:pPr>
+        <w:pStyle w:val="Normal"/>
+        <w:rPr/>
+      </w:pPr>
+      <w:r>
+        <w:rPr/>
+      </w:r>
+    </w:p>
+    <w:p>
+      <w:pPr>
+        <w:pStyle w:val="Heading3"/>
+        <w:spacing w:before="0" w:after="283"/>
+        <w:rPr/>
+      </w:pPr>
+      <w:bookmarkStart w:id="11" w:name="__RefHeading___Toc9774_508891716"/>
+      <w:bookmarkEnd w:id="11"/>
+      <w:r>
+        <w:rPr/>
+        <w:t>1.3.2. Potencijalni korisnici i tržište</w:t>
+      </w:r>
+    </w:p>
+    <w:p>
+      <w:pPr>
+        <w:pStyle w:val="Normal"/>
+        <w:rPr/>
+      </w:pPr>
+      <w:r>
+        <w:rPr/>
+        <w:t>Primarni korisnici su administratori KUD-a „LOLA” Sarajevo. Sustav ima širu primjenjivost - svaka organizacija koja upravlja fizičkim inventarom koji se dijeli između više osoba (kulturno-umjetnička, sportska i dramska društva, kazališta, škole folklora) može ga prilagoditi i koristiti. Ciljano tržište su udruge i neprofitne organizacije u regiji.</w:t>
+      </w:r>
+    </w:p>
+    <w:p>
+      <w:pPr>
+        <w:pStyle w:val="Heading3"/>
+        <w:spacing w:before="0" w:after="283"/>
+        <w:rPr/>
+      </w:pPr>
+      <w:bookmarkStart w:id="12" w:name="__RefHeading___Toc9776_508891716"/>
+      <w:bookmarkEnd w:id="12"/>
+      <w:r>
+        <w:rPr/>
+        <w:t>1.3.3. Kriteriji za mjerenje uspješnosti</w:t>
+      </w:r>
+    </w:p>
+    <w:p>
+      <w:pPr>
+        <w:pStyle w:val="Normal"/>
+        <w:rPr/>
+      </w:pPr>
+      <w:r>
+        <w:rPr/>
+        <w:t>Projekt se smatra uspješnim ako su zadovoljeni sljedeći kriteriji:</w:t>
+      </w:r>
+    </w:p>
+    <w:p>
+      <w:pPr>
+        <w:pStyle w:val="Normal"/>
+        <w:numPr>
+          <w:ilvl w:val="0"/>
+          <w:numId w:val="3"/>
+        </w:numPr>
+        <w:tabs>
+          <w:tab w:val="clear" w:pos="720"/>
+          <w:tab w:val="left" w:pos="0" w:leader="none"/>
+        </w:tabs>
+        <w:ind w:hanging="283" w:start="709"/>
+        <w:rPr/>
+      </w:pPr>
+      <w:r>
+        <w:rPr/>
+        <w:t>Funkcionalan modul inventara: mogućnost unosa, uređivanja i pretraživanja svih komada nošnje.</w:t>
+      </w:r>
+    </w:p>
+    <w:p>
+      <w:pPr>
+        <w:pStyle w:val="Normal"/>
+        <w:numPr>
+          <w:ilvl w:val="0"/>
+          <w:numId w:val="3"/>
+        </w:numPr>
+        <w:tabs>
+          <w:tab w:val="clear" w:pos="720"/>
+          <w:tab w:val="left" w:pos="0" w:leader="none"/>
+        </w:tabs>
+        <w:ind w:hanging="283" w:start="709"/>
+        <w:rPr/>
+      </w:pPr>
+      <w:r>
+        <w:rPr/>
+        <w:t>Funkcionalan modul zaduženja: evidencija dodjele i povrata komada po članu s potpunom poviješću.</w:t>
+      </w:r>
+    </w:p>
+    <w:p>
+      <w:pPr>
+        <w:pStyle w:val="Normal"/>
+        <w:numPr>
+          <w:ilvl w:val="0"/>
+          <w:numId w:val="3"/>
+        </w:numPr>
+        <w:tabs>
+          <w:tab w:val="clear" w:pos="720"/>
+          <w:tab w:val="left" w:pos="0" w:leader="none"/>
+        </w:tabs>
+        <w:ind w:hanging="283" w:start="709"/>
+        <w:rPr/>
+      </w:pPr>
+      <w:r>
+        <w:rPr/>
         <w:t>Funkcionalan sustav upozorenja: administratori primaju obavijesti pri prekoračenju roka povrata ili promjeni statusa komada u kritično.</w:t>
       </w:r>
     </w:p>
@@ -2470,7 +2575,7 @@
         <w:pStyle w:val="Normal"/>
         <w:numPr>
           <w:ilvl w:val="0"/>
-          <w:numId w:val="2"/>
+          <w:numId w:val="3"/>
         </w:numPr>
         <w:tabs>
           <w:tab w:val="clear" w:pos="720"/>
@@ -2683,6 +2788,7 @@
                             <w:pPr>
                               <w:pStyle w:val="Slika"/>
                               <w:spacing w:before="120" w:after="120"/>
+                              <w:jc w:val="center"/>
                               <w:rPr/>
                             </w:pPr>
                             <w:r>
@@ -2793,6 +2899,7 @@
                       <w:pPr>
                         <w:pStyle w:val="Slika"/>
                         <w:spacing w:before="120" w:after="120"/>
+                        <w:jc w:val="center"/>
                         <w:rPr/>
                       </w:pPr>
                       <w:r>
@@ -2948,6 +3055,7 @@
                             <w:pPr>
                               <w:pStyle w:val="Slika"/>
                               <w:spacing w:before="120" w:after="120"/>
+                              <w:jc w:val="center"/>
                               <w:rPr/>
                             </w:pPr>
                             <w:r>
@@ -3058,6 +3166,7 @@
                       <w:pPr>
                         <w:pStyle w:val="Slika"/>
                         <w:spacing w:before="120" w:after="120"/>
+                        <w:jc w:val="center"/>
                         <w:rPr/>
                       </w:pPr>
                       <w:r>
@@ -3169,8 +3278,8 @@
         </w:tblCellMar>
       </w:tblPr>
       <w:tblGrid>
-        <w:gridCol w:w="749"/>
-        <w:gridCol w:w="2139"/>
+        <w:gridCol w:w="746"/>
+        <w:gridCol w:w="2142"/>
         <w:gridCol w:w="1444"/>
         <w:gridCol w:w="1445"/>
         <w:gridCol w:w="1444"/>
@@ -3182,7 +3291,7 @@
         </w:trPr>
         <w:tc>
           <w:tcPr>
-            <w:tcW w:w="749" w:type="dxa"/>
+            <w:tcW w:w="746" w:type="dxa"/>
             <w:tcBorders>
               <w:top w:val="single" w:sz="4" w:space="0" w:color="000000"/>
               <w:start w:val="single" w:sz="4" w:space="0" w:color="000000"/>
@@ -3203,7 +3312,7 @@
         </w:tc>
         <w:tc>
           <w:tcPr>
-            <w:tcW w:w="2139" w:type="dxa"/>
+            <w:tcW w:w="2142" w:type="dxa"/>
             <w:tcBorders>
               <w:top w:val="single" w:sz="4" w:space="0" w:color="000000"/>
               <w:start w:val="single" w:sz="4" w:space="0" w:color="000000"/>
@@ -3312,7 +3421,7 @@
         <w:trPr/>
         <w:tc>
           <w:tcPr>
-            <w:tcW w:w="749" w:type="dxa"/>
+            <w:tcW w:w="746" w:type="dxa"/>
             <w:tcBorders>
               <w:start w:val="single" w:sz="4" w:space="0" w:color="000000"/>
               <w:bottom w:val="single" w:sz="4" w:space="0" w:color="000000"/>
@@ -3332,7 +3441,7 @@
         </w:tc>
         <w:tc>
           <w:tcPr>
-            <w:tcW w:w="2139" w:type="dxa"/>
+            <w:tcW w:w="2142" w:type="dxa"/>
             <w:tcBorders>
               <w:start w:val="single" w:sz="4" w:space="0" w:color="000000"/>
               <w:bottom w:val="single" w:sz="4" w:space="0" w:color="000000"/>
@@ -3436,7 +3545,7 @@
         <w:trPr/>
         <w:tc>
           <w:tcPr>
-            <w:tcW w:w="749" w:type="dxa"/>
+            <w:tcW w:w="746" w:type="dxa"/>
             <w:tcBorders>
               <w:start w:val="single" w:sz="4" w:space="0" w:color="000000"/>
               <w:bottom w:val="single" w:sz="4" w:space="0" w:color="000000"/>
@@ -3456,7 +3565,7 @@
         </w:tc>
         <w:tc>
           <w:tcPr>
-            <w:tcW w:w="2139" w:type="dxa"/>
+            <w:tcW w:w="2142" w:type="dxa"/>
             <w:tcBorders>
               <w:start w:val="single" w:sz="4" w:space="0" w:color="000000"/>
               <w:bottom w:val="single" w:sz="4" w:space="0" w:color="000000"/>
@@ -3560,7 +3669,7 @@
         <w:trPr/>
         <w:tc>
           <w:tcPr>
-            <w:tcW w:w="749" w:type="dxa"/>
+            <w:tcW w:w="746" w:type="dxa"/>
             <w:tcBorders>
               <w:start w:val="single" w:sz="4" w:space="0" w:color="000000"/>
               <w:bottom w:val="single" w:sz="4" w:space="0" w:color="000000"/>
@@ -3580,7 +3689,7 @@
         </w:tc>
         <w:tc>
           <w:tcPr>
-            <w:tcW w:w="2139" w:type="dxa"/>
+            <w:tcW w:w="2142" w:type="dxa"/>
             <w:tcBorders>
               <w:start w:val="single" w:sz="4" w:space="0" w:color="000000"/>
               <w:bottom w:val="single" w:sz="4" w:space="0" w:color="000000"/>
@@ -3684,7 +3793,7 @@
         <w:trPr/>
         <w:tc>
           <w:tcPr>
-            <w:tcW w:w="749" w:type="dxa"/>
+            <w:tcW w:w="746" w:type="dxa"/>
             <w:tcBorders>
               <w:start w:val="single" w:sz="4" w:space="0" w:color="000000"/>
               <w:bottom w:val="single" w:sz="4" w:space="0" w:color="000000"/>
@@ -3704,7 +3813,7 @@
         </w:tc>
         <w:tc>
           <w:tcPr>
-            <w:tcW w:w="2139" w:type="dxa"/>
+            <w:tcW w:w="2142" w:type="dxa"/>
             <w:tcBorders>
               <w:start w:val="single" w:sz="4" w:space="0" w:color="000000"/>
               <w:bottom w:val="single" w:sz="4" w:space="0" w:color="000000"/>
@@ -3808,7 +3917,7 @@
         <w:trPr/>
         <w:tc>
           <w:tcPr>
-            <w:tcW w:w="749" w:type="dxa"/>
+            <w:tcW w:w="746" w:type="dxa"/>
             <w:tcBorders>
               <w:start w:val="single" w:sz="4" w:space="0" w:color="000000"/>
               <w:bottom w:val="single" w:sz="4" w:space="0" w:color="000000"/>
@@ -3828,7 +3937,7 @@
         </w:tc>
         <w:tc>
           <w:tcPr>
-            <w:tcW w:w="2139" w:type="dxa"/>
+            <w:tcW w:w="2142" w:type="dxa"/>
             <w:tcBorders>
               <w:start w:val="single" w:sz="4" w:space="0" w:color="000000"/>
               <w:bottom w:val="single" w:sz="4" w:space="0" w:color="000000"/>
@@ -3932,7 +4041,7 @@
         <w:trPr/>
         <w:tc>
           <w:tcPr>
-            <w:tcW w:w="749" w:type="dxa"/>
+            <w:tcW w:w="746" w:type="dxa"/>
             <w:tcBorders>
               <w:start w:val="single" w:sz="4" w:space="0" w:color="000000"/>
               <w:bottom w:val="single" w:sz="4" w:space="0" w:color="000000"/>
@@ -3952,7 +4061,7 @@
         </w:tc>
         <w:tc>
           <w:tcPr>
-            <w:tcW w:w="2139" w:type="dxa"/>
+            <w:tcW w:w="2142" w:type="dxa"/>
             <w:tcBorders>
               <w:start w:val="single" w:sz="4" w:space="0" w:color="000000"/>
               <w:bottom w:val="single" w:sz="4" w:space="0" w:color="000000"/>
@@ -4056,7 +4165,7 @@
         <w:trPr/>
         <w:tc>
           <w:tcPr>
-            <w:tcW w:w="749" w:type="dxa"/>
+            <w:tcW w:w="746" w:type="dxa"/>
             <w:tcBorders>
               <w:start w:val="single" w:sz="4" w:space="0" w:color="000000"/>
               <w:bottom w:val="single" w:sz="4" w:space="0" w:color="000000"/>
@@ -4076,7 +4185,7 @@
         </w:tc>
         <w:tc>
           <w:tcPr>
-            <w:tcW w:w="2139" w:type="dxa"/>
+            <w:tcW w:w="2142" w:type="dxa"/>
             <w:tcBorders>
               <w:start w:val="single" w:sz="4" w:space="0" w:color="000000"/>
               <w:bottom w:val="single" w:sz="4" w:space="0" w:color="000000"/>
@@ -4180,7 +4289,7 @@
         <w:trPr/>
         <w:tc>
           <w:tcPr>
-            <w:tcW w:w="749" w:type="dxa"/>
+            <w:tcW w:w="746" w:type="dxa"/>
             <w:tcBorders>
               <w:start w:val="single" w:sz="4" w:space="0" w:color="000000"/>
               <w:bottom w:val="single" w:sz="4" w:space="0" w:color="000000"/>
@@ -4200,7 +4309,7 @@
         </w:tc>
         <w:tc>
           <w:tcPr>
-            <w:tcW w:w="2139" w:type="dxa"/>
+            <w:tcW w:w="2142" w:type="dxa"/>
             <w:tcBorders>
               <w:start w:val="single" w:sz="4" w:space="0" w:color="000000"/>
               <w:bottom w:val="single" w:sz="4" w:space="0" w:color="000000"/>
@@ -4304,7 +4413,7 @@
         <w:trPr/>
         <w:tc>
           <w:tcPr>
-            <w:tcW w:w="749" w:type="dxa"/>
+            <w:tcW w:w="746" w:type="dxa"/>
             <w:tcBorders>
               <w:start w:val="single" w:sz="4" w:space="0" w:color="000000"/>
               <w:bottom w:val="single" w:sz="4" w:space="0" w:color="000000"/>
@@ -4324,7 +4433,7 @@
         </w:tc>
         <w:tc>
           <w:tcPr>
-            <w:tcW w:w="2139" w:type="dxa"/>
+            <w:tcW w:w="2142" w:type="dxa"/>
             <w:tcBorders>
               <w:start w:val="single" w:sz="4" w:space="0" w:color="000000"/>
               <w:bottom w:val="single" w:sz="4" w:space="0" w:color="000000"/>
@@ -4428,7 +4537,7 @@
         <w:trPr/>
         <w:tc>
           <w:tcPr>
-            <w:tcW w:w="749" w:type="dxa"/>
+            <w:tcW w:w="746" w:type="dxa"/>
             <w:tcBorders>
               <w:start w:val="single" w:sz="4" w:space="0" w:color="000000"/>
               <w:bottom w:val="single" w:sz="4" w:space="0" w:color="000000"/>
@@ -4448,7 +4557,7 @@
         </w:tc>
         <w:tc>
           <w:tcPr>
-            <w:tcW w:w="2139" w:type="dxa"/>
+            <w:tcW w:w="2142" w:type="dxa"/>
             <w:tcBorders>
               <w:start w:val="single" w:sz="4" w:space="0" w:color="000000"/>
               <w:bottom w:val="single" w:sz="4" w:space="0" w:color="000000"/>
@@ -4552,7 +4661,7 @@
         <w:trPr/>
         <w:tc>
           <w:tcPr>
-            <w:tcW w:w="749" w:type="dxa"/>
+            <w:tcW w:w="746" w:type="dxa"/>
             <w:tcBorders>
               <w:start w:val="single" w:sz="4" w:space="0" w:color="000000"/>
               <w:bottom w:val="single" w:sz="4" w:space="0" w:color="000000"/>
@@ -4572,7 +4681,7 @@
         </w:tc>
         <w:tc>
           <w:tcPr>
-            <w:tcW w:w="2139" w:type="dxa"/>
+            <w:tcW w:w="2142" w:type="dxa"/>
             <w:tcBorders>
               <w:start w:val="single" w:sz="4" w:space="0" w:color="000000"/>
               <w:bottom w:val="single" w:sz="4" w:space="0" w:color="000000"/>
@@ -4676,7 +4785,7 @@
         <w:trPr/>
         <w:tc>
           <w:tcPr>
-            <w:tcW w:w="749" w:type="dxa"/>
+            <w:tcW w:w="746" w:type="dxa"/>
             <w:tcBorders>
               <w:start w:val="single" w:sz="4" w:space="0" w:color="000000"/>
               <w:bottom w:val="single" w:sz="4" w:space="0" w:color="000000"/>
@@ -4696,7 +4805,7 @@
         </w:tc>
         <w:tc>
           <w:tcPr>
-            <w:tcW w:w="2139" w:type="dxa"/>
+            <w:tcW w:w="2142" w:type="dxa"/>
             <w:tcBorders>
               <w:start w:val="single" w:sz="4" w:space="0" w:color="000000"/>
               <w:bottom w:val="single" w:sz="4" w:space="0" w:color="000000"/>
@@ -4800,7 +4909,7 @@
         <w:trPr/>
         <w:tc>
           <w:tcPr>
-            <w:tcW w:w="749" w:type="dxa"/>
+            <w:tcW w:w="746" w:type="dxa"/>
             <w:tcBorders>
               <w:start w:val="single" w:sz="4" w:space="0" w:color="000000"/>
               <w:bottom w:val="single" w:sz="4" w:space="0" w:color="000000"/>
@@ -4820,7 +4929,7 @@
         </w:tc>
         <w:tc>
           <w:tcPr>
-            <w:tcW w:w="2139" w:type="dxa"/>
+            <w:tcW w:w="2142" w:type="dxa"/>
             <w:tcBorders>
               <w:start w:val="single" w:sz="4" w:space="0" w:color="000000"/>
               <w:bottom w:val="single" w:sz="4" w:space="0" w:color="000000"/>
@@ -4924,7 +5033,7 @@
         <w:trPr/>
         <w:tc>
           <w:tcPr>
-            <w:tcW w:w="749" w:type="dxa"/>
+            <w:tcW w:w="746" w:type="dxa"/>
             <w:tcBorders>
               <w:start w:val="single" w:sz="4" w:space="0" w:color="000000"/>
               <w:bottom w:val="single" w:sz="4" w:space="0" w:color="000000"/>
@@ -4944,7 +5053,7 @@
         </w:tc>
         <w:tc>
           <w:tcPr>
-            <w:tcW w:w="2139" w:type="dxa"/>
+            <w:tcW w:w="2142" w:type="dxa"/>
             <w:tcBorders>
               <w:start w:val="single" w:sz="4" w:space="0" w:color="000000"/>
               <w:bottom w:val="single" w:sz="4" w:space="0" w:color="000000"/>
@@ -5048,7 +5157,7 @@
         <w:trPr/>
         <w:tc>
           <w:tcPr>
-            <w:tcW w:w="749" w:type="dxa"/>
+            <w:tcW w:w="746" w:type="dxa"/>
             <w:tcBorders>
               <w:start w:val="single" w:sz="4" w:space="0" w:color="000000"/>
               <w:bottom w:val="single" w:sz="4" w:space="0" w:color="000000"/>
@@ -5068,7 +5177,7 @@
         </w:tc>
         <w:tc>
           <w:tcPr>
-            <w:tcW w:w="2139" w:type="dxa"/>
+            <w:tcW w:w="2142" w:type="dxa"/>
             <w:tcBorders>
               <w:start w:val="single" w:sz="4" w:space="0" w:color="000000"/>
               <w:bottom w:val="single" w:sz="4" w:space="0" w:color="000000"/>
@@ -5172,7 +5281,7 @@
         <w:trPr/>
         <w:tc>
           <w:tcPr>
-            <w:tcW w:w="749" w:type="dxa"/>
+            <w:tcW w:w="746" w:type="dxa"/>
             <w:tcBorders>
               <w:start w:val="single" w:sz="4" w:space="0" w:color="000000"/>
               <w:bottom w:val="single" w:sz="4" w:space="0" w:color="000000"/>
@@ -5192,7 +5301,7 @@
         </w:tc>
         <w:tc>
           <w:tcPr>
-            <w:tcW w:w="2139" w:type="dxa"/>
+            <w:tcW w:w="2142" w:type="dxa"/>
             <w:tcBorders>
               <w:start w:val="single" w:sz="4" w:space="0" w:color="000000"/>
               <w:bottom w:val="single" w:sz="4" w:space="0" w:color="000000"/>
@@ -5296,7 +5405,7 @@
         <w:trPr/>
         <w:tc>
           <w:tcPr>
-            <w:tcW w:w="749" w:type="dxa"/>
+            <w:tcW w:w="746" w:type="dxa"/>
             <w:tcBorders>
               <w:start w:val="single" w:sz="4" w:space="0" w:color="000000"/>
               <w:bottom w:val="single" w:sz="4" w:space="0" w:color="000000"/>
@@ -5316,7 +5425,7 @@
         </w:tc>
         <w:tc>
           <w:tcPr>
-            <w:tcW w:w="2139" w:type="dxa"/>
+            <w:tcW w:w="2142" w:type="dxa"/>
             <w:tcBorders>
               <w:start w:val="single" w:sz="4" w:space="0" w:color="000000"/>
               <w:bottom w:val="single" w:sz="4" w:space="0" w:color="000000"/>
@@ -5420,7 +5529,7 @@
         <w:trPr/>
         <w:tc>
           <w:tcPr>
-            <w:tcW w:w="749" w:type="dxa"/>
+            <w:tcW w:w="746" w:type="dxa"/>
             <w:tcBorders>
               <w:start w:val="single" w:sz="4" w:space="0" w:color="000000"/>
               <w:bottom w:val="single" w:sz="4" w:space="0" w:color="000000"/>
@@ -5440,7 +5549,7 @@
         </w:tc>
         <w:tc>
           <w:tcPr>
-            <w:tcW w:w="2139" w:type="dxa"/>
+            <w:tcW w:w="2142" w:type="dxa"/>
             <w:tcBorders>
               <w:start w:val="single" w:sz="4" w:space="0" w:color="000000"/>
               <w:bottom w:val="single" w:sz="4" w:space="0" w:color="000000"/>
@@ -5544,7 +5653,7 @@
         <w:trPr/>
         <w:tc>
           <w:tcPr>
-            <w:tcW w:w="749" w:type="dxa"/>
+            <w:tcW w:w="746" w:type="dxa"/>
             <w:tcBorders>
               <w:start w:val="single" w:sz="4" w:space="0" w:color="000000"/>
               <w:bottom w:val="single" w:sz="4" w:space="0" w:color="000000"/>
@@ -5564,7 +5673,7 @@
         </w:tc>
         <w:tc>
           <w:tcPr>
-            <w:tcW w:w="2139" w:type="dxa"/>
+            <w:tcW w:w="2142" w:type="dxa"/>
             <w:tcBorders>
               <w:start w:val="single" w:sz="4" w:space="0" w:color="000000"/>
               <w:bottom w:val="single" w:sz="4" w:space="0" w:color="000000"/>
@@ -5668,7 +5777,7 @@
         <w:trPr/>
         <w:tc>
           <w:tcPr>
-            <w:tcW w:w="749" w:type="dxa"/>
+            <w:tcW w:w="746" w:type="dxa"/>
             <w:tcBorders>
               <w:start w:val="single" w:sz="4" w:space="0" w:color="000000"/>
               <w:bottom w:val="single" w:sz="4" w:space="0" w:color="000000"/>
@@ -5688,7 +5797,7 @@
         </w:tc>
         <w:tc>
           <w:tcPr>
-            <w:tcW w:w="2139" w:type="dxa"/>
+            <w:tcW w:w="2142" w:type="dxa"/>
             <w:tcBorders>
               <w:start w:val="single" w:sz="4" w:space="0" w:color="000000"/>
               <w:bottom w:val="single" w:sz="4" w:space="0" w:color="000000"/>
@@ -5792,7 +5901,7 @@
         <w:trPr/>
         <w:tc>
           <w:tcPr>
-            <w:tcW w:w="749" w:type="dxa"/>
+            <w:tcW w:w="746" w:type="dxa"/>
             <w:tcBorders>
               <w:start w:val="single" w:sz="4" w:space="0" w:color="000000"/>
               <w:bottom w:val="single" w:sz="4" w:space="0" w:color="000000"/>
@@ -5812,7 +5921,7 @@
         </w:tc>
         <w:tc>
           <w:tcPr>
-            <w:tcW w:w="2139" w:type="dxa"/>
+            <w:tcW w:w="2142" w:type="dxa"/>
             <w:tcBorders>
               <w:start w:val="single" w:sz="4" w:space="0" w:color="000000"/>
               <w:bottom w:val="single" w:sz="4" w:space="0" w:color="000000"/>
@@ -5916,7 +6025,7 @@
         <w:trPr/>
         <w:tc>
           <w:tcPr>
-            <w:tcW w:w="749" w:type="dxa"/>
+            <w:tcW w:w="746" w:type="dxa"/>
             <w:tcBorders>
               <w:start w:val="single" w:sz="4" w:space="0" w:color="000000"/>
               <w:bottom w:val="single" w:sz="4" w:space="0" w:color="000000"/>
@@ -5936,7 +6045,7 @@
         </w:tc>
         <w:tc>
           <w:tcPr>
-            <w:tcW w:w="2139" w:type="dxa"/>
+            <w:tcW w:w="2142" w:type="dxa"/>
             <w:tcBorders>
               <w:start w:val="single" w:sz="4" w:space="0" w:color="000000"/>
               <w:bottom w:val="single" w:sz="4" w:space="0" w:color="000000"/>
@@ -6040,7 +6149,7 @@
         <w:trPr/>
         <w:tc>
           <w:tcPr>
-            <w:tcW w:w="749" w:type="dxa"/>
+            <w:tcW w:w="746" w:type="dxa"/>
             <w:tcBorders>
               <w:start w:val="single" w:sz="4" w:space="0" w:color="000000"/>
               <w:bottom w:val="single" w:sz="4" w:space="0" w:color="000000"/>
@@ -6060,7 +6169,7 @@
         </w:tc>
         <w:tc>
           <w:tcPr>
-            <w:tcW w:w="2139" w:type="dxa"/>
+            <w:tcW w:w="2142" w:type="dxa"/>
             <w:tcBorders>
               <w:start w:val="single" w:sz="4" w:space="0" w:color="000000"/>
               <w:bottom w:val="single" w:sz="4" w:space="0" w:color="000000"/>
@@ -6164,7 +6273,7 @@
         <w:trPr/>
         <w:tc>
           <w:tcPr>
-            <w:tcW w:w="749" w:type="dxa"/>
+            <w:tcW w:w="746" w:type="dxa"/>
             <w:tcBorders>
               <w:start w:val="single" w:sz="4" w:space="0" w:color="000000"/>
               <w:bottom w:val="single" w:sz="4" w:space="0" w:color="000000"/>
@@ -6184,7 +6293,7 @@
         </w:tc>
         <w:tc>
           <w:tcPr>
-            <w:tcW w:w="2139" w:type="dxa"/>
+            <w:tcW w:w="2142" w:type="dxa"/>
             <w:tcBorders>
               <w:start w:val="single" w:sz="4" w:space="0" w:color="000000"/>
               <w:bottom w:val="single" w:sz="4" w:space="0" w:color="000000"/>
@@ -6288,7 +6397,7 @@
         <w:trPr/>
         <w:tc>
           <w:tcPr>
-            <w:tcW w:w="749" w:type="dxa"/>
+            <w:tcW w:w="746" w:type="dxa"/>
             <w:tcBorders>
               <w:start w:val="single" w:sz="4" w:space="0" w:color="000000"/>
               <w:bottom w:val="single" w:sz="4" w:space="0" w:color="000000"/>
@@ -6308,7 +6417,7 @@
         </w:tc>
         <w:tc>
           <w:tcPr>
-            <w:tcW w:w="2139" w:type="dxa"/>
+            <w:tcW w:w="2142" w:type="dxa"/>
             <w:tcBorders>
               <w:start w:val="single" w:sz="4" w:space="0" w:color="000000"/>
               <w:bottom w:val="single" w:sz="4" w:space="0" w:color="000000"/>
@@ -6412,7 +6521,7 @@
         <w:trPr/>
         <w:tc>
           <w:tcPr>
-            <w:tcW w:w="749" w:type="dxa"/>
+            <w:tcW w:w="746" w:type="dxa"/>
             <w:tcBorders>
               <w:start w:val="single" w:sz="4" w:space="0" w:color="000000"/>
               <w:bottom w:val="single" w:sz="4" w:space="0" w:color="000000"/>
@@ -6432,7 +6541,7 @@
         </w:tc>
         <w:tc>
           <w:tcPr>
-            <w:tcW w:w="2139" w:type="dxa"/>
+            <w:tcW w:w="2142" w:type="dxa"/>
             <w:tcBorders>
               <w:start w:val="single" w:sz="4" w:space="0" w:color="000000"/>
               <w:bottom w:val="single" w:sz="4" w:space="0" w:color="000000"/>
@@ -6536,7 +6645,7 @@
         <w:trPr/>
         <w:tc>
           <w:tcPr>
-            <w:tcW w:w="749" w:type="dxa"/>
+            <w:tcW w:w="746" w:type="dxa"/>
             <w:tcBorders>
               <w:start w:val="single" w:sz="4" w:space="0" w:color="000000"/>
               <w:bottom w:val="single" w:sz="4" w:space="0" w:color="000000"/>
@@ -6556,7 +6665,7 @@
         </w:tc>
         <w:tc>
           <w:tcPr>
-            <w:tcW w:w="2139" w:type="dxa"/>
+            <w:tcW w:w="2142" w:type="dxa"/>
             <w:tcBorders>
               <w:start w:val="single" w:sz="4" w:space="0" w:color="000000"/>
               <w:bottom w:val="single" w:sz="4" w:space="0" w:color="000000"/>
@@ -6660,7 +6769,7 @@
         <w:trPr/>
         <w:tc>
           <w:tcPr>
-            <w:tcW w:w="749" w:type="dxa"/>
+            <w:tcW w:w="746" w:type="dxa"/>
             <w:tcBorders>
               <w:start w:val="single" w:sz="4" w:space="0" w:color="000000"/>
               <w:bottom w:val="single" w:sz="4" w:space="0" w:color="000000"/>
@@ -6680,7 +6789,7 @@
         </w:tc>
         <w:tc>
           <w:tcPr>
-            <w:tcW w:w="2139" w:type="dxa"/>
+            <w:tcW w:w="2142" w:type="dxa"/>
             <w:tcBorders>
               <w:start w:val="single" w:sz="4" w:space="0" w:color="000000"/>
               <w:bottom w:val="single" w:sz="4" w:space="0" w:color="000000"/>
@@ -6784,7 +6893,7 @@
         <w:trPr/>
         <w:tc>
           <w:tcPr>
-            <w:tcW w:w="749" w:type="dxa"/>
+            <w:tcW w:w="746" w:type="dxa"/>
             <w:tcBorders>
               <w:start w:val="single" w:sz="4" w:space="0" w:color="000000"/>
               <w:bottom w:val="single" w:sz="4" w:space="0" w:color="000000"/>
@@ -6804,7 +6913,7 @@
         </w:tc>
         <w:tc>
           <w:tcPr>
-            <w:tcW w:w="2139" w:type="dxa"/>
+            <w:tcW w:w="2142" w:type="dxa"/>
             <w:tcBorders>
               <w:start w:val="single" w:sz="4" w:space="0" w:color="000000"/>
               <w:bottom w:val="single" w:sz="4" w:space="0" w:color="000000"/>
@@ -6908,7 +7017,7 @@
         <w:trPr/>
         <w:tc>
           <w:tcPr>
-            <w:tcW w:w="749" w:type="dxa"/>
+            <w:tcW w:w="746" w:type="dxa"/>
             <w:tcBorders>
               <w:start w:val="single" w:sz="4" w:space="0" w:color="000000"/>
               <w:bottom w:val="single" w:sz="4" w:space="0" w:color="000000"/>
@@ -6928,7 +7037,7 @@
         </w:tc>
         <w:tc>
           <w:tcPr>
-            <w:tcW w:w="2139" w:type="dxa"/>
+            <w:tcW w:w="2142" w:type="dxa"/>
             <w:tcBorders>
               <w:start w:val="single" w:sz="4" w:space="0" w:color="000000"/>
               <w:bottom w:val="single" w:sz="4" w:space="0" w:color="000000"/>
@@ -7032,7 +7141,7 @@
         <w:trPr/>
         <w:tc>
           <w:tcPr>
-            <w:tcW w:w="749" w:type="dxa"/>
+            <w:tcW w:w="746" w:type="dxa"/>
             <w:tcBorders>
               <w:start w:val="single" w:sz="4" w:space="0" w:color="000000"/>
               <w:bottom w:val="single" w:sz="4" w:space="0" w:color="000000"/>
@@ -7052,7 +7161,7 @@
         </w:tc>
         <w:tc>
           <w:tcPr>
-            <w:tcW w:w="2139" w:type="dxa"/>
+            <w:tcW w:w="2142" w:type="dxa"/>
             <w:tcBorders>
               <w:start w:val="single" w:sz="4" w:space="0" w:color="000000"/>
               <w:bottom w:val="single" w:sz="4" w:space="0" w:color="000000"/>
@@ -7156,7 +7265,7 @@
         <w:trPr/>
         <w:tc>
           <w:tcPr>
-            <w:tcW w:w="749" w:type="dxa"/>
+            <w:tcW w:w="746" w:type="dxa"/>
             <w:tcBorders>
               <w:start w:val="single" w:sz="4" w:space="0" w:color="000000"/>
               <w:bottom w:val="single" w:sz="4" w:space="0" w:color="000000"/>
@@ -7176,7 +7285,7 @@
         </w:tc>
         <w:tc>
           <w:tcPr>
-            <w:tcW w:w="2139" w:type="dxa"/>
+            <w:tcW w:w="2142" w:type="dxa"/>
             <w:tcBorders>
               <w:start w:val="single" w:sz="4" w:space="0" w:color="000000"/>
               <w:bottom w:val="single" w:sz="4" w:space="0" w:color="000000"/>
@@ -7280,7 +7389,7 @@
         <w:trPr/>
         <w:tc>
           <w:tcPr>
-            <w:tcW w:w="749" w:type="dxa"/>
+            <w:tcW w:w="746" w:type="dxa"/>
             <w:tcBorders>
               <w:start w:val="single" w:sz="4" w:space="0" w:color="000000"/>
               <w:bottom w:val="single" w:sz="4" w:space="0" w:color="000000"/>
@@ -7300,7 +7409,7 @@
         </w:tc>
         <w:tc>
           <w:tcPr>
-            <w:tcW w:w="2139" w:type="dxa"/>
+            <w:tcW w:w="2142" w:type="dxa"/>
             <w:tcBorders>
               <w:start w:val="single" w:sz="4" w:space="0" w:color="000000"/>
               <w:bottom w:val="single" w:sz="4" w:space="0" w:color="000000"/>
@@ -7404,7 +7513,7 @@
         <w:trPr/>
         <w:tc>
           <w:tcPr>
-            <w:tcW w:w="749" w:type="dxa"/>
+            <w:tcW w:w="746" w:type="dxa"/>
             <w:tcBorders>
               <w:start w:val="single" w:sz="4" w:space="0" w:color="000000"/>
               <w:bottom w:val="single" w:sz="4" w:space="0" w:color="000000"/>
@@ -7424,7 +7533,7 @@
         </w:tc>
         <w:tc>
           <w:tcPr>
-            <w:tcW w:w="2139" w:type="dxa"/>
+            <w:tcW w:w="2142" w:type="dxa"/>
             <w:tcBorders>
               <w:start w:val="single" w:sz="4" w:space="0" w:color="000000"/>
               <w:bottom w:val="single" w:sz="4" w:space="0" w:color="000000"/>
@@ -7528,7 +7637,7 @@
         <w:trPr/>
         <w:tc>
           <w:tcPr>
-            <w:tcW w:w="749" w:type="dxa"/>
+            <w:tcW w:w="746" w:type="dxa"/>
             <w:tcBorders>
               <w:start w:val="single" w:sz="4" w:space="0" w:color="000000"/>
               <w:bottom w:val="single" w:sz="4" w:space="0" w:color="000000"/>
@@ -7548,7 +7657,7 @@
         </w:tc>
         <w:tc>
           <w:tcPr>
-            <w:tcW w:w="2139" w:type="dxa"/>
+            <w:tcW w:w="2142" w:type="dxa"/>
             <w:tcBorders>
               <w:start w:val="single" w:sz="4" w:space="0" w:color="000000"/>
               <w:bottom w:val="single" w:sz="4" w:space="0" w:color="000000"/>
@@ -7652,7 +7761,7 @@
         <w:trPr/>
         <w:tc>
           <w:tcPr>
-            <w:tcW w:w="749" w:type="dxa"/>
+            <w:tcW w:w="746" w:type="dxa"/>
             <w:tcBorders>
               <w:start w:val="single" w:sz="4" w:space="0" w:color="000000"/>
               <w:bottom w:val="single" w:sz="4" w:space="0" w:color="000000"/>
@@ -7672,7 +7781,7 @@
         </w:tc>
         <w:tc>
           <w:tcPr>
-            <w:tcW w:w="2139" w:type="dxa"/>
+            <w:tcW w:w="2142" w:type="dxa"/>
             <w:tcBorders>
               <w:start w:val="single" w:sz="4" w:space="0" w:color="000000"/>
               <w:bottom w:val="single" w:sz="4" w:space="0" w:color="000000"/>
@@ -7776,7 +7885,7 @@
         <w:trPr/>
         <w:tc>
           <w:tcPr>
-            <w:tcW w:w="749" w:type="dxa"/>
+            <w:tcW w:w="746" w:type="dxa"/>
             <w:tcBorders>
               <w:start w:val="single" w:sz="4" w:space="0" w:color="000000"/>
               <w:bottom w:val="single" w:sz="4" w:space="0" w:color="000000"/>
@@ -7796,7 +7905,7 @@
         </w:tc>
         <w:tc>
           <w:tcPr>
-            <w:tcW w:w="2139" w:type="dxa"/>
+            <w:tcW w:w="2142" w:type="dxa"/>
             <w:tcBorders>
               <w:start w:val="single" w:sz="4" w:space="0" w:color="000000"/>
               <w:bottom w:val="single" w:sz="4" w:space="0" w:color="000000"/>
@@ -7900,7 +8009,7 @@
         <w:trPr/>
         <w:tc>
           <w:tcPr>
-            <w:tcW w:w="749" w:type="dxa"/>
+            <w:tcW w:w="746" w:type="dxa"/>
             <w:tcBorders>
               <w:start w:val="single" w:sz="4" w:space="0" w:color="000000"/>
               <w:bottom w:val="single" w:sz="4" w:space="0" w:color="000000"/>
@@ -7920,7 +8029,7 @@
         </w:tc>
         <w:tc>
           <w:tcPr>
-            <w:tcW w:w="2139" w:type="dxa"/>
+            <w:tcW w:w="2142" w:type="dxa"/>
             <w:tcBorders>
               <w:start w:val="single" w:sz="4" w:space="0" w:color="000000"/>
               <w:bottom w:val="single" w:sz="4" w:space="0" w:color="000000"/>
@@ -8024,7 +8133,7 @@
         <w:trPr/>
         <w:tc>
           <w:tcPr>
-            <w:tcW w:w="749" w:type="dxa"/>
+            <w:tcW w:w="746" w:type="dxa"/>
             <w:tcBorders>
               <w:start w:val="single" w:sz="4" w:space="0" w:color="000000"/>
               <w:bottom w:val="single" w:sz="4" w:space="0" w:color="000000"/>
@@ -8044,7 +8153,7 @@
         </w:tc>
         <w:tc>
           <w:tcPr>
-            <w:tcW w:w="2139" w:type="dxa"/>
+            <w:tcW w:w="2142" w:type="dxa"/>
             <w:tcBorders>
               <w:start w:val="single" w:sz="4" w:space="0" w:color="000000"/>
               <w:bottom w:val="single" w:sz="4" w:space="0" w:color="000000"/>
@@ -8148,7 +8257,7 @@
         <w:trPr/>
         <w:tc>
           <w:tcPr>
-            <w:tcW w:w="749" w:type="dxa"/>
+            <w:tcW w:w="746" w:type="dxa"/>
             <w:tcBorders>
               <w:start w:val="single" w:sz="4" w:space="0" w:color="000000"/>
               <w:bottom w:val="single" w:sz="4" w:space="0" w:color="000000"/>
@@ -8168,7 +8277,7 @@
         </w:tc>
         <w:tc>
           <w:tcPr>
-            <w:tcW w:w="2139" w:type="dxa"/>
+            <w:tcW w:w="2142" w:type="dxa"/>
             <w:tcBorders>
               <w:start w:val="single" w:sz="4" w:space="0" w:color="000000"/>
               <w:bottom w:val="single" w:sz="4" w:space="0" w:color="000000"/>
@@ -8272,7 +8381,7 @@
         <w:trPr/>
         <w:tc>
           <w:tcPr>
-            <w:tcW w:w="749" w:type="dxa"/>
+            <w:tcW w:w="746" w:type="dxa"/>
             <w:tcBorders>
               <w:start w:val="single" w:sz="4" w:space="0" w:color="000000"/>
               <w:bottom w:val="single" w:sz="4" w:space="0" w:color="000000"/>
@@ -8292,7 +8401,7 @@
         </w:tc>
         <w:tc>
           <w:tcPr>
-            <w:tcW w:w="2139" w:type="dxa"/>
+            <w:tcW w:w="2142" w:type="dxa"/>
             <w:tcBorders>
               <w:start w:val="single" w:sz="4" w:space="0" w:color="000000"/>
               <w:bottom w:val="single" w:sz="4" w:space="0" w:color="000000"/>
@@ -8396,7 +8505,7 @@
         <w:trPr/>
         <w:tc>
           <w:tcPr>
-            <w:tcW w:w="749" w:type="dxa"/>
+            <w:tcW w:w="746" w:type="dxa"/>
             <w:tcBorders>
               <w:start w:val="single" w:sz="4" w:space="0" w:color="000000"/>
               <w:bottom w:val="single" w:sz="4" w:space="0" w:color="000000"/>
@@ -8416,7 +8525,7 @@
         </w:tc>
         <w:tc>
           <w:tcPr>
-            <w:tcW w:w="2139" w:type="dxa"/>
+            <w:tcW w:w="2142" w:type="dxa"/>
             <w:tcBorders>
               <w:start w:val="single" w:sz="4" w:space="0" w:color="000000"/>
               <w:bottom w:val="single" w:sz="4" w:space="0" w:color="000000"/>
@@ -8520,7 +8629,7 @@
         <w:trPr/>
         <w:tc>
           <w:tcPr>
-            <w:tcW w:w="749" w:type="dxa"/>
+            <w:tcW w:w="746" w:type="dxa"/>
             <w:tcBorders>
               <w:start w:val="single" w:sz="4" w:space="0" w:color="000000"/>
               <w:bottom w:val="single" w:sz="4" w:space="0" w:color="000000"/>
@@ -8540,7 +8649,7 @@
         </w:tc>
         <w:tc>
           <w:tcPr>
-            <w:tcW w:w="2139" w:type="dxa"/>
+            <w:tcW w:w="2142" w:type="dxa"/>
             <w:tcBorders>
               <w:start w:val="single" w:sz="4" w:space="0" w:color="000000"/>
               <w:bottom w:val="single" w:sz="4" w:space="0" w:color="000000"/>
@@ -8644,7 +8753,7 @@
         <w:trPr/>
         <w:tc>
           <w:tcPr>
-            <w:tcW w:w="749" w:type="dxa"/>
+            <w:tcW w:w="746" w:type="dxa"/>
             <w:tcBorders>
               <w:start w:val="single" w:sz="4" w:space="0" w:color="000000"/>
               <w:bottom w:val="single" w:sz="4" w:space="0" w:color="000000"/>
@@ -8664,7 +8773,7 @@
         </w:tc>
         <w:tc>
           <w:tcPr>
-            <w:tcW w:w="2139" w:type="dxa"/>
+            <w:tcW w:w="2142" w:type="dxa"/>
             <w:tcBorders>
               <w:start w:val="single" w:sz="4" w:space="0" w:color="000000"/>
               <w:bottom w:val="single" w:sz="4" w:space="0" w:color="000000"/>
@@ -8768,7 +8877,7 @@
         <w:trPr/>
         <w:tc>
           <w:tcPr>
-            <w:tcW w:w="749" w:type="dxa"/>
+            <w:tcW w:w="746" w:type="dxa"/>
             <w:tcBorders>
               <w:start w:val="single" w:sz="4" w:space="0" w:color="000000"/>
               <w:bottom w:val="single" w:sz="4" w:space="0" w:color="000000"/>
@@ -8788,7 +8897,7 @@
         </w:tc>
         <w:tc>
           <w:tcPr>
-            <w:tcW w:w="2139" w:type="dxa"/>
+            <w:tcW w:w="2142" w:type="dxa"/>
             <w:tcBorders>
               <w:start w:val="single" w:sz="4" w:space="0" w:color="000000"/>
               <w:bottom w:val="single" w:sz="4" w:space="0" w:color="000000"/>
@@ -8892,7 +9001,7 @@
         <w:trPr/>
         <w:tc>
           <w:tcPr>
-            <w:tcW w:w="749" w:type="dxa"/>
+            <w:tcW w:w="746" w:type="dxa"/>
             <w:tcBorders>
               <w:start w:val="single" w:sz="4" w:space="0" w:color="000000"/>
               <w:bottom w:val="single" w:sz="4" w:space="0" w:color="000000"/>
@@ -8912,7 +9021,7 @@
         </w:tc>
         <w:tc>
           <w:tcPr>
-            <w:tcW w:w="2139" w:type="dxa"/>
+            <w:tcW w:w="2142" w:type="dxa"/>
             <w:tcBorders>
               <w:start w:val="single" w:sz="4" w:space="0" w:color="000000"/>
               <w:bottom w:val="single" w:sz="4" w:space="0" w:color="000000"/>
@@ -9016,7 +9125,7 @@
         <w:trPr/>
         <w:tc>
           <w:tcPr>
-            <w:tcW w:w="749" w:type="dxa"/>
+            <w:tcW w:w="746" w:type="dxa"/>
             <w:tcBorders>
               <w:start w:val="single" w:sz="4" w:space="0" w:color="000000"/>
               <w:bottom w:val="single" w:sz="4" w:space="0" w:color="000000"/>
@@ -9036,7 +9145,7 @@
         </w:tc>
         <w:tc>
           <w:tcPr>
-            <w:tcW w:w="2139" w:type="dxa"/>
+            <w:tcW w:w="2142" w:type="dxa"/>
             <w:tcBorders>
               <w:start w:val="single" w:sz="4" w:space="0" w:color="000000"/>
               <w:bottom w:val="single" w:sz="4" w:space="0" w:color="000000"/>
@@ -9140,7 +9249,7 @@
         <w:trPr/>
         <w:tc>
           <w:tcPr>
-            <w:tcW w:w="749" w:type="dxa"/>
+            <w:tcW w:w="746" w:type="dxa"/>
             <w:tcBorders>
               <w:start w:val="single" w:sz="4" w:space="0" w:color="000000"/>
               <w:bottom w:val="single" w:sz="4" w:space="0" w:color="000000"/>
@@ -9160,7 +9269,7 @@
         </w:tc>
         <w:tc>
           <w:tcPr>
-            <w:tcW w:w="2139" w:type="dxa"/>
+            <w:tcW w:w="2142" w:type="dxa"/>
             <w:tcBorders>
               <w:start w:val="single" w:sz="4" w:space="0" w:color="000000"/>
               <w:bottom w:val="single" w:sz="4" w:space="0" w:color="000000"/>
@@ -9322,7 +9431,7 @@
         <w:pStyle w:val="Normal"/>
         <w:numPr>
           <w:ilvl w:val="0"/>
-          <w:numId w:val="3"/>
+          <w:numId w:val="4"/>
         </w:numPr>
         <w:tabs>
           <w:tab w:val="clear" w:pos="720"/>
@@ -9347,7 +9456,7 @@
         <w:pStyle w:val="Normal"/>
         <w:numPr>
           <w:ilvl w:val="0"/>
-          <w:numId w:val="3"/>
+          <w:numId w:val="4"/>
         </w:numPr>
         <w:tabs>
           <w:tab w:val="clear" w:pos="720"/>
@@ -9372,7 +9481,7 @@
         <w:pStyle w:val="Normal"/>
         <w:numPr>
           <w:ilvl w:val="0"/>
-          <w:numId w:val="3"/>
+          <w:numId w:val="4"/>
         </w:numPr>
         <w:tabs>
           <w:tab w:val="clear" w:pos="720"/>
@@ -11762,6 +11871,15 @@
     </w:p>
     <w:p>
       <w:pPr>
+        <w:pStyle w:val="Normal"/>
+        <w:rPr/>
+      </w:pPr>
+      <w:r>
+        <w:rPr/>
+      </w:r>
+    </w:p>
+    <w:p>
+      <w:pPr>
         <w:pStyle w:val="Heading3"/>
         <w:spacing w:before="0" w:after="283"/>
         <w:rPr/>
@@ -11789,8 +11907,8 @@
       <w:tblGrid>
         <w:gridCol w:w="1733"/>
         <w:gridCol w:w="1733"/>
-        <w:gridCol w:w="1731"/>
-        <w:gridCol w:w="1733"/>
+        <w:gridCol w:w="1730"/>
+        <w:gridCol w:w="1734"/>
         <w:gridCol w:w="1736"/>
       </w:tblGrid>
       <w:tr>
@@ -11841,7 +11959,7 @@
         </w:tc>
         <w:tc>
           <w:tcPr>
-            <w:tcW w:w="1731" w:type="dxa"/>
+            <w:tcW w:w="1730" w:type="dxa"/>
             <w:tcBorders>
               <w:top w:val="single" w:sz="4" w:space="0" w:color="000000"/>
               <w:start w:val="single" w:sz="4" w:space="0" w:color="000000"/>
@@ -11862,7 +11980,7 @@
         </w:tc>
         <w:tc>
           <w:tcPr>
-            <w:tcW w:w="1733" w:type="dxa"/>
+            <w:tcW w:w="1734" w:type="dxa"/>
             <w:tcBorders>
               <w:top w:val="single" w:sz="4" w:space="0" w:color="000000"/>
               <w:start w:val="single" w:sz="4" w:space="0" w:color="000000"/>
@@ -11948,7 +12066,7 @@
         </w:tc>
         <w:tc>
           <w:tcPr>
-            <w:tcW w:w="1731" w:type="dxa"/>
+            <w:tcW w:w="1730" w:type="dxa"/>
             <w:tcBorders>
               <w:start w:val="single" w:sz="4" w:space="0" w:color="000000"/>
               <w:bottom w:val="single" w:sz="4" w:space="0" w:color="000000"/>
@@ -11968,7 +12086,7 @@
         </w:tc>
         <w:tc>
           <w:tcPr>
-            <w:tcW w:w="1733" w:type="dxa"/>
+            <w:tcW w:w="1734" w:type="dxa"/>
             <w:tcBorders>
               <w:start w:val="single" w:sz="4" w:space="0" w:color="000000"/>
               <w:bottom w:val="single" w:sz="4" w:space="0" w:color="000000"/>
@@ -12052,7 +12170,7 @@
         </w:tc>
         <w:tc>
           <w:tcPr>
-            <w:tcW w:w="1731" w:type="dxa"/>
+            <w:tcW w:w="1730" w:type="dxa"/>
             <w:tcBorders>
               <w:start w:val="single" w:sz="4" w:space="0" w:color="000000"/>
               <w:bottom w:val="single" w:sz="4" w:space="0" w:color="000000"/>
@@ -12072,7 +12190,7 @@
         </w:tc>
         <w:tc>
           <w:tcPr>
-            <w:tcW w:w="1733" w:type="dxa"/>
+            <w:tcW w:w="1734" w:type="dxa"/>
             <w:tcBorders>
               <w:start w:val="single" w:sz="4" w:space="0" w:color="000000"/>
               <w:bottom w:val="single" w:sz="4" w:space="0" w:color="000000"/>
@@ -12156,7 +12274,7 @@
         </w:tc>
         <w:tc>
           <w:tcPr>
-            <w:tcW w:w="1731" w:type="dxa"/>
+            <w:tcW w:w="1730" w:type="dxa"/>
             <w:tcBorders>
               <w:start w:val="single" w:sz="4" w:space="0" w:color="000000"/>
               <w:bottom w:val="single" w:sz="4" w:space="0" w:color="000000"/>
@@ -12176,7 +12294,7 @@
         </w:tc>
         <w:tc>
           <w:tcPr>
-            <w:tcW w:w="1733" w:type="dxa"/>
+            <w:tcW w:w="1734" w:type="dxa"/>
             <w:tcBorders>
               <w:start w:val="single" w:sz="4" w:space="0" w:color="000000"/>
               <w:bottom w:val="single" w:sz="4" w:space="0" w:color="000000"/>
@@ -12838,10 +12956,10 @@
         </w:tblCellMar>
       </w:tblPr>
       <w:tblGrid>
-        <w:gridCol w:w="2166"/>
-        <w:gridCol w:w="2166"/>
-        <w:gridCol w:w="2167"/>
-        <w:gridCol w:w="2167"/>
+        <w:gridCol w:w="4410"/>
+        <w:gridCol w:w="1710"/>
+        <w:gridCol w:w="1167"/>
+        <w:gridCol w:w="1379"/>
       </w:tblGrid>
       <w:tr>
         <w:trPr>
@@ -12849,7 +12967,7 @@
         </w:trPr>
         <w:tc>
           <w:tcPr>
-            <w:tcW w:w="2166" w:type="dxa"/>
+            <w:tcW w:w="4410" w:type="dxa"/>
             <w:tcBorders>
               <w:top w:val="single" w:sz="4" w:space="0" w:color="000000"/>
               <w:start w:val="single" w:sz="4" w:space="0" w:color="000000"/>
@@ -12870,7 +12988,7 @@
         </w:tc>
         <w:tc>
           <w:tcPr>
-            <w:tcW w:w="2166" w:type="dxa"/>
+            <w:tcW w:w="1710" w:type="dxa"/>
             <w:tcBorders>
               <w:top w:val="single" w:sz="4" w:space="0" w:color="000000"/>
               <w:start w:val="single" w:sz="4" w:space="0" w:color="000000"/>
@@ -12891,7 +13009,7 @@
         </w:tc>
         <w:tc>
           <w:tcPr>
-            <w:tcW w:w="2167" w:type="dxa"/>
+            <w:tcW w:w="1167" w:type="dxa"/>
             <w:tcBorders>
               <w:top w:val="single" w:sz="4" w:space="0" w:color="000000"/>
               <w:start w:val="single" w:sz="4" w:space="0" w:color="000000"/>
@@ -12912,7 +13030,7 @@
         </w:tc>
         <w:tc>
           <w:tcPr>
-            <w:tcW w:w="2167" w:type="dxa"/>
+            <w:tcW w:w="1379" w:type="dxa"/>
             <w:tcBorders>
               <w:top w:val="single" w:sz="4" w:space="0" w:color="000000"/>
               <w:start w:val="single" w:sz="4" w:space="0" w:color="000000"/>
@@ -12937,7 +13055,7 @@
         <w:trPr/>
         <w:tc>
           <w:tcPr>
-            <w:tcW w:w="2166" w:type="dxa"/>
+            <w:tcW w:w="4410" w:type="dxa"/>
             <w:tcBorders>
               <w:start w:val="single" w:sz="4" w:space="0" w:color="000000"/>
               <w:bottom w:val="single" w:sz="4" w:space="0" w:color="000000"/>
@@ -12957,7 +13075,7 @@
         </w:tc>
         <w:tc>
           <w:tcPr>
-            <w:tcW w:w="2166" w:type="dxa"/>
+            <w:tcW w:w="1710" w:type="dxa"/>
             <w:tcBorders>
               <w:start w:val="single" w:sz="4" w:space="0" w:color="000000"/>
               <w:bottom w:val="single" w:sz="4" w:space="0" w:color="000000"/>
@@ -12977,26 +13095,26 @@
         </w:tc>
         <w:tc>
           <w:tcPr>
-            <w:tcW w:w="2167" w:type="dxa"/>
-            <w:tcBorders>
-              <w:start w:val="single" w:sz="4" w:space="0" w:color="000000"/>
-              <w:bottom w:val="single" w:sz="4" w:space="0" w:color="000000"/>
-            </w:tcBorders>
-          </w:tcPr>
-          <w:p>
-            <w:pPr>
-              <w:pStyle w:val="TableContents"/>
-              <w:jc w:val="start"/>
-              <w:rPr/>
-            </w:pPr>
-            <w:r>
-              <w:rPr/>
-            </w:r>
-          </w:p>
-        </w:tc>
-        <w:tc>
-          <w:tcPr>
-            <w:tcW w:w="2167" w:type="dxa"/>
+            <w:tcW w:w="1167" w:type="dxa"/>
+            <w:tcBorders>
+              <w:start w:val="single" w:sz="4" w:space="0" w:color="000000"/>
+              <w:bottom w:val="single" w:sz="4" w:space="0" w:color="000000"/>
+            </w:tcBorders>
+          </w:tcPr>
+          <w:p>
+            <w:pPr>
+              <w:pStyle w:val="TableContents"/>
+              <w:jc w:val="start"/>
+              <w:rPr/>
+            </w:pPr>
+            <w:r>
+              <w:rPr/>
+            </w:r>
+          </w:p>
+        </w:tc>
+        <w:tc>
+          <w:tcPr>
+            <w:tcW w:w="1379" w:type="dxa"/>
             <w:tcBorders>
               <w:start w:val="single" w:sz="4" w:space="0" w:color="000000"/>
               <w:bottom w:val="single" w:sz="4" w:space="0" w:color="000000"/>
@@ -13020,7 +13138,7 @@
         <w:trPr/>
         <w:tc>
           <w:tcPr>
-            <w:tcW w:w="2166" w:type="dxa"/>
+            <w:tcW w:w="4410" w:type="dxa"/>
             <w:tcBorders>
               <w:start w:val="single" w:sz="4" w:space="0" w:color="000000"/>
               <w:bottom w:val="single" w:sz="4" w:space="0" w:color="000000"/>
@@ -13040,45 +13158,45 @@
         </w:tc>
         <w:tc>
           <w:tcPr>
-            <w:tcW w:w="2166" w:type="dxa"/>
-            <w:tcBorders>
-              <w:start w:val="single" w:sz="4" w:space="0" w:color="000000"/>
-              <w:bottom w:val="single" w:sz="4" w:space="0" w:color="000000"/>
-            </w:tcBorders>
-          </w:tcPr>
-          <w:p>
-            <w:pPr>
-              <w:pStyle w:val="TableContents"/>
-              <w:jc w:val="start"/>
-              <w:rPr/>
-            </w:pPr>
-            <w:r>
-              <w:rPr/>
-            </w:r>
-          </w:p>
-        </w:tc>
-        <w:tc>
-          <w:tcPr>
-            <w:tcW w:w="2167" w:type="dxa"/>
-            <w:tcBorders>
-              <w:start w:val="single" w:sz="4" w:space="0" w:color="000000"/>
-              <w:bottom w:val="single" w:sz="4" w:space="0" w:color="000000"/>
-            </w:tcBorders>
-          </w:tcPr>
-          <w:p>
-            <w:pPr>
-              <w:pStyle w:val="TableContents"/>
-              <w:jc w:val="start"/>
-              <w:rPr/>
-            </w:pPr>
-            <w:r>
-              <w:rPr/>
-            </w:r>
-          </w:p>
-        </w:tc>
-        <w:tc>
-          <w:tcPr>
-            <w:tcW w:w="2167" w:type="dxa"/>
+            <w:tcW w:w="1710" w:type="dxa"/>
+            <w:tcBorders>
+              <w:start w:val="single" w:sz="4" w:space="0" w:color="000000"/>
+              <w:bottom w:val="single" w:sz="4" w:space="0" w:color="000000"/>
+            </w:tcBorders>
+          </w:tcPr>
+          <w:p>
+            <w:pPr>
+              <w:pStyle w:val="TableContents"/>
+              <w:jc w:val="start"/>
+              <w:rPr/>
+            </w:pPr>
+            <w:r>
+              <w:rPr/>
+            </w:r>
+          </w:p>
+        </w:tc>
+        <w:tc>
+          <w:tcPr>
+            <w:tcW w:w="1167" w:type="dxa"/>
+            <w:tcBorders>
+              <w:start w:val="single" w:sz="4" w:space="0" w:color="000000"/>
+              <w:bottom w:val="single" w:sz="4" w:space="0" w:color="000000"/>
+            </w:tcBorders>
+          </w:tcPr>
+          <w:p>
+            <w:pPr>
+              <w:pStyle w:val="TableContents"/>
+              <w:jc w:val="start"/>
+              <w:rPr/>
+            </w:pPr>
+            <w:r>
+              <w:rPr/>
+            </w:r>
+          </w:p>
+        </w:tc>
+        <w:tc>
+          <w:tcPr>
+            <w:tcW w:w="1379" w:type="dxa"/>
             <w:tcBorders>
               <w:start w:val="single" w:sz="4" w:space="0" w:color="000000"/>
               <w:bottom w:val="single" w:sz="4" w:space="0" w:color="000000"/>
@@ -13102,7 +13220,7 @@
         <w:trPr/>
         <w:tc>
           <w:tcPr>
-            <w:tcW w:w="2166" w:type="dxa"/>
+            <w:tcW w:w="4410" w:type="dxa"/>
             <w:tcBorders>
               <w:start w:val="single" w:sz="4" w:space="0" w:color="000000"/>
               <w:bottom w:val="single" w:sz="4" w:space="0" w:color="000000"/>
@@ -13122,45 +13240,45 @@
         </w:tc>
         <w:tc>
           <w:tcPr>
-            <w:tcW w:w="2166" w:type="dxa"/>
-            <w:tcBorders>
-              <w:start w:val="single" w:sz="4" w:space="0" w:color="000000"/>
-              <w:bottom w:val="single" w:sz="4" w:space="0" w:color="000000"/>
-            </w:tcBorders>
-          </w:tcPr>
-          <w:p>
-            <w:pPr>
-              <w:pStyle w:val="TableContents"/>
-              <w:jc w:val="start"/>
-              <w:rPr/>
-            </w:pPr>
-            <w:r>
-              <w:rPr/>
-            </w:r>
-          </w:p>
-        </w:tc>
-        <w:tc>
-          <w:tcPr>
-            <w:tcW w:w="2167" w:type="dxa"/>
-            <w:tcBorders>
-              <w:start w:val="single" w:sz="4" w:space="0" w:color="000000"/>
-              <w:bottom w:val="single" w:sz="4" w:space="0" w:color="000000"/>
-            </w:tcBorders>
-          </w:tcPr>
-          <w:p>
-            <w:pPr>
-              <w:pStyle w:val="TableContents"/>
-              <w:jc w:val="start"/>
-              <w:rPr/>
-            </w:pPr>
-            <w:r>
-              <w:rPr/>
-            </w:r>
-          </w:p>
-        </w:tc>
-        <w:tc>
-          <w:tcPr>
-            <w:tcW w:w="2167" w:type="dxa"/>
+            <w:tcW w:w="1710" w:type="dxa"/>
+            <w:tcBorders>
+              <w:start w:val="single" w:sz="4" w:space="0" w:color="000000"/>
+              <w:bottom w:val="single" w:sz="4" w:space="0" w:color="000000"/>
+            </w:tcBorders>
+          </w:tcPr>
+          <w:p>
+            <w:pPr>
+              <w:pStyle w:val="TableContents"/>
+              <w:jc w:val="start"/>
+              <w:rPr/>
+            </w:pPr>
+            <w:r>
+              <w:rPr/>
+            </w:r>
+          </w:p>
+        </w:tc>
+        <w:tc>
+          <w:tcPr>
+            <w:tcW w:w="1167" w:type="dxa"/>
+            <w:tcBorders>
+              <w:start w:val="single" w:sz="4" w:space="0" w:color="000000"/>
+              <w:bottom w:val="single" w:sz="4" w:space="0" w:color="000000"/>
+            </w:tcBorders>
+          </w:tcPr>
+          <w:p>
+            <w:pPr>
+              <w:pStyle w:val="TableContents"/>
+              <w:jc w:val="start"/>
+              <w:rPr/>
+            </w:pPr>
+            <w:r>
+              <w:rPr/>
+            </w:r>
+          </w:p>
+        </w:tc>
+        <w:tc>
+          <w:tcPr>
+            <w:tcW w:w="1379" w:type="dxa"/>
             <w:tcBorders>
               <w:start w:val="single" w:sz="4" w:space="0" w:color="000000"/>
               <w:bottom w:val="single" w:sz="4" w:space="0" w:color="000000"/>
@@ -13184,7 +13302,7 @@
         <w:trPr/>
         <w:tc>
           <w:tcPr>
-            <w:tcW w:w="2166" w:type="dxa"/>
+            <w:tcW w:w="4410" w:type="dxa"/>
             <w:tcBorders>
               <w:start w:val="single" w:sz="4" w:space="0" w:color="000000"/>
               <w:bottom w:val="single" w:sz="4" w:space="0" w:color="000000"/>
@@ -13204,7 +13322,7 @@
         </w:tc>
         <w:tc>
           <w:tcPr>
-            <w:tcW w:w="2166" w:type="dxa"/>
+            <w:tcW w:w="1710" w:type="dxa"/>
             <w:tcBorders>
               <w:start w:val="single" w:sz="4" w:space="0" w:color="000000"/>
               <w:bottom w:val="single" w:sz="4" w:space="0" w:color="000000"/>
@@ -13224,7 +13342,7 @@
         </w:tc>
         <w:tc>
           <w:tcPr>
-            <w:tcW w:w="2167" w:type="dxa"/>
+            <w:tcW w:w="1167" w:type="dxa"/>
             <w:tcBorders>
               <w:start w:val="single" w:sz="4" w:space="0" w:color="000000"/>
               <w:bottom w:val="single" w:sz="4" w:space="0" w:color="000000"/>
@@ -13244,7 +13362,7 @@
         </w:tc>
         <w:tc>
           <w:tcPr>
-            <w:tcW w:w="2167" w:type="dxa"/>
+            <w:tcW w:w="1379" w:type="dxa"/>
             <w:tcBorders>
               <w:start w:val="single" w:sz="4" w:space="0" w:color="000000"/>
               <w:bottom w:val="single" w:sz="4" w:space="0" w:color="000000"/>
@@ -13268,7 +13386,7 @@
         <w:trPr/>
         <w:tc>
           <w:tcPr>
-            <w:tcW w:w="2166" w:type="dxa"/>
+            <w:tcW w:w="4410" w:type="dxa"/>
             <w:tcBorders>
               <w:start w:val="single" w:sz="4" w:space="0" w:color="000000"/>
               <w:bottom w:val="single" w:sz="4" w:space="0" w:color="000000"/>
@@ -13288,7 +13406,7 @@
         </w:tc>
         <w:tc>
           <w:tcPr>
-            <w:tcW w:w="2166" w:type="dxa"/>
+            <w:tcW w:w="1710" w:type="dxa"/>
             <w:tcBorders>
               <w:start w:val="single" w:sz="4" w:space="0" w:color="000000"/>
               <w:bottom w:val="single" w:sz="4" w:space="0" w:color="000000"/>
@@ -13308,7 +13426,7 @@
         </w:tc>
         <w:tc>
           <w:tcPr>
-            <w:tcW w:w="2167" w:type="dxa"/>
+            <w:tcW w:w="1167" w:type="dxa"/>
             <w:tcBorders>
               <w:start w:val="single" w:sz="4" w:space="0" w:color="000000"/>
               <w:bottom w:val="single" w:sz="4" w:space="0" w:color="000000"/>
@@ -13328,7 +13446,7 @@
         </w:tc>
         <w:tc>
           <w:tcPr>
-            <w:tcW w:w="2167" w:type="dxa"/>
+            <w:tcW w:w="1379" w:type="dxa"/>
             <w:tcBorders>
               <w:start w:val="single" w:sz="4" w:space="0" w:color="000000"/>
               <w:bottom w:val="single" w:sz="4" w:space="0" w:color="000000"/>
@@ -13352,7 +13470,7 @@
         <w:trPr/>
         <w:tc>
           <w:tcPr>
-            <w:tcW w:w="2166" w:type="dxa"/>
+            <w:tcW w:w="4410" w:type="dxa"/>
             <w:tcBorders>
               <w:start w:val="single" w:sz="4" w:space="0" w:color="000000"/>
               <w:bottom w:val="single" w:sz="4" w:space="0" w:color="000000"/>
@@ -13372,7 +13490,7 @@
         </w:tc>
         <w:tc>
           <w:tcPr>
-            <w:tcW w:w="2166" w:type="dxa"/>
+            <w:tcW w:w="1710" w:type="dxa"/>
             <w:tcBorders>
               <w:start w:val="single" w:sz="4" w:space="0" w:color="000000"/>
               <w:bottom w:val="single" w:sz="4" w:space="0" w:color="000000"/>
@@ -13392,7 +13510,7 @@
         </w:tc>
         <w:tc>
           <w:tcPr>
-            <w:tcW w:w="2167" w:type="dxa"/>
+            <w:tcW w:w="1167" w:type="dxa"/>
             <w:tcBorders>
               <w:start w:val="single" w:sz="4" w:space="0" w:color="000000"/>
               <w:bottom w:val="single" w:sz="4" w:space="0" w:color="000000"/>
@@ -13412,7 +13530,7 @@
         </w:tc>
         <w:tc>
           <w:tcPr>
-            <w:tcW w:w="2167" w:type="dxa"/>
+            <w:tcW w:w="1379" w:type="dxa"/>
             <w:tcBorders>
               <w:start w:val="single" w:sz="4" w:space="0" w:color="000000"/>
               <w:bottom w:val="single" w:sz="4" w:space="0" w:color="000000"/>
@@ -13436,7 +13554,7 @@
         <w:trPr/>
         <w:tc>
           <w:tcPr>
-            <w:tcW w:w="2166" w:type="dxa"/>
+            <w:tcW w:w="4410" w:type="dxa"/>
             <w:tcBorders>
               <w:start w:val="single" w:sz="4" w:space="0" w:color="000000"/>
               <w:bottom w:val="single" w:sz="4" w:space="0" w:color="000000"/>
@@ -13457,45 +13575,45 @@
         </w:tc>
         <w:tc>
           <w:tcPr>
-            <w:tcW w:w="2166" w:type="dxa"/>
-            <w:tcBorders>
-              <w:start w:val="single" w:sz="4" w:space="0" w:color="000000"/>
-              <w:bottom w:val="single" w:sz="4" w:space="0" w:color="000000"/>
-            </w:tcBorders>
-          </w:tcPr>
-          <w:p>
-            <w:pPr>
-              <w:pStyle w:val="TableContents"/>
-              <w:jc w:val="start"/>
-              <w:rPr/>
-            </w:pPr>
-            <w:r>
-              <w:rPr/>
-            </w:r>
-          </w:p>
-        </w:tc>
-        <w:tc>
-          <w:tcPr>
-            <w:tcW w:w="2167" w:type="dxa"/>
-            <w:tcBorders>
-              <w:start w:val="single" w:sz="4" w:space="0" w:color="000000"/>
-              <w:bottom w:val="single" w:sz="4" w:space="0" w:color="000000"/>
-            </w:tcBorders>
-          </w:tcPr>
-          <w:p>
-            <w:pPr>
-              <w:pStyle w:val="TableContents"/>
-              <w:jc w:val="start"/>
-              <w:rPr/>
-            </w:pPr>
-            <w:r>
-              <w:rPr/>
-            </w:r>
-          </w:p>
-        </w:tc>
-        <w:tc>
-          <w:tcPr>
-            <w:tcW w:w="2167" w:type="dxa"/>
+            <w:tcW w:w="1710" w:type="dxa"/>
+            <w:tcBorders>
+              <w:start w:val="single" w:sz="4" w:space="0" w:color="000000"/>
+              <w:bottom w:val="single" w:sz="4" w:space="0" w:color="000000"/>
+            </w:tcBorders>
+          </w:tcPr>
+          <w:p>
+            <w:pPr>
+              <w:pStyle w:val="TableContents"/>
+              <w:jc w:val="start"/>
+              <w:rPr/>
+            </w:pPr>
+            <w:r>
+              <w:rPr/>
+            </w:r>
+          </w:p>
+        </w:tc>
+        <w:tc>
+          <w:tcPr>
+            <w:tcW w:w="1167" w:type="dxa"/>
+            <w:tcBorders>
+              <w:start w:val="single" w:sz="4" w:space="0" w:color="000000"/>
+              <w:bottom w:val="single" w:sz="4" w:space="0" w:color="000000"/>
+            </w:tcBorders>
+          </w:tcPr>
+          <w:p>
+            <w:pPr>
+              <w:pStyle w:val="TableContents"/>
+              <w:jc w:val="start"/>
+              <w:rPr/>
+            </w:pPr>
+            <w:r>
+              <w:rPr/>
+            </w:r>
+          </w:p>
+        </w:tc>
+        <w:tc>
+          <w:tcPr>
+            <w:tcW w:w="1379" w:type="dxa"/>
             <w:tcBorders>
               <w:start w:val="single" w:sz="4" w:space="0" w:color="000000"/>
               <w:bottom w:val="single" w:sz="4" w:space="0" w:color="000000"/>
@@ -13564,8 +13682,8 @@
       <w:tblGrid>
         <w:gridCol w:w="1733"/>
         <w:gridCol w:w="1733"/>
-        <w:gridCol w:w="1731"/>
-        <w:gridCol w:w="1733"/>
+        <w:gridCol w:w="1730"/>
+        <w:gridCol w:w="1734"/>
         <w:gridCol w:w="1736"/>
       </w:tblGrid>
       <w:tr>
@@ -13616,7 +13734,7 @@
         </w:tc>
         <w:tc>
           <w:tcPr>
-            <w:tcW w:w="1731" w:type="dxa"/>
+            <w:tcW w:w="1730" w:type="dxa"/>
             <w:tcBorders>
               <w:top w:val="single" w:sz="4" w:space="0" w:color="000000"/>
               <w:start w:val="single" w:sz="4" w:space="0" w:color="000000"/>
@@ -13637,7 +13755,7 @@
         </w:tc>
         <w:tc>
           <w:tcPr>
-            <w:tcW w:w="1733" w:type="dxa"/>
+            <w:tcW w:w="1734" w:type="dxa"/>
             <w:tcBorders>
               <w:top w:val="single" w:sz="4" w:space="0" w:color="000000"/>
               <w:start w:val="single" w:sz="4" w:space="0" w:color="000000"/>
@@ -13723,26 +13841,26 @@
         </w:tc>
         <w:tc>
           <w:tcPr>
-            <w:tcW w:w="1731" w:type="dxa"/>
-            <w:tcBorders>
-              <w:start w:val="single" w:sz="4" w:space="0" w:color="000000"/>
-              <w:bottom w:val="single" w:sz="4" w:space="0" w:color="000000"/>
-            </w:tcBorders>
-          </w:tcPr>
-          <w:p>
-            <w:pPr>
-              <w:pStyle w:val="TableContents"/>
-              <w:jc w:val="start"/>
-              <w:rPr/>
-            </w:pPr>
-            <w:r>
-              <w:rPr/>
-            </w:r>
-          </w:p>
-        </w:tc>
-        <w:tc>
-          <w:tcPr>
-            <w:tcW w:w="1733" w:type="dxa"/>
+            <w:tcW w:w="1730" w:type="dxa"/>
+            <w:tcBorders>
+              <w:start w:val="single" w:sz="4" w:space="0" w:color="000000"/>
+              <w:bottom w:val="single" w:sz="4" w:space="0" w:color="000000"/>
+            </w:tcBorders>
+          </w:tcPr>
+          <w:p>
+            <w:pPr>
+              <w:pStyle w:val="TableContents"/>
+              <w:jc w:val="start"/>
+              <w:rPr/>
+            </w:pPr>
+            <w:r>
+              <w:rPr/>
+            </w:r>
+          </w:p>
+        </w:tc>
+        <w:tc>
+          <w:tcPr>
+            <w:tcW w:w="1734" w:type="dxa"/>
             <w:tcBorders>
               <w:start w:val="single" w:sz="4" w:space="0" w:color="000000"/>
               <w:bottom w:val="single" w:sz="4" w:space="0" w:color="000000"/>
@@ -13824,7 +13942,7 @@
         </w:tc>
         <w:tc>
           <w:tcPr>
-            <w:tcW w:w="1731" w:type="dxa"/>
+            <w:tcW w:w="1730" w:type="dxa"/>
             <w:tcBorders>
               <w:start w:val="single" w:sz="4" w:space="0" w:color="000000"/>
               <w:bottom w:val="single" w:sz="4" w:space="0" w:color="000000"/>
@@ -13844,7 +13962,7 @@
         </w:tc>
         <w:tc>
           <w:tcPr>
-            <w:tcW w:w="1733" w:type="dxa"/>
+            <w:tcW w:w="1734" w:type="dxa"/>
             <w:tcBorders>
               <w:start w:val="single" w:sz="4" w:space="0" w:color="000000"/>
               <w:bottom w:val="single" w:sz="4" w:space="0" w:color="000000"/>
@@ -13928,7 +14046,7 @@
         </w:tc>
         <w:tc>
           <w:tcPr>
-            <w:tcW w:w="1731" w:type="dxa"/>
+            <w:tcW w:w="1730" w:type="dxa"/>
             <w:tcBorders>
               <w:start w:val="single" w:sz="4" w:space="0" w:color="000000"/>
               <w:bottom w:val="single" w:sz="4" w:space="0" w:color="000000"/>
@@ -13948,7 +14066,7 @@
         </w:tc>
         <w:tc>
           <w:tcPr>
-            <w:tcW w:w="1733" w:type="dxa"/>
+            <w:tcW w:w="1734" w:type="dxa"/>
             <w:tcBorders>
               <w:start w:val="single" w:sz="4" w:space="0" w:color="000000"/>
               <w:bottom w:val="single" w:sz="4" w:space="0" w:color="000000"/>
@@ -14032,7 +14150,7 @@
         </w:tc>
         <w:tc>
           <w:tcPr>
-            <w:tcW w:w="1731" w:type="dxa"/>
+            <w:tcW w:w="1730" w:type="dxa"/>
             <w:tcBorders>
               <w:start w:val="single" w:sz="4" w:space="0" w:color="000000"/>
               <w:bottom w:val="single" w:sz="4" w:space="0" w:color="000000"/>
@@ -14052,7 +14170,7 @@
         </w:tc>
         <w:tc>
           <w:tcPr>
-            <w:tcW w:w="1733" w:type="dxa"/>
+            <w:tcW w:w="1734" w:type="dxa"/>
             <w:tcBorders>
               <w:start w:val="single" w:sz="4" w:space="0" w:color="000000"/>
               <w:bottom w:val="single" w:sz="4" w:space="0" w:color="000000"/>
@@ -14136,7 +14254,7 @@
         </w:tc>
         <w:tc>
           <w:tcPr>
-            <w:tcW w:w="1731" w:type="dxa"/>
+            <w:tcW w:w="1730" w:type="dxa"/>
             <w:tcBorders>
               <w:start w:val="single" w:sz="4" w:space="0" w:color="000000"/>
               <w:bottom w:val="single" w:sz="4" w:space="0" w:color="000000"/>
@@ -14156,7 +14274,7 @@
         </w:tc>
         <w:tc>
           <w:tcPr>
-            <w:tcW w:w="1733" w:type="dxa"/>
+            <w:tcW w:w="1734" w:type="dxa"/>
             <w:tcBorders>
               <w:start w:val="single" w:sz="4" w:space="0" w:color="000000"/>
               <w:bottom w:val="single" w:sz="4" w:space="0" w:color="000000"/>
@@ -14240,7 +14358,7 @@
         </w:tc>
         <w:tc>
           <w:tcPr>
-            <w:tcW w:w="1731" w:type="dxa"/>
+            <w:tcW w:w="1730" w:type="dxa"/>
             <w:tcBorders>
               <w:start w:val="single" w:sz="4" w:space="0" w:color="000000"/>
               <w:bottom w:val="single" w:sz="4" w:space="0" w:color="000000"/>
@@ -14260,7 +14378,7 @@
         </w:tc>
         <w:tc>
           <w:tcPr>
-            <w:tcW w:w="1733" w:type="dxa"/>
+            <w:tcW w:w="1734" w:type="dxa"/>
             <w:tcBorders>
               <w:start w:val="single" w:sz="4" w:space="0" w:color="000000"/>
               <w:bottom w:val="single" w:sz="4" w:space="0" w:color="000000"/>
@@ -14344,7 +14462,7 @@
         </w:tc>
         <w:tc>
           <w:tcPr>
-            <w:tcW w:w="1731" w:type="dxa"/>
+            <w:tcW w:w="1730" w:type="dxa"/>
             <w:tcBorders>
               <w:start w:val="single" w:sz="4" w:space="0" w:color="000000"/>
               <w:bottom w:val="single" w:sz="4" w:space="0" w:color="000000"/>
@@ -14364,7 +14482,7 @@
         </w:tc>
         <w:tc>
           <w:tcPr>
-            <w:tcW w:w="1733" w:type="dxa"/>
+            <w:tcW w:w="1734" w:type="dxa"/>
             <w:tcBorders>
               <w:start w:val="single" w:sz="4" w:space="0" w:color="000000"/>
               <w:bottom w:val="single" w:sz="4" w:space="0" w:color="000000"/>
@@ -14448,7 +14566,7 @@
         </w:tc>
         <w:tc>
           <w:tcPr>
-            <w:tcW w:w="1731" w:type="dxa"/>
+            <w:tcW w:w="1730" w:type="dxa"/>
             <w:tcBorders>
               <w:start w:val="single" w:sz="4" w:space="0" w:color="000000"/>
               <w:bottom w:val="single" w:sz="4" w:space="0" w:color="000000"/>
@@ -14468,7 +14586,7 @@
         </w:tc>
         <w:tc>
           <w:tcPr>
-            <w:tcW w:w="1733" w:type="dxa"/>
+            <w:tcW w:w="1734" w:type="dxa"/>
             <w:tcBorders>
               <w:start w:val="single" w:sz="4" w:space="0" w:color="000000"/>
               <w:bottom w:val="single" w:sz="4" w:space="0" w:color="000000"/>
@@ -14554,7 +14672,7 @@
         </w:tc>
         <w:tc>
           <w:tcPr>
-            <w:tcW w:w="1731" w:type="dxa"/>
+            <w:tcW w:w="1730" w:type="dxa"/>
             <w:tcBorders>
               <w:start w:val="single" w:sz="4" w:space="0" w:color="000000"/>
               <w:bottom w:val="single" w:sz="4" w:space="0" w:color="000000"/>
@@ -14575,7 +14693,7 @@
         </w:tc>
         <w:tc>
           <w:tcPr>
-            <w:tcW w:w="1733" w:type="dxa"/>
+            <w:tcW w:w="1734" w:type="dxa"/>
             <w:tcBorders>
               <w:start w:val="single" w:sz="4" w:space="0" w:color="000000"/>
               <w:bottom w:val="single" w:sz="4" w:space="0" w:color="000000"/>
@@ -14661,26 +14779,26 @@
         </w:tc>
         <w:tc>
           <w:tcPr>
-            <w:tcW w:w="1731" w:type="dxa"/>
-            <w:tcBorders>
-              <w:start w:val="single" w:sz="4" w:space="0" w:color="000000"/>
-              <w:bottom w:val="single" w:sz="4" w:space="0" w:color="000000"/>
-            </w:tcBorders>
-          </w:tcPr>
-          <w:p>
-            <w:pPr>
-              <w:pStyle w:val="TableContents"/>
-              <w:jc w:val="start"/>
-              <w:rPr/>
-            </w:pPr>
-            <w:r>
-              <w:rPr/>
-            </w:r>
-          </w:p>
-        </w:tc>
-        <w:tc>
-          <w:tcPr>
-            <w:tcW w:w="1733" w:type="dxa"/>
+            <w:tcW w:w="1730" w:type="dxa"/>
+            <w:tcBorders>
+              <w:start w:val="single" w:sz="4" w:space="0" w:color="000000"/>
+              <w:bottom w:val="single" w:sz="4" w:space="0" w:color="000000"/>
+            </w:tcBorders>
+          </w:tcPr>
+          <w:p>
+            <w:pPr>
+              <w:pStyle w:val="TableContents"/>
+              <w:jc w:val="start"/>
+              <w:rPr/>
+            </w:pPr>
+            <w:r>
+              <w:rPr/>
+            </w:r>
+          </w:p>
+        </w:tc>
+        <w:tc>
+          <w:tcPr>
+            <w:tcW w:w="1734" w:type="dxa"/>
             <w:tcBorders>
               <w:start w:val="single" w:sz="4" w:space="0" w:color="000000"/>
               <w:bottom w:val="single" w:sz="4" w:space="0" w:color="000000"/>
@@ -14762,7 +14880,7 @@
         </w:tc>
         <w:tc>
           <w:tcPr>
-            <w:tcW w:w="1731" w:type="dxa"/>
+            <w:tcW w:w="1730" w:type="dxa"/>
             <w:tcBorders>
               <w:start w:val="single" w:sz="4" w:space="0" w:color="000000"/>
               <w:bottom w:val="single" w:sz="4" w:space="0" w:color="000000"/>
@@ -14782,7 +14900,7 @@
         </w:tc>
         <w:tc>
           <w:tcPr>
-            <w:tcW w:w="1733" w:type="dxa"/>
+            <w:tcW w:w="1734" w:type="dxa"/>
             <w:tcBorders>
               <w:start w:val="single" w:sz="4" w:space="0" w:color="000000"/>
               <w:bottom w:val="single" w:sz="4" w:space="0" w:color="000000"/>
@@ -14866,7 +14984,7 @@
         </w:tc>
         <w:tc>
           <w:tcPr>
-            <w:tcW w:w="1731" w:type="dxa"/>
+            <w:tcW w:w="1730" w:type="dxa"/>
             <w:tcBorders>
               <w:start w:val="single" w:sz="4" w:space="0" w:color="000000"/>
               <w:bottom w:val="single" w:sz="4" w:space="0" w:color="000000"/>
@@ -14886,7 +15004,7 @@
         </w:tc>
         <w:tc>
           <w:tcPr>
-            <w:tcW w:w="1733" w:type="dxa"/>
+            <w:tcW w:w="1734" w:type="dxa"/>
             <w:tcBorders>
               <w:start w:val="single" w:sz="4" w:space="0" w:color="000000"/>
               <w:bottom w:val="single" w:sz="4" w:space="0" w:color="000000"/>
@@ -14970,7 +15088,7 @@
         </w:tc>
         <w:tc>
           <w:tcPr>
-            <w:tcW w:w="1731" w:type="dxa"/>
+            <w:tcW w:w="1730" w:type="dxa"/>
             <w:tcBorders>
               <w:start w:val="single" w:sz="4" w:space="0" w:color="000000"/>
               <w:bottom w:val="single" w:sz="4" w:space="0" w:color="000000"/>
@@ -14990,7 +15108,7 @@
         </w:tc>
         <w:tc>
           <w:tcPr>
-            <w:tcW w:w="1733" w:type="dxa"/>
+            <w:tcW w:w="1734" w:type="dxa"/>
             <w:tcBorders>
               <w:start w:val="single" w:sz="4" w:space="0" w:color="000000"/>
               <w:bottom w:val="single" w:sz="4" w:space="0" w:color="000000"/>
@@ -15074,7 +15192,7 @@
         </w:tc>
         <w:tc>
           <w:tcPr>
-            <w:tcW w:w="1731" w:type="dxa"/>
+            <w:tcW w:w="1730" w:type="dxa"/>
             <w:tcBorders>
               <w:start w:val="single" w:sz="4" w:space="0" w:color="000000"/>
               <w:bottom w:val="single" w:sz="4" w:space="0" w:color="000000"/>
@@ -15094,7 +15212,7 @@
         </w:tc>
         <w:tc>
           <w:tcPr>
-            <w:tcW w:w="1733" w:type="dxa"/>
+            <w:tcW w:w="1734" w:type="dxa"/>
             <w:tcBorders>
               <w:start w:val="single" w:sz="4" w:space="0" w:color="000000"/>
               <w:bottom w:val="single" w:sz="4" w:space="0" w:color="000000"/>
@@ -15178,7 +15296,7 @@
         </w:tc>
         <w:tc>
           <w:tcPr>
-            <w:tcW w:w="1731" w:type="dxa"/>
+            <w:tcW w:w="1730" w:type="dxa"/>
             <w:tcBorders>
               <w:start w:val="single" w:sz="4" w:space="0" w:color="000000"/>
               <w:bottom w:val="single" w:sz="4" w:space="0" w:color="000000"/>
@@ -15198,7 +15316,7 @@
         </w:tc>
         <w:tc>
           <w:tcPr>
-            <w:tcW w:w="1733" w:type="dxa"/>
+            <w:tcW w:w="1734" w:type="dxa"/>
             <w:tcBorders>
               <w:start w:val="single" w:sz="4" w:space="0" w:color="000000"/>
               <w:bottom w:val="single" w:sz="4" w:space="0" w:color="000000"/>
@@ -15282,7 +15400,7 @@
         </w:tc>
         <w:tc>
           <w:tcPr>
-            <w:tcW w:w="1731" w:type="dxa"/>
+            <w:tcW w:w="1730" w:type="dxa"/>
             <w:tcBorders>
               <w:start w:val="single" w:sz="4" w:space="0" w:color="000000"/>
               <w:bottom w:val="single" w:sz="4" w:space="0" w:color="000000"/>
@@ -15302,7 +15420,7 @@
         </w:tc>
         <w:tc>
           <w:tcPr>
-            <w:tcW w:w="1733" w:type="dxa"/>
+            <w:tcW w:w="1734" w:type="dxa"/>
             <w:tcBorders>
               <w:start w:val="single" w:sz="4" w:space="0" w:color="000000"/>
               <w:bottom w:val="single" w:sz="4" w:space="0" w:color="000000"/>
@@ -15386,7 +15504,7 @@
         </w:tc>
         <w:tc>
           <w:tcPr>
-            <w:tcW w:w="1731" w:type="dxa"/>
+            <w:tcW w:w="1730" w:type="dxa"/>
             <w:tcBorders>
               <w:start w:val="single" w:sz="4" w:space="0" w:color="000000"/>
               <w:bottom w:val="single" w:sz="4" w:space="0" w:color="000000"/>
@@ -15406,7 +15524,7 @@
         </w:tc>
         <w:tc>
           <w:tcPr>
-            <w:tcW w:w="1733" w:type="dxa"/>
+            <w:tcW w:w="1734" w:type="dxa"/>
             <w:tcBorders>
               <w:start w:val="single" w:sz="4" w:space="0" w:color="000000"/>
               <w:bottom w:val="single" w:sz="4" w:space="0" w:color="000000"/>
@@ -15492,7 +15610,7 @@
         </w:tc>
         <w:tc>
           <w:tcPr>
-            <w:tcW w:w="1731" w:type="dxa"/>
+            <w:tcW w:w="1730" w:type="dxa"/>
             <w:tcBorders>
               <w:start w:val="single" w:sz="4" w:space="0" w:color="000000"/>
               <w:bottom w:val="single" w:sz="4" w:space="0" w:color="000000"/>
@@ -15513,7 +15631,7 @@
         </w:tc>
         <w:tc>
           <w:tcPr>
-            <w:tcW w:w="1733" w:type="dxa"/>
+            <w:tcW w:w="1734" w:type="dxa"/>
             <w:tcBorders>
               <w:start w:val="single" w:sz="4" w:space="0" w:color="000000"/>
               <w:bottom w:val="single" w:sz="4" w:space="0" w:color="000000"/>
@@ -15601,7 +15719,7 @@
         </w:tc>
         <w:tc>
           <w:tcPr>
-            <w:tcW w:w="1731" w:type="dxa"/>
+            <w:tcW w:w="1730" w:type="dxa"/>
             <w:tcBorders>
               <w:start w:val="single" w:sz="4" w:space="0" w:color="000000"/>
               <w:bottom w:val="single" w:sz="4" w:space="0" w:color="000000"/>
@@ -15622,7 +15740,7 @@
         </w:tc>
         <w:tc>
           <w:tcPr>
-            <w:tcW w:w="1733" w:type="dxa"/>
+            <w:tcW w:w="1734" w:type="dxa"/>
             <w:tcBorders>
               <w:start w:val="single" w:sz="4" w:space="0" w:color="000000"/>
               <w:bottom w:val="single" w:sz="4" w:space="0" w:color="000000"/>
@@ -15710,7 +15828,7 @@
         </w:tc>
         <w:tc>
           <w:tcPr>
-            <w:tcW w:w="1731" w:type="dxa"/>
+            <w:tcW w:w="1730" w:type="dxa"/>
             <w:tcBorders>
               <w:start w:val="single" w:sz="4" w:space="0" w:color="000000"/>
               <w:bottom w:val="single" w:sz="4" w:space="0" w:color="000000"/>
@@ -15731,7 +15849,7 @@
         </w:tc>
         <w:tc>
           <w:tcPr>
-            <w:tcW w:w="1733" w:type="dxa"/>
+            <w:tcW w:w="1734" w:type="dxa"/>
             <w:tcBorders>
               <w:start w:val="single" w:sz="4" w:space="0" w:color="000000"/>
               <w:bottom w:val="single" w:sz="4" w:space="0" w:color="000000"/>
@@ -15818,7 +15936,7 @@
         </w:tc>
         <w:tc>
           <w:tcPr>
-            <w:tcW w:w="1731" w:type="dxa"/>
+            <w:tcW w:w="1730" w:type="dxa"/>
             <w:tcBorders>
               <w:start w:val="single" w:sz="4" w:space="0" w:color="000000"/>
               <w:bottom w:val="single" w:sz="4" w:space="0" w:color="000000"/>
@@ -15838,7 +15956,7 @@
         </w:tc>
         <w:tc>
           <w:tcPr>
-            <w:tcW w:w="1733" w:type="dxa"/>
+            <w:tcW w:w="1734" w:type="dxa"/>
             <w:tcBorders>
               <w:start w:val="single" w:sz="4" w:space="0" w:color="000000"/>
               <w:bottom w:val="single" w:sz="4" w:space="0" w:color="000000"/>
@@ -15937,85 +16055,6 @@
       <w:r>
         <w:rPr/>
         <w:t>3.1. Primjeri prikupljenih izvora</w:t>
-      </w:r>
-    </w:p>
-    <w:p>
-      <w:pPr>
-        <w:pStyle w:val="Normal"/>
-        <w:numPr>
-          <w:ilvl w:val="0"/>
-          <w:numId w:val="4"/>
-        </w:numPr>
-        <w:tabs>
-          <w:tab w:val="clear" w:pos="720"/>
-          <w:tab w:val="left" w:pos="0" w:leader="none"/>
-        </w:tabs>
-        <w:ind w:hanging="283" w:start="709"/>
-        <w:rPr/>
-      </w:pPr>
-      <w:r>
-        <w:rPr/>
-        <w:t>Zapisnik s intervjua s predstavnicom KUD "LOLA" Sarajevo</w:t>
-      </w:r>
-    </w:p>
-    <w:p>
-      <w:pPr>
-        <w:pStyle w:val="Normal"/>
-        <w:numPr>
-          <w:ilvl w:val="0"/>
-          <w:numId w:val="4"/>
-        </w:numPr>
-        <w:tabs>
-          <w:tab w:val="clear" w:pos="720"/>
-          <w:tab w:val="left" w:pos="0" w:leader="none"/>
-        </w:tabs>
-        <w:ind w:hanging="283" w:start="709"/>
-        <w:rPr/>
-      </w:pPr>
-      <w:r>
-        <w:rPr/>
-        <w:t>Reprezentativni dokument sa legalnim informacijama o KUD "LOLA" Sarajevo</w:t>
-      </w:r>
-    </w:p>
-    <w:p>
-      <w:pPr>
-        <w:pStyle w:val="Normal"/>
-        <w:numPr>
-          <w:ilvl w:val="0"/>
-          <w:numId w:val="4"/>
-        </w:numPr>
-        <w:tabs>
-          <w:tab w:val="clear" w:pos="720"/>
-          <w:tab w:val="left" w:pos="0" w:leader="none"/>
-        </w:tabs>
-        <w:ind w:hanging="283" w:start="709"/>
-        <w:rPr/>
-      </w:pPr>
-      <w:r>
-        <w:rPr/>
-        <w:t>Surogati: Sortly i Zoho</w:t>
-      </w:r>
-    </w:p>
-    <w:p>
-      <w:pPr>
-        <w:pStyle w:val="Heading2"/>
-        <w:rPr/>
-      </w:pPr>
-      <w:bookmarkStart w:id="29" w:name="__RefHeading___Toc9810_508891716"/>
-      <w:bookmarkEnd w:id="29"/>
-      <w:r>
-        <w:rPr/>
-        <w:t>3.2. Surogat: Sortly</w:t>
-      </w:r>
-    </w:p>
-    <w:p>
-      <w:pPr>
-        <w:pStyle w:val="Normal"/>
-        <w:rPr/>
-      </w:pPr>
-      <w:r>
-        <w:rPr/>
-        <w:t>Sortly - Simple Inventory Management Software</w:t>
       </w:r>
     </w:p>
     <w:p>
@@ -16032,6 +16071,85 @@
         <w:ind w:hanging="283" w:start="709"/>
         <w:rPr/>
       </w:pPr>
+      <w:r>
+        <w:rPr/>
+        <w:t>Zapisnik s intervjua s predstavnicom KUD „LOLA” Sarajevo</w:t>
+      </w:r>
+    </w:p>
+    <w:p>
+      <w:pPr>
+        <w:pStyle w:val="Normal"/>
+        <w:numPr>
+          <w:ilvl w:val="0"/>
+          <w:numId w:val="5"/>
+        </w:numPr>
+        <w:tabs>
+          <w:tab w:val="clear" w:pos="720"/>
+          <w:tab w:val="left" w:pos="0" w:leader="none"/>
+        </w:tabs>
+        <w:ind w:hanging="283" w:start="709"/>
+        <w:rPr/>
+      </w:pPr>
+      <w:r>
+        <w:rPr/>
+        <w:t>Reprezentativni dokument sa legalnim informacijama o KUD „LOLA” Sarajevo</w:t>
+      </w:r>
+    </w:p>
+    <w:p>
+      <w:pPr>
+        <w:pStyle w:val="Normal"/>
+        <w:numPr>
+          <w:ilvl w:val="0"/>
+          <w:numId w:val="5"/>
+        </w:numPr>
+        <w:tabs>
+          <w:tab w:val="clear" w:pos="720"/>
+          <w:tab w:val="left" w:pos="0" w:leader="none"/>
+        </w:tabs>
+        <w:ind w:hanging="283" w:start="709"/>
+        <w:rPr/>
+      </w:pPr>
+      <w:r>
+        <w:rPr/>
+        <w:t>Surogati: Sortly i Zoho</w:t>
+      </w:r>
+    </w:p>
+    <w:p>
+      <w:pPr>
+        <w:pStyle w:val="Heading2"/>
+        <w:rPr/>
+      </w:pPr>
+      <w:bookmarkStart w:id="29" w:name="__RefHeading___Toc9810_508891716"/>
+      <w:bookmarkEnd w:id="29"/>
+      <w:r>
+        <w:rPr/>
+        <w:t>3.2. Surogat: Sortly</w:t>
+      </w:r>
+    </w:p>
+    <w:p>
+      <w:pPr>
+        <w:pStyle w:val="Normal"/>
+        <w:rPr/>
+      </w:pPr>
+      <w:r>
+        <w:rPr/>
+        <w:t>Sortly - Simple Inventory Management Software</w:t>
+      </w:r>
+    </w:p>
+    <w:p>
+      <w:pPr>
+        <w:pStyle w:val="Normal"/>
+        <w:numPr>
+          <w:ilvl w:val="0"/>
+          <w:numId w:val="6"/>
+        </w:numPr>
+        <w:tabs>
+          <w:tab w:val="clear" w:pos="720"/>
+          <w:tab w:val="left" w:pos="0" w:leader="none"/>
+        </w:tabs>
+        <w:ind w:hanging="283" w:start="709"/>
+        <w:rPr/>
+      </w:pPr>
       <w:hyperlink r:id="rId8">
         <w:r>
           <w:rPr>
@@ -16046,7 +16164,7 @@
         <w:pStyle w:val="Normal"/>
         <w:numPr>
           <w:ilvl w:val="0"/>
-          <w:numId w:val="5"/>
+          <w:numId w:val="6"/>
         </w:numPr>
         <w:tabs>
           <w:tab w:val="clear" w:pos="720"/>
@@ -16090,6 +16208,259 @@
       </w:pPr>
       <w:r>
         <w:rPr/>
+        <mc:AlternateContent>
+          <mc:Choice Requires="wps">
+            <w:drawing>
+              <wp:anchor distT="0" distB="0" distL="0" distR="0" simplePos="0" relativeHeight="6" behindDoc="0" locked="0" layoutInCell="0" allowOverlap="1">
+                <wp:simplePos x="0" y="0"/>
+                <wp:positionH relativeFrom="column">
+                  <wp:posOffset>0</wp:posOffset>
+                </wp:positionH>
+                <wp:positionV relativeFrom="paragraph">
+                  <wp:posOffset>2988310</wp:posOffset>
+                </wp:positionV>
+                <wp:extent cx="5502910" cy="3484880"/>
+                <wp:effectExtent l="0" t="0" r="0" b="0"/>
+                <wp:wrapSquare wrapText="largest"/>
+                <wp:docPr id="7" name="Frame4"/>
+                <a:graphic xmlns:a="http://schemas.openxmlformats.org/drawingml/2006/main">
+                  <a:graphicData uri="http://schemas.microsoft.com/office/word/2010/wordprocessingShape">
+                    <wps:wsp>
+                      <wps:cNvSpPr/>
+                      <wps:spPr>
+                        <a:xfrm>
+                          <a:off x="0" y="0"/>
+                          <a:ext cx="5502960" cy="3484800"/>
+                        </a:xfrm>
+                        <a:prstGeom prst="rect">
+                          <a:avLst/>
+                        </a:prstGeom>
+                        <a:solidFill>
+                          <a:srgbClr val="FFFFFF"/>
+                        </a:solidFill>
+                        <a:ln w="0">
+                          <a:noFill/>
+                        </a:ln>
+                      </wps:spPr>
+                      <wps:style>
+                        <a:lnRef idx="0"/>
+                        <a:fillRef idx="0"/>
+                        <a:effectRef idx="0"/>
+                        <a:fontRef idx="minor"/>
+                      </wps:style>
+                      <wps:txbx>
+                        <w:txbxContent>
+                          <w:p>
+                            <w:pPr>
+                              <w:pStyle w:val="Slika"/>
+                              <w:spacing w:before="120" w:after="120"/>
+                              <w:jc w:val="center"/>
+                              <w:rPr/>
+                            </w:pPr>
+                            <w:r>
+                              <w:rPr>
+                                <w:color w:val="000000"/>
+                              </w:rPr>
+                              <w:drawing>
+                                <wp:inline distT="0" distB="0" distL="0" distR="0">
+                                  <wp:extent cx="5502910" cy="3136900"/>
+                                  <wp:effectExtent l="0" t="0" r="0" b="0"/>
+                                  <wp:docPr id="8" name="Image4"/>
+                                  <wp:cNvGraphicFramePr>
+                                    <a:graphicFrameLocks xmlns:a="http://schemas.openxmlformats.org/drawingml/2006/main" noChangeAspect="1"/>
+                                  </wp:cNvGraphicFramePr>
+                                  <a:graphic xmlns:a="http://schemas.openxmlformats.org/drawingml/2006/main">
+                                    <a:graphicData uri="http://schemas.openxmlformats.org/drawingml/2006/picture">
+                                      <pic:pic xmlns:pic="http://schemas.openxmlformats.org/drawingml/2006/picture">
+                                        <pic:nvPicPr>
+                                          <pic:cNvPr id="8" name="Image4"/>
+                                          <pic:cNvPicPr>
+                                            <a:picLocks noChangeAspect="1" noChangeArrowheads="1"/>
+                                          </pic:cNvPicPr>
+                                        </pic:nvPicPr>
+                                        <pic:blipFill>
+                                          <a:blip r:embed="rId10"/>
+                                          <a:stretch>
+                                            <a:fillRect/>
+                                          </a:stretch>
+                                        </pic:blipFill>
+                                        <pic:spPr bwMode="auto">
+                                          <a:xfrm>
+                                            <a:off x="0" y="0"/>
+                                            <a:ext cx="5502910" cy="3136900"/>
+                                          </a:xfrm>
+                                          <a:prstGeom prst="rect">
+                                            <a:avLst/>
+                                          </a:prstGeom>
+                                          <a:noFill/>
+                                        </pic:spPr>
+                                      </pic:pic>
+                                    </a:graphicData>
+                                  </a:graphic>
+                                </wp:inline>
+                              </w:drawing>
+                            </w:r>
+                            <w:r>
+                              <w:rPr>
+                                <w:color w:val="000000"/>
+                              </w:rPr>
+                              <w:t xml:space="preserve">Slika </w:t>
+                            </w:r>
+                            <w:r>
+                              <w:rPr>
+                                <w:color w:val="000000"/>
+                              </w:rPr>
+                              <w:fldChar w:fldCharType="begin"/>
+                            </w:r>
+                            <w:r>
+                              <w:rPr>
+                                <w:color w:val="000000"/>
+                              </w:rPr>
+                              <w:instrText xml:space="preserve"> SEQ Slika \* ARABIC </w:instrText>
+                            </w:r>
+                            <w:r>
+                              <w:rPr>
+                                <w:color w:val="000000"/>
+                              </w:rPr>
+                              <w:fldChar w:fldCharType="separate"/>
+                            </w:r>
+                            <w:r>
+                              <w:rPr>
+                                <w:color w:val="000000"/>
+                              </w:rPr>
+                              <w:t>4</w:t>
+                            </w:r>
+                            <w:r>
+                              <w:rPr>
+                                <w:color w:val="000000"/>
+                              </w:rPr>
+                              <w:fldChar w:fldCharType="end"/>
+                            </w:r>
+                            <w:r>
+                              <w:rPr>
+                                <w:color w:val="000000"/>
+                              </w:rPr>
+                              <w:t>: Primjer Sortly alata u uporabi</w:t>
+                            </w:r>
+                          </w:p>
+                        </w:txbxContent>
+                      </wps:txbx>
+                      <wps:bodyPr lIns="0" tIns="0" rIns="0" bIns="0" anchor="t">
+                        <a:noAutofit/>
+                      </wps:bodyPr>
+                    </wps:wsp>
+                  </a:graphicData>
+                </a:graphic>
+              </wp:anchor>
+            </w:drawing>
+          </mc:Choice>
+          <mc:Fallback>
+            <w:pict>
+              <v:rect id="shape_0" fillcolor="white" stroked="f" o:allowincell="f" style="position:absolute;margin-left:0pt;margin-top:235.3pt;width:433.25pt;height:274.35pt;mso-wrap-style:square;v-text-anchor:top">
+                <v:fill o:detectmouseclick="t" type="solid" color2="black"/>
+                <v:stroke color="#3465a4" joinstyle="round" endcap="flat"/>
+                <v:textbox>
+                  <w:txbxContent>
+                    <w:p>
+                      <w:pPr>
+                        <w:pStyle w:val="Slika"/>
+                        <w:spacing w:before="120" w:after="120"/>
+                        <w:jc w:val="center"/>
+                        <w:rPr/>
+                      </w:pPr>
+                      <w:r>
+                        <w:rPr>
+                          <w:color w:val="000000"/>
+                        </w:rPr>
+                        <w:drawing>
+                          <wp:inline distT="0" distB="0" distL="0" distR="0">
+                            <wp:extent cx="5502910" cy="3136900"/>
+                            <wp:effectExtent l="0" t="0" r="0" b="0"/>
+                            <wp:docPr id="9" name="Image4"/>
+                            <wp:cNvGraphicFramePr>
+                              <a:graphicFrameLocks xmlns:a="http://schemas.openxmlformats.org/drawingml/2006/main" noChangeAspect="1"/>
+                            </wp:cNvGraphicFramePr>
+                            <a:graphic xmlns:a="http://schemas.openxmlformats.org/drawingml/2006/main">
+                              <a:graphicData uri="http://schemas.openxmlformats.org/drawingml/2006/picture">
+                                <pic:pic xmlns:pic="http://schemas.openxmlformats.org/drawingml/2006/picture">
+                                  <pic:nvPicPr>
+                                    <pic:cNvPr id="9" name="Image4"/>
+                                    <pic:cNvPicPr>
+                                      <a:picLocks noChangeAspect="1" noChangeArrowheads="1"/>
+                                    </pic:cNvPicPr>
+                                  </pic:nvPicPr>
+                                  <pic:blipFill>
+                                    <a:blip r:embed="rId11"/>
+                                    <a:stretch>
+                                      <a:fillRect/>
+                                    </a:stretch>
+                                  </pic:blipFill>
+                                  <pic:spPr bwMode="auto">
+                                    <a:xfrm>
+                                      <a:off x="0" y="0"/>
+                                      <a:ext cx="5502910" cy="3136900"/>
+                                    </a:xfrm>
+                                    <a:prstGeom prst="rect">
+                                      <a:avLst/>
+                                    </a:prstGeom>
+                                    <a:noFill/>
+                                  </pic:spPr>
+                                </pic:pic>
+                              </a:graphicData>
+                            </a:graphic>
+                          </wp:inline>
+                        </w:drawing>
+                      </w:r>
+                      <w:r>
+                        <w:rPr>
+                          <w:color w:val="000000"/>
+                        </w:rPr>
+                        <w:t xml:space="preserve">Slika </w:t>
+                      </w:r>
+                      <w:r>
+                        <w:rPr>
+                          <w:color w:val="000000"/>
+                        </w:rPr>
+                        <w:fldChar w:fldCharType="begin"/>
+                      </w:r>
+                      <w:r>
+                        <w:rPr>
+                          <w:color w:val="000000"/>
+                        </w:rPr>
+                        <w:instrText xml:space="preserve"> SEQ Slika \* ARABIC </w:instrText>
+                      </w:r>
+                      <w:r>
+                        <w:rPr>
+                          <w:color w:val="000000"/>
+                        </w:rPr>
+                        <w:fldChar w:fldCharType="separate"/>
+                      </w:r>
+                      <w:r>
+                        <w:rPr>
+                          <w:color w:val="000000"/>
+                        </w:rPr>
+                        <w:t>4</w:t>
+                      </w:r>
+                      <w:r>
+                        <w:rPr>
+                          <w:color w:val="000000"/>
+                        </w:rPr>
+                        <w:fldChar w:fldCharType="end"/>
+                      </w:r>
+                      <w:r>
+                        <w:rPr>
+                          <w:color w:val="000000"/>
+                        </w:rPr>
+                        <w:t>: Primjer Sortly alata u uporabi</w:t>
+                      </w:r>
+                    </w:p>
+                  </w:txbxContent>
+                </v:textbox>
+                <w10:wrap type="square" side="largest"/>
+              </v:rect>
+            </w:pict>
+          </mc:Fallback>
+        </mc:AlternateContent>
         <mc:AlternateContent>
           <mc:Choice Requires="wps">
             <w:drawing>
@@ -16104,7 +16475,7 @@
                 <wp:extent cx="5502910" cy="3195955"/>
                 <wp:effectExtent l="0" t="0" r="0" b="0"/>
                 <wp:wrapSquare wrapText="largest"/>
-                <wp:docPr id="7" name="Frame5"/>
+                <wp:docPr id="10" name="Frame5"/>
                 <a:graphic xmlns:a="http://schemas.openxmlformats.org/drawingml/2006/main">
                   <a:graphicData uri="http://schemas.microsoft.com/office/word/2010/wordprocessingShape">
                     <wps:wsp>
@@ -16136,6 +16507,7 @@
                             <w:pPr>
                               <w:pStyle w:val="Slika"/>
                               <w:spacing w:before="120" w:after="120"/>
+                              <w:jc w:val="center"/>
                               <w:rPr/>
                             </w:pPr>
                             <w:r>
@@ -16146,7 +16518,7 @@
                                 <wp:inline distT="0" distB="0" distL="0" distR="0">
                                   <wp:extent cx="5502910" cy="2912110"/>
                                   <wp:effectExtent l="0" t="0" r="0" b="0"/>
-                                  <wp:docPr id="8" name="Image5"/>
+                                  <wp:docPr id="11" name="Image5"/>
                                   <wp:cNvGraphicFramePr>
                                     <a:graphicFrameLocks xmlns:a="http://schemas.openxmlformats.org/drawingml/2006/main" noChangeAspect="1"/>
                                   </wp:cNvGraphicFramePr>
@@ -16154,13 +16526,13 @@
                                     <a:graphicData uri="http://schemas.openxmlformats.org/drawingml/2006/picture">
                                       <pic:pic xmlns:pic="http://schemas.openxmlformats.org/drawingml/2006/picture">
                                         <pic:nvPicPr>
-                                          <pic:cNvPr id="8" name="Image5"/>
+                                          <pic:cNvPr id="11" name="Image5"/>
                                           <pic:cNvPicPr>
                                             <a:picLocks noChangeAspect="1" noChangeArrowheads="1"/>
                                           </pic:cNvPicPr>
                                         </pic:nvPicPr>
                                         <pic:blipFill>
-                                          <a:blip r:embed="rId10"/>
+                                          <a:blip r:embed="rId12"/>
                                           <a:stretch>
                                             <a:fillRect/>
                                           </a:stretch>
@@ -16246,6 +16618,7 @@
                       <w:pPr>
                         <w:pStyle w:val="Slika"/>
                         <w:spacing w:before="120" w:after="120"/>
+                        <w:jc w:val="center"/>
                         <w:rPr/>
                       </w:pPr>
                       <w:r>
@@ -16256,7 +16629,7 @@
                           <wp:inline distT="0" distB="0" distL="0" distR="0">
                             <wp:extent cx="5502910" cy="2912110"/>
                             <wp:effectExtent l="0" t="0" r="0" b="0"/>
-                            <wp:docPr id="9" name="Image5"/>
+                            <wp:docPr id="12" name="Image5"/>
                             <wp:cNvGraphicFramePr>
                               <a:graphicFrameLocks xmlns:a="http://schemas.openxmlformats.org/drawingml/2006/main" noChangeAspect="1"/>
                             </wp:cNvGraphicFramePr>
@@ -16264,13 +16637,13 @@
                               <a:graphicData uri="http://schemas.openxmlformats.org/drawingml/2006/picture">
                                 <pic:pic xmlns:pic="http://schemas.openxmlformats.org/drawingml/2006/picture">
                                   <pic:nvPicPr>
-                                    <pic:cNvPr id="9" name="Image5"/>
+                                    <pic:cNvPr id="12" name="Image5"/>
                                     <pic:cNvPicPr>
                                       <a:picLocks noChangeAspect="1" noChangeArrowheads="1"/>
                                     </pic:cNvPicPr>
                                   </pic:nvPicPr>
                                   <pic:blipFill>
-                                    <a:blip r:embed="rId11"/>
+                                    <a:blip r:embed="rId13"/>
                                     <a:stretch>
                                       <a:fillRect/>
                                     </a:stretch>
@@ -16350,257 +16723,6 @@
       </w:pPr>
       <w:r>
         <w:rPr/>
-        <mc:AlternateContent>
-          <mc:Choice Requires="wps">
-            <w:drawing>
-              <wp:anchor distT="0" distB="0" distL="0" distR="0" simplePos="0" relativeHeight="6" behindDoc="0" locked="0" layoutInCell="0" allowOverlap="1">
-                <wp:simplePos x="0" y="0"/>
-                <wp:positionH relativeFrom="column">
-                  <wp:align>center</wp:align>
-                </wp:positionH>
-                <wp:positionV relativeFrom="paragraph">
-                  <wp:posOffset>635</wp:posOffset>
-                </wp:positionV>
-                <wp:extent cx="5502910" cy="3834130"/>
-                <wp:effectExtent l="0" t="0" r="0" b="0"/>
-                <wp:wrapSquare wrapText="largest"/>
-                <wp:docPr id="10" name="Frame4"/>
-                <a:graphic xmlns:a="http://schemas.openxmlformats.org/drawingml/2006/main">
-                  <a:graphicData uri="http://schemas.microsoft.com/office/word/2010/wordprocessingShape">
-                    <wps:wsp>
-                      <wps:cNvSpPr/>
-                      <wps:spPr>
-                        <a:xfrm>
-                          <a:off x="0" y="0"/>
-                          <a:ext cx="5502960" cy="3834000"/>
-                        </a:xfrm>
-                        <a:prstGeom prst="rect">
-                          <a:avLst/>
-                        </a:prstGeom>
-                        <a:solidFill>
-                          <a:srgbClr val="FFFFFF"/>
-                        </a:solidFill>
-                        <a:ln w="0">
-                          <a:noFill/>
-                        </a:ln>
-                      </wps:spPr>
-                      <wps:style>
-                        <a:lnRef idx="0"/>
-                        <a:fillRef idx="0"/>
-                        <a:effectRef idx="0"/>
-                        <a:fontRef idx="minor"/>
-                      </wps:style>
-                      <wps:txbx>
-                        <w:txbxContent>
-                          <w:p>
-                            <w:pPr>
-                              <w:pStyle w:val="Slika"/>
-                              <w:spacing w:before="120" w:after="120"/>
-                              <w:rPr/>
-                            </w:pPr>
-                            <w:r>
-                              <w:rPr>
-                                <w:color w:val="000000"/>
-                              </w:rPr>
-                              <w:drawing>
-                                <wp:inline distT="0" distB="0" distL="0" distR="0">
-                                  <wp:extent cx="5502910" cy="3550285"/>
-                                  <wp:effectExtent l="0" t="0" r="0" b="0"/>
-                                  <wp:docPr id="11" name="Image4"/>
-                                  <wp:cNvGraphicFramePr>
-                                    <a:graphicFrameLocks xmlns:a="http://schemas.openxmlformats.org/drawingml/2006/main" noChangeAspect="1"/>
-                                  </wp:cNvGraphicFramePr>
-                                  <a:graphic xmlns:a="http://schemas.openxmlformats.org/drawingml/2006/main">
-                                    <a:graphicData uri="http://schemas.openxmlformats.org/drawingml/2006/picture">
-                                      <pic:pic xmlns:pic="http://schemas.openxmlformats.org/drawingml/2006/picture">
-                                        <pic:nvPicPr>
-                                          <pic:cNvPr id="11" name="Image4"/>
-                                          <pic:cNvPicPr>
-                                            <a:picLocks noChangeAspect="1" noChangeArrowheads="1"/>
-                                          </pic:cNvPicPr>
-                                        </pic:nvPicPr>
-                                        <pic:blipFill>
-                                          <a:blip r:embed="rId12"/>
-                                          <a:stretch>
-                                            <a:fillRect/>
-                                          </a:stretch>
-                                        </pic:blipFill>
-                                        <pic:spPr bwMode="auto">
-                                          <a:xfrm>
-                                            <a:off x="0" y="0"/>
-                                            <a:ext cx="5502910" cy="3550285"/>
-                                          </a:xfrm>
-                                          <a:prstGeom prst="rect">
-                                            <a:avLst/>
-                                          </a:prstGeom>
-                                          <a:noFill/>
-                                        </pic:spPr>
-                                      </pic:pic>
-                                    </a:graphicData>
-                                  </a:graphic>
-                                </wp:inline>
-                              </w:drawing>
-                            </w:r>
-                            <w:r>
-                              <w:rPr>
-                                <w:color w:val="000000"/>
-                              </w:rPr>
-                              <w:t xml:space="preserve">Slika </w:t>
-                            </w:r>
-                            <w:r>
-                              <w:rPr>
-                                <w:color w:val="000000"/>
-                              </w:rPr>
-                              <w:fldChar w:fldCharType="begin"/>
-                            </w:r>
-                            <w:r>
-                              <w:rPr>
-                                <w:color w:val="000000"/>
-                              </w:rPr>
-                              <w:instrText xml:space="preserve"> SEQ Slika \* ARABIC </w:instrText>
-                            </w:r>
-                            <w:r>
-                              <w:rPr>
-                                <w:color w:val="000000"/>
-                              </w:rPr>
-                              <w:fldChar w:fldCharType="separate"/>
-                            </w:r>
-                            <w:r>
-                              <w:rPr>
-                                <w:color w:val="000000"/>
-                              </w:rPr>
-                              <w:t>4</w:t>
-                            </w:r>
-                            <w:r>
-                              <w:rPr>
-                                <w:color w:val="000000"/>
-                              </w:rPr>
-                              <w:fldChar w:fldCharType="end"/>
-                            </w:r>
-                            <w:r>
-                              <w:rPr>
-                                <w:color w:val="000000"/>
-                              </w:rPr>
-                              <w:t>: Primjer Sortly alata u uporabi</w:t>
-                            </w:r>
-                          </w:p>
-                        </w:txbxContent>
-                      </wps:txbx>
-                      <wps:bodyPr lIns="0" tIns="0" rIns="0" bIns="0" anchor="t">
-                        <a:noAutofit/>
-                      </wps:bodyPr>
-                    </wps:wsp>
-                  </a:graphicData>
-                </a:graphic>
-              </wp:anchor>
-            </w:drawing>
-          </mc:Choice>
-          <mc:Fallback>
-            <w:pict>
-              <v:rect id="shape_0" fillcolor="white" stroked="f" o:allowincell="f" style="position:absolute;margin-left:0pt;margin-top:0.05pt;width:433.25pt;height:301.85pt;mso-wrap-style:square;v-text-anchor:top;mso-position-horizontal:center">
-                <v:fill o:detectmouseclick="t" type="solid" color2="black"/>
-                <v:stroke color="#3465a4" joinstyle="round" endcap="flat"/>
-                <v:textbox>
-                  <w:txbxContent>
-                    <w:p>
-                      <w:pPr>
-                        <w:pStyle w:val="Slika"/>
-                        <w:spacing w:before="120" w:after="120"/>
-                        <w:rPr/>
-                      </w:pPr>
-                      <w:r>
-                        <w:rPr>
-                          <w:color w:val="000000"/>
-                        </w:rPr>
-                        <w:drawing>
-                          <wp:inline distT="0" distB="0" distL="0" distR="0">
-                            <wp:extent cx="5502910" cy="3550285"/>
-                            <wp:effectExtent l="0" t="0" r="0" b="0"/>
-                            <wp:docPr id="12" name="Image4"/>
-                            <wp:cNvGraphicFramePr>
-                              <a:graphicFrameLocks xmlns:a="http://schemas.openxmlformats.org/drawingml/2006/main" noChangeAspect="1"/>
-                            </wp:cNvGraphicFramePr>
-                            <a:graphic xmlns:a="http://schemas.openxmlformats.org/drawingml/2006/main">
-                              <a:graphicData uri="http://schemas.openxmlformats.org/drawingml/2006/picture">
-                                <pic:pic xmlns:pic="http://schemas.openxmlformats.org/drawingml/2006/picture">
-                                  <pic:nvPicPr>
-                                    <pic:cNvPr id="12" name="Image4"/>
-                                    <pic:cNvPicPr>
-                                      <a:picLocks noChangeAspect="1" noChangeArrowheads="1"/>
-                                    </pic:cNvPicPr>
-                                  </pic:nvPicPr>
-                                  <pic:blipFill>
-                                    <a:blip r:embed="rId13"/>
-                                    <a:stretch>
-                                      <a:fillRect/>
-                                    </a:stretch>
-                                  </pic:blipFill>
-                                  <pic:spPr bwMode="auto">
-                                    <a:xfrm>
-                                      <a:off x="0" y="0"/>
-                                      <a:ext cx="5502910" cy="3550285"/>
-                                    </a:xfrm>
-                                    <a:prstGeom prst="rect">
-                                      <a:avLst/>
-                                    </a:prstGeom>
-                                    <a:noFill/>
-                                  </pic:spPr>
-                                </pic:pic>
-                              </a:graphicData>
-                            </a:graphic>
-                          </wp:inline>
-                        </w:drawing>
-                      </w:r>
-                      <w:r>
-                        <w:rPr>
-                          <w:color w:val="000000"/>
-                        </w:rPr>
-                        <w:t xml:space="preserve">Slika </w:t>
-                      </w:r>
-                      <w:r>
-                        <w:rPr>
-                          <w:color w:val="000000"/>
-                        </w:rPr>
-                        <w:fldChar w:fldCharType="begin"/>
-                      </w:r>
-                      <w:r>
-                        <w:rPr>
-                          <w:color w:val="000000"/>
-                        </w:rPr>
-                        <w:instrText xml:space="preserve"> SEQ Slika \* ARABIC </w:instrText>
-                      </w:r>
-                      <w:r>
-                        <w:rPr>
-                          <w:color w:val="000000"/>
-                        </w:rPr>
-                        <w:fldChar w:fldCharType="separate"/>
-                      </w:r>
-                      <w:r>
-                        <w:rPr>
-                          <w:color w:val="000000"/>
-                        </w:rPr>
-                        <w:t>4</w:t>
-                      </w:r>
-                      <w:r>
-                        <w:rPr>
-                          <w:color w:val="000000"/>
-                        </w:rPr>
-                        <w:fldChar w:fldCharType="end"/>
-                      </w:r>
-                      <w:r>
-                        <w:rPr>
-                          <w:color w:val="000000"/>
-                        </w:rPr>
-                        <w:t>: Primjer Sortly alata u uporabi</w:t>
-                      </w:r>
-                    </w:p>
-                  </w:txbxContent>
-                </v:textbox>
-                <w10:wrap type="square" side="largest"/>
-              </v:rect>
-            </w:pict>
-          </mc:Fallback>
-        </mc:AlternateContent>
       </w:r>
     </w:p>
     <w:p>
@@ -16640,7 +16762,7 @@
         <w:pStyle w:val="Normal"/>
         <w:numPr>
           <w:ilvl w:val="0"/>
-          <w:numId w:val="6"/>
+          <w:numId w:val="7"/>
         </w:numPr>
         <w:tabs>
           <w:tab w:val="clear" w:pos="720"/>
@@ -16663,7 +16785,7 @@
         <w:pStyle w:val="Normal"/>
         <w:numPr>
           <w:ilvl w:val="0"/>
-          <w:numId w:val="6"/>
+          <w:numId w:val="7"/>
         </w:numPr>
         <w:tabs>
           <w:tab w:val="clear" w:pos="720"/>
@@ -16734,6 +16856,7 @@
                             <w:pPr>
                               <w:pStyle w:val="Slika"/>
                               <w:spacing w:before="120" w:after="120"/>
+                              <w:jc w:val="center"/>
                               <w:rPr/>
                             </w:pPr>
                             <w:r>
@@ -16844,6 +16967,7 @@
                       <w:pPr>
                         <w:pStyle w:val="Slika"/>
                         <w:spacing w:before="120" w:after="120"/>
+                        <w:jc w:val="center"/>
                         <w:rPr/>
                       </w:pPr>
                       <w:r>
@@ -16985,7 +17109,7 @@
       <w:bookmarkEnd w:id="32"/>
       <w:r>
         <w:rPr/>
-        <w:t>4.1. Informacije o KUD "LOLA" Sarajevo</w:t>
+        <w:t>4.1. Informacije o KUD “LOLA” Sarajevo</w:t>
       </w:r>
     </w:p>
     <w:p>
@@ -17152,7 +17276,7 @@
             </w:pPr>
             <w:r>
               <w:rPr/>
-              <w:t>Kulturno-umjetničko društvo "LOLA" Sarajevo</w:t>
+              <w:t>Kulturno-umjetničko društvo „LOLA” Sarajevo</w:t>
             </w:r>
           </w:p>
         </w:tc>
@@ -17197,7 +17321,7 @@
             </w:pPr>
             <w:r>
               <w:rPr/>
-              <w:t>Cultural-Artistic Association "LOLA" Sarajevo</w:t>
+              <w:t>Cultural-Artistic Association „LOLA” Sarajevo</w:t>
             </w:r>
           </w:p>
         </w:tc>
@@ -17242,7 +17366,7 @@
             </w:pPr>
             <w:r>
               <w:rPr/>
-              <w:t>KUD "LOLA"</w:t>
+              <w:t>KUD „LOLA”</w:t>
             </w:r>
           </w:p>
         </w:tc>
@@ -17500,7 +17624,7 @@
         <w:pStyle w:val="Normal"/>
         <w:numPr>
           <w:ilvl w:val="0"/>
-          <w:numId w:val="7"/>
+          <w:numId w:val="8"/>
         </w:numPr>
         <w:tabs>
           <w:tab w:val="clear" w:pos="720"/>
@@ -17523,7 +17647,7 @@
         <w:pStyle w:val="Normal"/>
         <w:numPr>
           <w:ilvl w:val="0"/>
-          <w:numId w:val="7"/>
+          <w:numId w:val="8"/>
         </w:numPr>
         <w:tabs>
           <w:tab w:val="clear" w:pos="720"/>
@@ -17546,7 +17670,7 @@
         <w:pStyle w:val="Normal"/>
         <w:numPr>
           <w:ilvl w:val="0"/>
-          <w:numId w:val="7"/>
+          <w:numId w:val="8"/>
         </w:numPr>
         <w:tabs>
           <w:tab w:val="clear" w:pos="720"/>
@@ -17695,7 +17819,7 @@
             </w:pPr>
             <w:r>
               <w:rPr/>
-              <w:t>Glavni ured KUD "LOLA" Sarajevo</w:t>
+              <w:t>Glavni ured KUD „LOLA” Sarajevo</w:t>
             </w:r>
           </w:p>
         </w:tc>
@@ -17818,7 +17942,7 @@
         <w:pStyle w:val="Normal"/>
         <w:numPr>
           <w:ilvl w:val="0"/>
-          <w:numId w:val="8"/>
+          <w:numId w:val="9"/>
         </w:numPr>
         <w:tabs>
           <w:tab w:val="clear" w:pos="720"/>
@@ -17829,7 +17953,7 @@
       </w:pPr>
       <w:r>
         <w:rPr/>
-        <w:t>Željka Katavić, predsjednica skupštine KUD "LOLA" Sarajevo</w:t>
+        <w:t>Željka Katavić, predsjednica skupštine KUD „LOLA” Sarajevo</w:t>
       </w:r>
     </w:p>
     <w:p>
@@ -17861,7 +17985,7 @@
       </w:pPr>
       <w:r>
         <w:rPr/>
-        <w:t>Razgovor je vođen s predsjednicom skupštine KUD "LOLA" u svrhu prikupljanja zahtjeva i pojašnjenja trenutnih procesa upravljanja inventarom nošnje.</w:t>
+        <w:t>Razgovor je vođen s predsjednicom skupštine KUD „LOLA” u svrhu prikupljanja zahtjeva i pojašnjenja trenutnih procesa upravljanja inventarom nošnje.</w:t>
       </w:r>
     </w:p>
     <w:p>
@@ -18448,138 +18572,120 @@
   <w:abstractNum w:abstractNumId="1">
     <w:lvl w:ilvl="0">
       <w:start w:val="1"/>
-      <w:numFmt w:val="bullet"/>
-      <w:lvlText w:val=""/>
+      <w:numFmt w:val="none"/>
+      <w:suff w:val="nothing"/>
+      <w:lvlText w:val=""/>
       <w:lvlJc w:val="start"/>
       <w:pPr>
         <w:tabs>
-          <w:tab w:val="num" w:pos="709"/>
+          <w:tab w:val="num" w:pos="0"/>
         </w:tabs>
-        <w:ind w:start="709" w:hanging="283"/>
-      </w:pPr>
-      <w:rPr>
-        <w:rFonts w:ascii="Symbol" w:hAnsi="Symbol" w:cs="Symbol" w:hint="default"/>
-      </w:rPr>
+        <w:ind w:start="0" w:hanging="0"/>
+      </w:pPr>
     </w:lvl>
     <w:lvl w:ilvl="1">
       <w:start w:val="1"/>
-      <w:numFmt w:val="bullet"/>
-      <w:lvlText w:val=""/>
+      <w:numFmt w:val="none"/>
+      <w:suff w:val="nothing"/>
+      <w:lvlText w:val=""/>
       <w:lvlJc w:val="start"/>
       <w:pPr>
         <w:tabs>
-          <w:tab w:val="num" w:pos="1418"/>
+          <w:tab w:val="num" w:pos="0"/>
         </w:tabs>
-        <w:ind w:start="1418" w:hanging="283"/>
-      </w:pPr>
-      <w:rPr>
-        <w:rFonts w:ascii="Symbol" w:hAnsi="Symbol" w:cs="Symbol" w:hint="default"/>
-      </w:rPr>
+        <w:ind w:start="0" w:hanging="0"/>
+      </w:pPr>
     </w:lvl>
     <w:lvl w:ilvl="2">
       <w:start w:val="1"/>
-      <w:numFmt w:val="bullet"/>
-      <w:lvlText w:val=""/>
+      <w:numFmt w:val="none"/>
+      <w:suff w:val="nothing"/>
+      <w:lvlText w:val=""/>
       <w:lvlJc w:val="start"/>
       <w:pPr>
         <w:tabs>
-          <w:tab w:val="num" w:pos="2127"/>
+          <w:tab w:val="num" w:pos="0"/>
         </w:tabs>
-        <w:ind w:start="2127" w:hanging="283"/>
-      </w:pPr>
-      <w:rPr>
-        <w:rFonts w:ascii="Symbol" w:hAnsi="Symbol" w:cs="Symbol" w:hint="default"/>
-      </w:rPr>
+        <w:ind w:start="0" w:hanging="0"/>
+      </w:pPr>
     </w:lvl>
     <w:lvl w:ilvl="3">
       <w:start w:val="1"/>
-      <w:numFmt w:val="bullet"/>
-      <w:lvlText w:val=""/>
+      <w:numFmt w:val="none"/>
+      <w:suff w:val="nothing"/>
+      <w:lvlText w:val=""/>
       <w:lvlJc w:val="start"/>
       <w:pPr>
         <w:tabs>
-          <w:tab w:val="num" w:pos="2836"/>
+          <w:tab w:val="num" w:pos="0"/>
         </w:tabs>
-        <w:ind w:start="2836" w:hanging="283"/>
-      </w:pPr>
-      <w:rPr>
-        <w:rFonts w:ascii="Symbol" w:hAnsi="Symbol" w:cs="Symbol" w:hint="default"/>
-      </w:rPr>
+        <w:ind w:start="0" w:hanging="0"/>
+      </w:pPr>
     </w:lvl>
     <w:lvl w:ilvl="4">
       <w:start w:val="1"/>
-      <w:numFmt w:val="bullet"/>
-      <w:lvlText w:val=""/>
+      <w:numFmt w:val="none"/>
+      <w:suff w:val="nothing"/>
+      <w:lvlText w:val=""/>
       <w:lvlJc w:val="start"/>
       <w:pPr>
         <w:tabs>
-          <w:tab w:val="num" w:pos="3545"/>
+          <w:tab w:val="num" w:pos="0"/>
         </w:tabs>
-        <w:ind w:start="3545" w:hanging="283"/>
-      </w:pPr>
-      <w:rPr>
-        <w:rFonts w:ascii="Symbol" w:hAnsi="Symbol" w:cs="Symbol" w:hint="default"/>
-      </w:rPr>
+        <w:ind w:start="0" w:hanging="0"/>
+      </w:pPr>
     </w:lvl>
     <w:lvl w:ilvl="5">
       <w:start w:val="1"/>
-      <w:numFmt w:val="bullet"/>
-      <w:lvlText w:val=""/>
+      <w:numFmt w:val="none"/>
+      <w:suff w:val="nothing"/>
+      <w:lvlText w:val=""/>
       <w:lvlJc w:val="start"/>
       <w:pPr>
         <w:tabs>
-          <w:tab w:val="num" w:pos="4254"/>
+          <w:tab w:val="num" w:pos="0"/>
         </w:tabs>
-        <w:ind w:start="4254" w:hanging="283"/>
-      </w:pPr>
-      <w:rPr>
-        <w:rFonts w:ascii="Symbol" w:hAnsi="Symbol" w:cs="Symbol" w:hint="default"/>
-      </w:rPr>
+        <w:ind w:start="0" w:hanging="0"/>
+      </w:pPr>
     </w:lvl>
     <w:lvl w:ilvl="6">
       <w:start w:val="1"/>
-      <w:numFmt w:val="bullet"/>
-      <w:lvlText w:val=""/>
+      <w:numFmt w:val="none"/>
+      <w:suff w:val="nothing"/>
+      <w:lvlText w:val=""/>
       <w:lvlJc w:val="start"/>
       <w:pPr>
         <w:tabs>
-          <w:tab w:val="num" w:pos="4963"/>
+          <w:tab w:val="num" w:pos="0"/>
         </w:tabs>
-        <w:ind w:start="4963" w:hanging="283"/>
-      </w:pPr>
-      <w:rPr>
-        <w:rFonts w:ascii="Symbol" w:hAnsi="Symbol" w:cs="Symbol" w:hint="default"/>
-      </w:rPr>
+        <w:ind w:start="0" w:hanging="0"/>
+      </w:pPr>
     </w:lvl>
     <w:lvl w:ilvl="7">
       <w:start w:val="1"/>
-      <w:numFmt w:val="bullet"/>
-      <w:lvlText w:val=""/>
+      <w:numFmt w:val="none"/>
+      <w:suff w:val="nothing"/>
+      <w:lvlText w:val=""/>
       <w:lvlJc w:val="start"/>
       <w:pPr>
         <w:tabs>
-          <w:tab w:val="num" w:pos="5672"/>
+          <w:tab w:val="num" w:pos="0"/>
         </w:tabs>
-        <w:ind w:start="5672" w:hanging="283"/>
-      </w:pPr>
-      <w:rPr>
-        <w:rFonts w:ascii="Symbol" w:hAnsi="Symbol" w:cs="Symbol" w:hint="default"/>
-      </w:rPr>
+        <w:ind w:start="0" w:hanging="0"/>
+      </w:pPr>
     </w:lvl>
     <w:lvl w:ilvl="8">
       <w:start w:val="1"/>
-      <w:numFmt w:val="bullet"/>
-      <w:lvlText w:val=""/>
+      <w:numFmt w:val="none"/>
+      <w:suff w:val="nothing"/>
+      <w:lvlText w:val=""/>
       <w:lvlJc w:val="start"/>
       <w:pPr>
         <w:tabs>
-          <w:tab w:val="num" w:pos="6381"/>
+          <w:tab w:val="num" w:pos="0"/>
         </w:tabs>
-        <w:ind w:start="6381" w:hanging="283"/>
-      </w:pPr>
-      <w:rPr>
-        <w:rFonts w:ascii="Symbol" w:hAnsi="Symbol" w:cs="Symbol" w:hint="default"/>
-      </w:rPr>
+        <w:ind w:start="0" w:hanging="0"/>
+      </w:pPr>
     </w:lvl>
   </w:abstractNum>
   <w:abstractNum w:abstractNumId="2">
@@ -19270,8 +19376,8 @@
   <w:abstractNum w:abstractNumId="7">
     <w:lvl w:ilvl="0">
       <w:start w:val="1"/>
-      <w:numFmt w:val="decimal"/>
-      <w:lvlText w:val="%1."/>
+      <w:numFmt w:val="bullet"/>
+      <w:lvlText w:val=""/>
       <w:lvlJc w:val="start"/>
       <w:pPr>
         <w:tabs>
@@ -19279,12 +19385,14 @@
         </w:tabs>
         <w:ind w:start="709" w:hanging="283"/>
       </w:pPr>
-      <w:rPr/>
+      <w:rPr>
+        <w:rFonts w:ascii="Symbol" w:hAnsi="Symbol" w:cs="Symbol" w:hint="default"/>
+      </w:rPr>
     </w:lvl>
     <w:lvl w:ilvl="1">
       <w:start w:val="1"/>
-      <w:numFmt w:val="decimal"/>
-      <w:lvlText w:val="%2."/>
+      <w:numFmt w:val="bullet"/>
+      <w:lvlText w:val=""/>
       <w:lvlJc w:val="start"/>
       <w:pPr>
         <w:tabs>
@@ -19292,12 +19400,14 @@
         </w:tabs>
         <w:ind w:start="1418" w:hanging="283"/>
       </w:pPr>
-      <w:rPr/>
+      <w:rPr>
+        <w:rFonts w:ascii="Symbol" w:hAnsi="Symbol" w:cs="Symbol" w:hint="default"/>
+      </w:rPr>
     </w:lvl>
     <w:lvl w:ilvl="2">
       <w:start w:val="1"/>
-      <w:numFmt w:val="decimal"/>
-      <w:lvlText w:val="%3."/>
+      <w:numFmt w:val="bullet"/>
+      <w:lvlText w:val=""/>
       <w:lvlJc w:val="start"/>
       <w:pPr>
         <w:tabs>
@@ -19305,12 +19415,14 @@
         </w:tabs>
         <w:ind w:start="2127" w:hanging="283"/>
       </w:pPr>
-      <w:rPr/>
+      <w:rPr>
+        <w:rFonts w:ascii="Symbol" w:hAnsi="Symbol" w:cs="Symbol" w:hint="default"/>
+      </w:rPr>
     </w:lvl>
     <w:lvl w:ilvl="3">
       <w:start w:val="1"/>
-      <w:numFmt w:val="decimal"/>
-      <w:lvlText w:val="%4."/>
+      <w:numFmt w:val="bullet"/>
+      <w:lvlText w:val=""/>
       <w:lvlJc w:val="start"/>
       <w:pPr>
         <w:tabs>
@@ -19318,12 +19430,14 @@
         </w:tabs>
         <w:ind w:start="2836" w:hanging="283"/>
       </w:pPr>
-      <w:rPr/>
+      <w:rPr>
+        <w:rFonts w:ascii="Symbol" w:hAnsi="Symbol" w:cs="Symbol" w:hint="default"/>
+      </w:rPr>
     </w:lvl>
     <w:lvl w:ilvl="4">
       <w:start w:val="1"/>
-      <w:numFmt w:val="decimal"/>
-      <w:lvlText w:val="%5."/>
+      <w:numFmt w:val="bullet"/>
+      <w:lvlText w:val=""/>
       <w:lvlJc w:val="start"/>
       <w:pPr>
         <w:tabs>
@@ -19331,12 +19445,14 @@
         </w:tabs>
         <w:ind w:start="3545" w:hanging="283"/>
       </w:pPr>
-      <w:rPr/>
+      <w:rPr>
+        <w:rFonts w:ascii="Symbol" w:hAnsi="Symbol" w:cs="Symbol" w:hint="default"/>
+      </w:rPr>
     </w:lvl>
     <w:lvl w:ilvl="5">
       <w:start w:val="1"/>
-      <w:numFmt w:val="decimal"/>
-      <w:lvlText w:val="%6."/>
+      <w:numFmt w:val="bullet"/>
+      <w:lvlText w:val=""/>
       <w:lvlJc w:val="start"/>
       <w:pPr>
         <w:tabs>
@@ -19344,12 +19460,14 @@
         </w:tabs>
         <w:ind w:start="4254" w:hanging="283"/>
       </w:pPr>
-      <w:rPr/>
+      <w:rPr>
+        <w:rFonts w:ascii="Symbol" w:hAnsi="Symbol" w:cs="Symbol" w:hint="default"/>
+      </w:rPr>
     </w:lvl>
     <w:lvl w:ilvl="6">
       <w:start w:val="1"/>
-      <w:numFmt w:val="decimal"/>
-      <w:lvlText w:val="%7."/>
+      <w:numFmt w:val="bullet"/>
+      <w:lvlText w:val=""/>
       <w:lvlJc w:val="start"/>
       <w:pPr>
         <w:tabs>
@@ -19357,12 +19475,14 @@
         </w:tabs>
         <w:ind w:start="4963" w:hanging="283"/>
       </w:pPr>
-      <w:rPr/>
+      <w:rPr>
+        <w:rFonts w:ascii="Symbol" w:hAnsi="Symbol" w:cs="Symbol" w:hint="default"/>
+      </w:rPr>
     </w:lvl>
     <w:lvl w:ilvl="7">
       <w:start w:val="1"/>
-      <w:numFmt w:val="decimal"/>
-      <w:lvlText w:val="%8."/>
+      <w:numFmt w:val="bullet"/>
+      <w:lvlText w:val=""/>
       <w:lvlJc w:val="start"/>
       <w:pPr>
         <w:tabs>
@@ -19370,12 +19490,14 @@
         </w:tabs>
         <w:ind w:start="5672" w:hanging="283"/>
       </w:pPr>
-      <w:rPr/>
+      <w:rPr>
+        <w:rFonts w:ascii="Symbol" w:hAnsi="Symbol" w:cs="Symbol" w:hint="default"/>
+      </w:rPr>
     </w:lvl>
     <w:lvl w:ilvl="8">
       <w:start w:val="1"/>
-      <w:numFmt w:val="decimal"/>
-      <w:lvlText w:val="%9."/>
+      <w:numFmt w:val="bullet"/>
+      <w:lvlText w:val=""/>
       <w:lvlJc w:val="start"/>
       <w:pPr>
         <w:tabs>
@@ -19383,7 +19505,9 @@
         </w:tabs>
         <w:ind w:start="6381" w:hanging="283"/>
       </w:pPr>
-      <w:rPr/>
+      <w:rPr>
+        <w:rFonts w:ascii="Symbol" w:hAnsi="Symbol" w:cs="Symbol" w:hint="default"/>
+      </w:rPr>
     </w:lvl>
   </w:abstractNum>
   <w:abstractNum w:abstractNumId="8">
@@ -19506,6 +19630,125 @@
     </w:lvl>
   </w:abstractNum>
   <w:abstractNum w:abstractNumId="9">
+    <w:lvl w:ilvl="0">
+      <w:start w:val="1"/>
+      <w:numFmt w:val="decimal"/>
+      <w:lvlText w:val="%1."/>
+      <w:lvlJc w:val="start"/>
+      <w:pPr>
+        <w:tabs>
+          <w:tab w:val="num" w:pos="709"/>
+        </w:tabs>
+        <w:ind w:start="709" w:hanging="283"/>
+      </w:pPr>
+      <w:rPr/>
+    </w:lvl>
+    <w:lvl w:ilvl="1">
+      <w:start w:val="1"/>
+      <w:numFmt w:val="decimal"/>
+      <w:lvlText w:val="%2."/>
+      <w:lvlJc w:val="start"/>
+      <w:pPr>
+        <w:tabs>
+          <w:tab w:val="num" w:pos="1418"/>
+        </w:tabs>
+        <w:ind w:start="1418" w:hanging="283"/>
+      </w:pPr>
+      <w:rPr/>
+    </w:lvl>
+    <w:lvl w:ilvl="2">
+      <w:start w:val="1"/>
+      <w:numFmt w:val="decimal"/>
+      <w:lvlText w:val="%3."/>
+      <w:lvlJc w:val="start"/>
+      <w:pPr>
+        <w:tabs>
+          <w:tab w:val="num" w:pos="2127"/>
+        </w:tabs>
+        <w:ind w:start="2127" w:hanging="283"/>
+      </w:pPr>
+      <w:rPr/>
+    </w:lvl>
+    <w:lvl w:ilvl="3">
+      <w:start w:val="1"/>
+      <w:numFmt w:val="decimal"/>
+      <w:lvlText w:val="%4."/>
+      <w:lvlJc w:val="start"/>
+      <w:pPr>
+        <w:tabs>
+          <w:tab w:val="num" w:pos="2836"/>
+        </w:tabs>
+        <w:ind w:start="2836" w:hanging="283"/>
+      </w:pPr>
+      <w:rPr/>
+    </w:lvl>
+    <w:lvl w:ilvl="4">
+      <w:start w:val="1"/>
+      <w:numFmt w:val="decimal"/>
+      <w:lvlText w:val="%5."/>
+      <w:lvlJc w:val="start"/>
+      <w:pPr>
+        <w:tabs>
+          <w:tab w:val="num" w:pos="3545"/>
+        </w:tabs>
+        <w:ind w:start="3545" w:hanging="283"/>
+      </w:pPr>
+      <w:rPr/>
+    </w:lvl>
+    <w:lvl w:ilvl="5">
+      <w:start w:val="1"/>
+      <w:numFmt w:val="decimal"/>
+      <w:lvlText w:val="%6."/>
+      <w:lvlJc w:val="start"/>
+      <w:pPr>
+        <w:tabs>
+          <w:tab w:val="num" w:pos="4254"/>
+        </w:tabs>
+        <w:ind w:start="4254" w:hanging="283"/>
+      </w:pPr>
+      <w:rPr/>
+    </w:lvl>
+    <w:lvl w:ilvl="6">
+      <w:start w:val="1"/>
+      <w:numFmt w:val="decimal"/>
+      <w:lvlText w:val="%7."/>
+      <w:lvlJc w:val="start"/>
+      <w:pPr>
+        <w:tabs>
+          <w:tab w:val="num" w:pos="4963"/>
+        </w:tabs>
+        <w:ind w:start="4963" w:hanging="283"/>
+      </w:pPr>
+      <w:rPr/>
+    </w:lvl>
+    <w:lvl w:ilvl="7">
+      <w:start w:val="1"/>
+      <w:numFmt w:val="decimal"/>
+      <w:lvlText w:val="%8."/>
+      <w:lvlJc w:val="start"/>
+      <w:pPr>
+        <w:tabs>
+          <w:tab w:val="num" w:pos="5672"/>
+        </w:tabs>
+        <w:ind w:start="5672" w:hanging="283"/>
+      </w:pPr>
+      <w:rPr/>
+    </w:lvl>
+    <w:lvl w:ilvl="8">
+      <w:start w:val="1"/>
+      <w:numFmt w:val="decimal"/>
+      <w:lvlText w:val="%9."/>
+      <w:lvlJc w:val="start"/>
+      <w:pPr>
+        <w:tabs>
+          <w:tab w:val="num" w:pos="6381"/>
+        </w:tabs>
+        <w:ind w:start="6381" w:hanging="283"/>
+      </w:pPr>
+      <w:rPr/>
+    </w:lvl>
+  </w:abstractNum>
+  <w:abstractNum w:abstractNumId="10">
     <w:lvl w:ilvl="0">
       <w:start w:val="1"/>
       <w:numFmt w:val="bullet"/>
@@ -19626,7 +19869,7 @@
       <w:rPr/>
     </w:lvl>
   </w:abstractNum>
-  <w:abstractNum w:abstractNumId="10">
+  <w:abstractNum w:abstractNumId="11">
     <w:lvl w:ilvl="0">
       <w:start w:val="1"/>
       <w:numFmt w:val="decimal"/>
@@ -19745,7 +19988,7 @@
       <w:rPr/>
     </w:lvl>
   </w:abstractNum>
-  <w:abstractNum w:abstractNumId="11">
+  <w:abstractNum w:abstractNumId="12">
     <w:lvl w:ilvl="0">
       <w:start w:val="1"/>
       <w:numFmt w:val="bullet"/>
@@ -19866,7 +20109,7 @@
       <w:rPr/>
     </w:lvl>
   </w:abstractNum>
-  <w:abstractNum w:abstractNumId="12">
+  <w:abstractNum w:abstractNumId="13">
     <w:lvl w:ilvl="0">
       <w:start w:val="1"/>
       <w:numFmt w:val="decimal"/>
@@ -19983,125 +20226,6 @@
         <w:ind w:start="0" w:hanging="0"/>
       </w:pPr>
       <w:rPr/>
-    </w:lvl>
-  </w:abstractNum>
-  <w:abstractNum w:abstractNumId="13">
-    <w:lvl w:ilvl="0">
-      <w:start w:val="1"/>
-      <w:numFmt w:val="none"/>
-      <w:suff w:val="nothing"/>
-      <w:lvlText w:val=""/>
-      <w:lvlJc w:val="start"/>
-      <w:pPr>
-        <w:tabs>
-          <w:tab w:val="num" w:pos="0"/>
-        </w:tabs>
-        <w:ind w:start="0" w:hanging="0"/>
-      </w:pPr>
-    </w:lvl>
-    <w:lvl w:ilvl="1">
-      <w:start w:val="1"/>
-      <w:numFmt w:val="none"/>
-      <w:suff w:val="nothing"/>
-      <w:lvlText w:val=""/>
-      <w:lvlJc w:val="start"/>
-      <w:pPr>
-        <w:tabs>
-          <w:tab w:val="num" w:pos="0"/>
-        </w:tabs>
-        <w:ind w:start="0" w:hanging="0"/>
-      </w:pPr>
-    </w:lvl>
-    <w:lvl w:ilvl="2">
-      <w:start w:val="1"/>
-      <w:numFmt w:val="none"/>
-      <w:suff w:val="nothing"/>
-      <w:lvlText w:val=""/>
-      <w:lvlJc w:val="start"/>
-      <w:pPr>
-        <w:tabs>
-          <w:tab w:val="num" w:pos="0"/>
-        </w:tabs>
-        <w:ind w:start="0" w:hanging="0"/>
-      </w:pPr>
-    </w:lvl>
-    <w:lvl w:ilvl="3">
-      <w:start w:val="1"/>
-      <w:numFmt w:val="none"/>
-      <w:suff w:val="nothing"/>
-      <w:lvlText w:val=""/>
-      <w:lvlJc w:val="start"/>
-      <w:pPr>
-        <w:tabs>
-          <w:tab w:val="num" w:pos="0"/>
-        </w:tabs>
-        <w:ind w:start="0" w:hanging="0"/>
-      </w:pPr>
-    </w:lvl>
-    <w:lvl w:ilvl="4">
-      <w:start w:val="1"/>
-      <w:numFmt w:val="none"/>
-      <w:suff w:val="nothing"/>
-      <w:lvlText w:val=""/>
-      <w:lvlJc w:val="start"/>
-      <w:pPr>
-        <w:tabs>
-          <w:tab w:val="num" w:pos="0"/>
-        </w:tabs>
-        <w:ind w:start="0" w:hanging="0"/>
-      </w:pPr>
-    </w:lvl>
-    <w:lvl w:ilvl="5">
-      <w:start w:val="1"/>
-      <w:numFmt w:val="none"/>
-      <w:suff w:val="nothing"/>
-      <w:lvlText w:val=""/>
-      <w:lvlJc w:val="start"/>
-      <w:pPr>
-        <w:tabs>
-          <w:tab w:val="num" w:pos="0"/>
-        </w:tabs>
-        <w:ind w:start="0" w:hanging="0"/>
-      </w:pPr>
-    </w:lvl>
-    <w:lvl w:ilvl="6">
-      <w:start w:val="1"/>
-      <w:numFmt w:val="none"/>
-      <w:suff w:val="nothing"/>
-      <w:lvlText w:val=""/>
-      <w:lvlJc w:val="start"/>
-      <w:pPr>
-        <w:tabs>
-          <w:tab w:val="num" w:pos="0"/>
-        </w:tabs>
-        <w:ind w:start="0" w:hanging="0"/>
-      </w:pPr>
-    </w:lvl>
-    <w:lvl w:ilvl="7">
-      <w:start w:val="1"/>
-      <w:numFmt w:val="none"/>
-      <w:suff w:val="nothing"/>
-      <w:lvlText w:val=""/>
-      <w:lvlJc w:val="start"/>
-      <w:pPr>
-        <w:tabs>
-          <w:tab w:val="num" w:pos="0"/>
-        </w:tabs>
-        <w:ind w:start="0" w:hanging="0"/>
-      </w:pPr>
-    </w:lvl>
-    <w:lvl w:ilvl="8">
-      <w:start w:val="1"/>
-      <w:numFmt w:val="none"/>
-      <w:suff w:val="nothing"/>
-      <w:lvlText w:val=""/>
-      <w:lvlJc w:val="start"/>
-      <w:pPr>
-        <w:tabs>
-          <w:tab w:val="num" w:pos="0"/>
-        </w:tabs>
-        <w:ind w:start="0" w:hanging="0"/>
-      </w:pPr>
     </w:lvl>
   </w:abstractNum>
   <w:num w:numId="1">
@@ -20144,13 +20268,13 @@
     <w:abstractNumId w:val="13"/>
   </w:num>
   <w:num w:numId="14">
-    <w:abstractNumId w:val="11"/>
+    <w:abstractNumId w:val="12"/>
     <w:lvlOverride w:ilvl="0">
       <w:startOverride w:val="1"/>
     </w:lvlOverride>
   </w:num>
   <w:num w:numId="15">
-    <w:abstractNumId w:val="12"/>
+    <w:abstractNumId w:val="13"/>
     <w:lvlOverride w:ilvl="0">
       <w:startOverride w:val="1"/>
     </w:lvlOverride>
